--- a/data/exports/kcet-vector-algebra_revision_notes.docx
+++ b/data/exports/kcet-vector-algebra_revision_notes.docx
@@ -189,7 +189,7 @@
                 <w:color w:val="2D3748"/>
                 <w:sz w:val="19"/>
               </w:rPr>
-              <w:t>Kcet Vector Algebra - Core Application</w:t>
+              <w:t>Dot Product, Projections &amp; Orthogonality</w:t>
             </w:r>
           </w:p>
         </w:tc>
@@ -209,7 +209,7 @@
               <w:rPr>
                 <w:sz w:val="19"/>
               </w:rPr>
-              <w:t>36 PYQs</w:t>
+              <w:t>26 PYQs</w:t>
             </w:r>
           </w:p>
         </w:tc>
@@ -230,7 +230,442 @@
                 <w:color w:val="718096"/>
                 <w:sz w:val="19"/>
               </w:rPr>
-              <w:t>General Concept</w:t>
+              <w:t>Scalar Product</w:t>
+            </w:r>
+          </w:p>
+        </w:tc>
+      </w:tr>
+      <w:tr>
+        <w:tc>
+          <w:tcPr>
+            <w:tcW w:type="dxa" w:w="2160"/>
+            <w:shd w:fill="FFFFFF"/>
+            <w:tcMar>
+              <w:top w:w="80" w:type="dxa"/>
+              <w:bottom w:w="80" w:type="dxa"/>
+              <w:left w:w="150" w:type="dxa"/>
+              <w:right w:w="150" w:type="dxa"/>
+            </w:tcMar>
+          </w:tcPr>
+          <w:p>
+            <w:r>
+              <w:rPr>
+                <w:b/>
+                <w:color w:val="C53030"/>
+                <w:sz w:val="19"/>
+              </w:rPr>
+              <w:t>Very High</w:t>
+            </w:r>
+          </w:p>
+        </w:tc>
+        <w:tc>
+          <w:tcPr>
+            <w:tcW w:type="dxa" w:w="4320"/>
+            <w:shd w:fill="FFFFFF"/>
+            <w:tcMar>
+              <w:top w:w="80" w:type="dxa"/>
+              <w:bottom w:w="80" w:type="dxa"/>
+              <w:left w:w="150" w:type="dxa"/>
+              <w:right w:w="150" w:type="dxa"/>
+            </w:tcMar>
+          </w:tcPr>
+          <w:p>
+            <w:r>
+              <w:rPr>
+                <w:b/>
+                <w:color w:val="2D3748"/>
+                <w:sz w:val="19"/>
+              </w:rPr>
+              <w:t>Cross Product &amp; Geometric Areas</w:t>
+            </w:r>
+          </w:p>
+        </w:tc>
+        <w:tc>
+          <w:tcPr>
+            <w:tcW w:type="dxa" w:w="1728"/>
+            <w:shd w:fill="FFFFFF"/>
+            <w:tcMar>
+              <w:top w:w="80" w:type="dxa"/>
+              <w:bottom w:w="80" w:type="dxa"/>
+              <w:left w:w="150" w:type="dxa"/>
+              <w:right w:w="150" w:type="dxa"/>
+            </w:tcMar>
+          </w:tcPr>
+          <w:p>
+            <w:r>
+              <w:rPr>
+                <w:sz w:val="19"/>
+              </w:rPr>
+              <w:t>16 PYQs</w:t>
+            </w:r>
+          </w:p>
+        </w:tc>
+        <w:tc>
+          <w:tcPr>
+            <w:tcW w:type="dxa" w:w="1872"/>
+            <w:shd w:fill="FFFFFF"/>
+            <w:tcMar>
+              <w:top w:w="80" w:type="dxa"/>
+              <w:bottom w:w="80" w:type="dxa"/>
+              <w:left w:w="150" w:type="dxa"/>
+              <w:right w:w="150" w:type="dxa"/>
+            </w:tcMar>
+          </w:tcPr>
+          <w:p>
+            <w:r>
+              <w:rPr>
+                <w:color w:val="718096"/>
+                <w:sz w:val="19"/>
+              </w:rPr>
+              <w:t>Vector Product</w:t>
+            </w:r>
+          </w:p>
+        </w:tc>
+      </w:tr>
+      <w:tr>
+        <w:tc>
+          <w:tcPr>
+            <w:tcW w:type="dxa" w:w="2160"/>
+            <w:shd w:fill="F7FAFC"/>
+            <w:tcMar>
+              <w:top w:w="80" w:type="dxa"/>
+              <w:bottom w:w="80" w:type="dxa"/>
+              <w:left w:w="150" w:type="dxa"/>
+              <w:right w:w="150" w:type="dxa"/>
+            </w:tcMar>
+          </w:tcPr>
+          <w:p>
+            <w:r>
+              <w:rPr>
+                <w:b/>
+                <w:color w:val="718096"/>
+                <w:sz w:val="19"/>
+              </w:rPr>
+              <w:t>Moderate</w:t>
+            </w:r>
+          </w:p>
+        </w:tc>
+        <w:tc>
+          <w:tcPr>
+            <w:tcW w:type="dxa" w:w="4320"/>
+            <w:shd w:fill="F7FAFC"/>
+            <w:tcMar>
+              <w:top w:w="80" w:type="dxa"/>
+              <w:bottom w:w="80" w:type="dxa"/>
+              <w:left w:w="150" w:type="dxa"/>
+              <w:right w:w="150" w:type="dxa"/>
+            </w:tcMar>
+          </w:tcPr>
+          <w:p>
+            <w:r>
+              <w:rPr>
+                <w:b/>
+                <w:color w:val="2D3748"/>
+                <w:sz w:val="19"/>
+              </w:rPr>
+              <w:t>Scalar Triple Product (Box Product) &amp; Coplanarity</w:t>
+            </w:r>
+          </w:p>
+        </w:tc>
+        <w:tc>
+          <w:tcPr>
+            <w:tcW w:type="dxa" w:w="1728"/>
+            <w:shd w:fill="F7FAFC"/>
+            <w:tcMar>
+              <w:top w:w="80" w:type="dxa"/>
+              <w:bottom w:w="80" w:type="dxa"/>
+              <w:left w:w="150" w:type="dxa"/>
+              <w:right w:w="150" w:type="dxa"/>
+            </w:tcMar>
+          </w:tcPr>
+          <w:p>
+            <w:r>
+              <w:rPr>
+                <w:sz w:val="19"/>
+              </w:rPr>
+              <w:t>5 PYQs</w:t>
+            </w:r>
+          </w:p>
+        </w:tc>
+        <w:tc>
+          <w:tcPr>
+            <w:tcW w:type="dxa" w:w="1872"/>
+            <w:shd w:fill="F7FAFC"/>
+            <w:tcMar>
+              <w:top w:w="80" w:type="dxa"/>
+              <w:bottom w:w="80" w:type="dxa"/>
+              <w:left w:w="150" w:type="dxa"/>
+              <w:right w:w="150" w:type="dxa"/>
+            </w:tcMar>
+          </w:tcPr>
+          <w:p>
+            <w:r>
+              <w:rPr>
+                <w:color w:val="718096"/>
+                <w:sz w:val="19"/>
+              </w:rPr>
+              <w:t>Volume &amp; Coplanarity</w:t>
+            </w:r>
+          </w:p>
+        </w:tc>
+      </w:tr>
+      <w:tr>
+        <w:tc>
+          <w:tcPr>
+            <w:tcW w:type="dxa" w:w="2160"/>
+            <w:shd w:fill="FFFFFF"/>
+            <w:tcMar>
+              <w:top w:w="80" w:type="dxa"/>
+              <w:bottom w:w="80" w:type="dxa"/>
+              <w:left w:w="150" w:type="dxa"/>
+              <w:right w:w="150" w:type="dxa"/>
+            </w:tcMar>
+          </w:tcPr>
+          <w:p>
+            <w:r>
+              <w:rPr>
+                <w:b/>
+                <w:color w:val="718096"/>
+                <w:sz w:val="19"/>
+              </w:rPr>
+              <w:t>Standard</w:t>
+            </w:r>
+          </w:p>
+        </w:tc>
+        <w:tc>
+          <w:tcPr>
+            <w:tcW w:type="dxa" w:w="4320"/>
+            <w:shd w:fill="FFFFFF"/>
+            <w:tcMar>
+              <w:top w:w="80" w:type="dxa"/>
+              <w:bottom w:w="80" w:type="dxa"/>
+              <w:left w:w="150" w:type="dxa"/>
+              <w:right w:w="150" w:type="dxa"/>
+            </w:tcMar>
+          </w:tcPr>
+          <w:p>
+            <w:r>
+              <w:rPr>
+                <w:b/>
+                <w:color w:val="2D3748"/>
+                <w:sz w:val="19"/>
+              </w:rPr>
+              <w:t>Vector Triple Product &amp; Lagrange Identity</w:t>
+            </w:r>
+          </w:p>
+        </w:tc>
+        <w:tc>
+          <w:tcPr>
+            <w:tcW w:type="dxa" w:w="1728"/>
+            <w:shd w:fill="FFFFFF"/>
+            <w:tcMar>
+              <w:top w:w="80" w:type="dxa"/>
+              <w:bottom w:w="80" w:type="dxa"/>
+              <w:left w:w="150" w:type="dxa"/>
+              <w:right w:w="150" w:type="dxa"/>
+            </w:tcMar>
+          </w:tcPr>
+          <w:p>
+            <w:r>
+              <w:rPr>
+                <w:sz w:val="19"/>
+              </w:rPr>
+              <w:t>1 PYQs</w:t>
+            </w:r>
+          </w:p>
+        </w:tc>
+        <w:tc>
+          <w:tcPr>
+            <w:tcW w:type="dxa" w:w="1872"/>
+            <w:shd w:fill="FFFFFF"/>
+            <w:tcMar>
+              <w:top w:w="80" w:type="dxa"/>
+              <w:bottom w:w="80" w:type="dxa"/>
+              <w:left w:w="150" w:type="dxa"/>
+              <w:right w:w="150" w:type="dxa"/>
+            </w:tcMar>
+          </w:tcPr>
+          <w:p>
+            <w:r>
+              <w:rPr>
+                <w:color w:val="718096"/>
+                <w:sz w:val="19"/>
+              </w:rPr>
+              <w:t>Triple Products</w:t>
+            </w:r>
+          </w:p>
+        </w:tc>
+      </w:tr>
+      <w:tr>
+        <w:tc>
+          <w:tcPr>
+            <w:tcW w:type="dxa" w:w="2160"/>
+            <w:shd w:fill="F7FAFC"/>
+            <w:tcMar>
+              <w:top w:w="80" w:type="dxa"/>
+              <w:bottom w:w="80" w:type="dxa"/>
+              <w:left w:w="150" w:type="dxa"/>
+              <w:right w:w="150" w:type="dxa"/>
+            </w:tcMar>
+          </w:tcPr>
+          <w:p>
+            <w:r>
+              <w:rPr>
+                <w:b/>
+                <w:color w:val="718096"/>
+                <w:sz w:val="19"/>
+              </w:rPr>
+              <w:t>Standard</w:t>
+            </w:r>
+          </w:p>
+        </w:tc>
+        <w:tc>
+          <w:tcPr>
+            <w:tcW w:type="dxa" w:w="4320"/>
+            <w:shd w:fill="F7FAFC"/>
+            <w:tcMar>
+              <w:top w:w="80" w:type="dxa"/>
+              <w:bottom w:w="80" w:type="dxa"/>
+              <w:left w:w="150" w:type="dxa"/>
+              <w:right w:w="150" w:type="dxa"/>
+            </w:tcMar>
+          </w:tcPr>
+          <w:p>
+            <w:r>
+              <w:rPr>
+                <w:b/>
+                <w:color w:val="2D3748"/>
+                <w:sz w:val="19"/>
+              </w:rPr>
+              <w:t>Linear Combination &amp; Vector Equations</w:t>
+            </w:r>
+          </w:p>
+        </w:tc>
+        <w:tc>
+          <w:tcPr>
+            <w:tcW w:type="dxa" w:w="1728"/>
+            <w:shd w:fill="F7FAFC"/>
+            <w:tcMar>
+              <w:top w:w="80" w:type="dxa"/>
+              <w:bottom w:w="80" w:type="dxa"/>
+              <w:left w:w="150" w:type="dxa"/>
+              <w:right w:w="150" w:type="dxa"/>
+            </w:tcMar>
+          </w:tcPr>
+          <w:p>
+            <w:r>
+              <w:rPr>
+                <w:sz w:val="19"/>
+              </w:rPr>
+              <w:t>1 PYQs</w:t>
+            </w:r>
+          </w:p>
+        </w:tc>
+        <w:tc>
+          <w:tcPr>
+            <w:tcW w:type="dxa" w:w="1872"/>
+            <w:shd w:fill="F7FAFC"/>
+            <w:tcMar>
+              <w:top w:w="80" w:type="dxa"/>
+              <w:bottom w:w="80" w:type="dxa"/>
+              <w:left w:w="150" w:type="dxa"/>
+              <w:right w:w="150" w:type="dxa"/>
+            </w:tcMar>
+          </w:tcPr>
+          <w:p>
+            <w:r>
+              <w:rPr>
+                <w:color w:val="718096"/>
+                <w:sz w:val="19"/>
+              </w:rPr>
+              <w:t>Vector Equations</w:t>
+            </w:r>
+          </w:p>
+        </w:tc>
+      </w:tr>
+      <w:tr>
+        <w:tc>
+          <w:tcPr>
+            <w:tcW w:type="dxa" w:w="2160"/>
+            <w:shd w:fill="FFFFFF"/>
+            <w:tcMar>
+              <w:top w:w="80" w:type="dxa"/>
+              <w:bottom w:w="80" w:type="dxa"/>
+              <w:left w:w="150" w:type="dxa"/>
+              <w:right w:w="150" w:type="dxa"/>
+            </w:tcMar>
+          </w:tcPr>
+          <w:p>
+            <w:r>
+              <w:rPr>
+                <w:b/>
+                <w:color w:val="718096"/>
+                <w:sz w:val="19"/>
+              </w:rPr>
+              <w:t>Standard</w:t>
+            </w:r>
+          </w:p>
+        </w:tc>
+        <w:tc>
+          <w:tcPr>
+            <w:tcW w:type="dxa" w:w="4320"/>
+            <w:shd w:fill="FFFFFF"/>
+            <w:tcMar>
+              <w:top w:w="80" w:type="dxa"/>
+              <w:bottom w:w="80" w:type="dxa"/>
+              <w:left w:w="150" w:type="dxa"/>
+              <w:right w:w="150" w:type="dxa"/>
+            </w:tcMar>
+          </w:tcPr>
+          <w:p>
+            <w:r>
+              <w:rPr>
+                <w:b/>
+                <w:color w:val="2D3748"/>
+                <w:sz w:val="19"/>
+              </w:rPr>
+              <w:t>Section Formula, Collinearity &amp; Centroids</w:t>
+            </w:r>
+          </w:p>
+        </w:tc>
+        <w:tc>
+          <w:tcPr>
+            <w:tcW w:type="dxa" w:w="1728"/>
+            <w:shd w:fill="FFFFFF"/>
+            <w:tcMar>
+              <w:top w:w="80" w:type="dxa"/>
+              <w:bottom w:w="80" w:type="dxa"/>
+              <w:left w:w="150" w:type="dxa"/>
+              <w:right w:w="150" w:type="dxa"/>
+            </w:tcMar>
+          </w:tcPr>
+          <w:p>
+            <w:r>
+              <w:rPr>
+                <w:sz w:val="19"/>
+              </w:rPr>
+              <w:t>0 PYQs</w:t>
+            </w:r>
+          </w:p>
+        </w:tc>
+        <w:tc>
+          <w:tcPr>
+            <w:tcW w:type="dxa" w:w="1872"/>
+            <w:shd w:fill="FFFFFF"/>
+            <w:tcMar>
+              <w:top w:w="80" w:type="dxa"/>
+              <w:bottom w:w="80" w:type="dxa"/>
+              <w:left w:w="150" w:type="dxa"/>
+              <w:right w:w="150" w:type="dxa"/>
+            </w:tcMar>
+          </w:tcPr>
+          <w:p>
+            <w:r>
+              <w:rPr>
+                <w:color w:val="718096"/>
+                <w:sz w:val="19"/>
+              </w:rPr>
+              <w:t>Geometry &amp; Position Vectors</w:t>
             </w:r>
           </w:p>
         </w:tc>
@@ -311,6 +746,282 @@
           </w:p>
         </w:tc>
       </w:tr>
+      <w:tr>
+        <w:tc>
+          <w:tcPr>
+            <w:tcW w:type="dxa" w:w="3600"/>
+            <w:shd w:fill="F7FAFC"/>
+            <w:tcMar>
+              <w:top w:w="100" w:type="dxa"/>
+              <w:bottom w:w="100" w:type="dxa"/>
+              <w:left w:w="150" w:type="dxa"/>
+              <w:right w:w="150" w:type="dxa"/>
+            </w:tcMar>
+          </w:tcPr>
+          <w:p>
+            <w:r>
+              <w:rPr>
+                <w:b/>
+                <w:color w:val="1A365D"/>
+                <w:sz w:val="19"/>
+              </w:rPr>
+              <w:t>Dot Product, Projections &amp; Orthogonality</w:t>
+            </w:r>
+          </w:p>
+        </w:tc>
+        <w:tc>
+          <w:tcPr>
+            <w:tcW w:type="dxa" w:w="6480"/>
+            <w:shd w:fill="F7FAFC"/>
+            <w:tcMar>
+              <w:top w:w="100" w:type="dxa"/>
+              <w:bottom w:w="100" w:type="dxa"/>
+              <w:left w:w="150" w:type="dxa"/>
+              <w:right w:w="150" w:type="dxa"/>
+            </w:tcMar>
+          </w:tcPr>
+          <w:p>
+            <w:r>
+              <w:rPr>
+                <w:rFonts w:ascii="Cambria Math" w:hAnsi="Cambria Math"/>
+                <w:color w:val="2D3748"/>
+                <w:sz w:val="19"/>
+              </w:rPr>
+              <w:t>\vec{a} \cdot \vec{b} = |\vec{a}| |\vec{b}| \cos\theta, \quad \vec{a} \perp \vec{b} \iff \vec{a} \cdot \vec{b} = 0, \quad \text{Proj}_{\vec{b}} \vec{a} = \frac{\vec{a} \cdot \vec{b}}{|\vec{b}|}</w:t>
+            </w:r>
+          </w:p>
+        </w:tc>
+      </w:tr>
+      <w:tr>
+        <w:tc>
+          <w:tcPr>
+            <w:tcW w:type="dxa" w:w="3600"/>
+            <w:shd w:fill="FFFFFF"/>
+            <w:tcMar>
+              <w:top w:w="100" w:type="dxa"/>
+              <w:bottom w:w="100" w:type="dxa"/>
+              <w:left w:w="150" w:type="dxa"/>
+              <w:right w:w="150" w:type="dxa"/>
+            </w:tcMar>
+          </w:tcPr>
+          <w:p>
+            <w:r>
+              <w:rPr>
+                <w:b/>
+                <w:color w:val="1A365D"/>
+                <w:sz w:val="19"/>
+              </w:rPr>
+              <w:t>Cross Product &amp; Geometric Areas</w:t>
+            </w:r>
+          </w:p>
+        </w:tc>
+        <w:tc>
+          <w:tcPr>
+            <w:tcW w:type="dxa" w:w="6480"/>
+            <w:shd w:fill="FFFFFF"/>
+            <w:tcMar>
+              <w:top w:w="100" w:type="dxa"/>
+              <w:bottom w:w="100" w:type="dxa"/>
+              <w:left w:w="150" w:type="dxa"/>
+              <w:right w:w="150" w:type="dxa"/>
+            </w:tcMar>
+          </w:tcPr>
+          <w:p>
+            <w:r>
+              <w:rPr>
+                <w:rFonts w:ascii="Cambria Math" w:hAnsi="Cambria Math"/>
+                <w:color w:val="2D3748"/>
+                <w:sz w:val="19"/>
+              </w:rPr>
+              <w:t>\vec{a} \times \vec{b} = \begin{vmatrix} \hat{i} &amp; \hat{j} &amp; \hat{k} \\ a_x &amp; a_y &amp; a_z \\ b_x &amp; b_y &amp; b_z \end{vmatrix}, \quad \text{Area}_{\triangle} = \frac{1}{2} |\vec{a} \times \vec{b}|, \quad \hat{n} = \pm \frac{\vec{a} \times \vec{b}}{|\vec{a} \times \vec{b}|}</w:t>
+            </w:r>
+          </w:p>
+        </w:tc>
+      </w:tr>
+      <w:tr>
+        <w:tc>
+          <w:tcPr>
+            <w:tcW w:type="dxa" w:w="3600"/>
+            <w:shd w:fill="F7FAFC"/>
+            <w:tcMar>
+              <w:top w:w="100" w:type="dxa"/>
+              <w:bottom w:w="100" w:type="dxa"/>
+              <w:left w:w="150" w:type="dxa"/>
+              <w:right w:w="150" w:type="dxa"/>
+            </w:tcMar>
+          </w:tcPr>
+          <w:p>
+            <w:r>
+              <w:rPr>
+                <w:b/>
+                <w:color w:val="1A365D"/>
+                <w:sz w:val="19"/>
+              </w:rPr>
+              <w:t>Scalar Triple Product (Box Product) &amp; Coplanarity</w:t>
+            </w:r>
+          </w:p>
+        </w:tc>
+        <w:tc>
+          <w:tcPr>
+            <w:tcW w:type="dxa" w:w="6480"/>
+            <w:shd w:fill="F7FAFC"/>
+            <w:tcMar>
+              <w:top w:w="100" w:type="dxa"/>
+              <w:bottom w:w="100" w:type="dxa"/>
+              <w:left w:w="150" w:type="dxa"/>
+              <w:right w:w="150" w:type="dxa"/>
+            </w:tcMar>
+          </w:tcPr>
+          <w:p>
+            <w:r>
+              <w:rPr>
+                <w:rFonts w:ascii="Cambria Math" w:hAnsi="Cambria Math"/>
+                <w:color w:val="2D3748"/>
+                <w:sz w:val="19"/>
+              </w:rPr>
+              <w:t>[\vec{a}\; \vec{b}\; \vec{c}] = \vec{a} \cdot (\vec{b} \times \vec{c}) = \begin{vmatrix} a_x &amp; a_y &amp; a_z \\ b_x &amp; b_y &amp; b_z \\ c_x &amp; c_y &amp; c_z \end{vmatrix}, \quad [\vec{a}\; \vec{b}\; \vec{c}] = 0 \iff \text{coplanar}</w:t>
+            </w:r>
+          </w:p>
+        </w:tc>
+      </w:tr>
+      <w:tr>
+        <w:tc>
+          <w:tcPr>
+            <w:tcW w:type="dxa" w:w="3600"/>
+            <w:shd w:fill="FFFFFF"/>
+            <w:tcMar>
+              <w:top w:w="100" w:type="dxa"/>
+              <w:bottom w:w="100" w:type="dxa"/>
+              <w:left w:w="150" w:type="dxa"/>
+              <w:right w:w="150" w:type="dxa"/>
+            </w:tcMar>
+          </w:tcPr>
+          <w:p>
+            <w:r>
+              <w:rPr>
+                <w:b/>
+                <w:color w:val="1A365D"/>
+                <w:sz w:val="19"/>
+              </w:rPr>
+              <w:t>Vector Triple Product &amp; Lagrange Identity</w:t>
+            </w:r>
+          </w:p>
+        </w:tc>
+        <w:tc>
+          <w:tcPr>
+            <w:tcW w:type="dxa" w:w="6480"/>
+            <w:shd w:fill="FFFFFF"/>
+            <w:tcMar>
+              <w:top w:w="100" w:type="dxa"/>
+              <w:bottom w:w="100" w:type="dxa"/>
+              <w:left w:w="150" w:type="dxa"/>
+              <w:right w:w="150" w:type="dxa"/>
+            </w:tcMar>
+          </w:tcPr>
+          <w:p>
+            <w:r>
+              <w:rPr>
+                <w:rFonts w:ascii="Cambria Math" w:hAnsi="Cambria Math"/>
+                <w:color w:val="2D3748"/>
+                <w:sz w:val="19"/>
+              </w:rPr>
+              <w:t>\vec{a} \times (\vec{b} \times \vec{c}) = (\vec{a} \cdot \vec{c})\vec{b} - (\vec{a} \cdot \vec{b})\vec{c}, \quad (\vec{a} \times \vec{b}) \times \vec{c} = (\vec{a} \cdot \vec{c})\vec{b} - (\vec{b} \cdot \vec{c})\vec{a}</w:t>
+            </w:r>
+          </w:p>
+        </w:tc>
+      </w:tr>
+      <w:tr>
+        <w:tc>
+          <w:tcPr>
+            <w:tcW w:type="dxa" w:w="3600"/>
+            <w:shd w:fill="F7FAFC"/>
+            <w:tcMar>
+              <w:top w:w="100" w:type="dxa"/>
+              <w:bottom w:w="100" w:type="dxa"/>
+              <w:left w:w="150" w:type="dxa"/>
+              <w:right w:w="150" w:type="dxa"/>
+            </w:tcMar>
+          </w:tcPr>
+          <w:p>
+            <w:r>
+              <w:rPr>
+                <w:b/>
+                <w:color w:val="1A365D"/>
+                <w:sz w:val="19"/>
+              </w:rPr>
+              <w:t>Linear Combination &amp; Vector Equations</w:t>
+            </w:r>
+          </w:p>
+        </w:tc>
+        <w:tc>
+          <w:tcPr>
+            <w:tcW w:type="dxa" w:w="6480"/>
+            <w:shd w:fill="F7FAFC"/>
+            <w:tcMar>
+              <w:top w:w="100" w:type="dxa"/>
+              <w:bottom w:w="100" w:type="dxa"/>
+              <w:left w:w="150" w:type="dxa"/>
+              <w:right w:w="150" w:type="dxa"/>
+            </w:tcMar>
+          </w:tcPr>
+          <w:p>
+            <w:r>
+              <w:rPr>
+                <w:rFonts w:ascii="Cambria Math" w:hAnsi="Cambria Math"/>
+                <w:color w:val="2D3748"/>
+                <w:sz w:val="19"/>
+              </w:rPr>
+              <w:t>\vec{r} = x \vec{a} + y \vec{b} + z (\vec{a} \times \vec{b}), \quad \text{or take } \vec{a} \times (\vec{r} \times \vec{b}) \text{ to decouple}</w:t>
+            </w:r>
+          </w:p>
+        </w:tc>
+      </w:tr>
+      <w:tr>
+        <w:tc>
+          <w:tcPr>
+            <w:tcW w:type="dxa" w:w="3600"/>
+            <w:shd w:fill="FFFFFF"/>
+            <w:tcMar>
+              <w:top w:w="100" w:type="dxa"/>
+              <w:bottom w:w="100" w:type="dxa"/>
+              <w:left w:w="150" w:type="dxa"/>
+              <w:right w:w="150" w:type="dxa"/>
+            </w:tcMar>
+          </w:tcPr>
+          <w:p>
+            <w:r>
+              <w:rPr>
+                <w:b/>
+                <w:color w:val="1A365D"/>
+                <w:sz w:val="19"/>
+              </w:rPr>
+              <w:t>Section Formula, Collinearity &amp; Centroids</w:t>
+            </w:r>
+          </w:p>
+        </w:tc>
+        <w:tc>
+          <w:tcPr>
+            <w:tcW w:type="dxa" w:w="6480"/>
+            <w:shd w:fill="FFFFFF"/>
+            <w:tcMar>
+              <w:top w:w="100" w:type="dxa"/>
+              <w:bottom w:w="100" w:type="dxa"/>
+              <w:left w:w="150" w:type="dxa"/>
+              <w:right w:w="150" w:type="dxa"/>
+            </w:tcMar>
+          </w:tcPr>
+          <w:p>
+            <w:r>
+              <w:rPr>
+                <w:rFonts w:ascii="Cambria Math" w:hAnsi="Cambria Math"/>
+                <w:color w:val="2D3748"/>
+                <w:sz w:val="19"/>
+              </w:rPr>
+              <w:t>\vec{r} = \frac{m\vec{b} + n\vec{a}}{m + n}, \quad \vec{G} = \frac{\vec{a} + \vec{b} + \vec{c}}{3}, \quad \vec{a} = \lambda \vec{b} \iff \text{collinear}</w:t>
+            </w:r>
+          </w:p>
+        </w:tc>
+      </w:tr>
     </w:tbl>
     <w:p>
       <w:pPr>
@@ -338,7 +1049,7 @@
           <w:color w:val="2B6CB0"/>
           <w:sz w:val="24"/>
         </w:rPr>
-        <w:t>3.1 Kcet Vector Algebra - Core Application (Very High Yield — 36 PYQs)</w:t>
+        <w:t>3.1 Dot Product, Projections &amp; Orthogonality (Very High Yield — 26 PYQs)</w:t>
       </w:r>
     </w:p>
     <w:p>
@@ -353,7 +1064,7 @@
         <w:rPr>
           <w:sz w:val="20"/>
         </w:rPr>
-        <w:t>Key problem pattern in Kcet Vector Algebra.</w:t>
+        <w:t>Scalar product vec(a) · vec(b) = |vec(a)||vec(b)|cosθ = a_x b_x + a_y b_y + a_z b_z. Orthogonality condition: vec(a) ⊥ vec(b) \iff vec(a) · vec(b) = 0. Scalar projection of vec(a) on vec(b): Proj_(vec(b)) vec(a) = \fracvec(a) · vec(b)|vec(b)|.</w:t>
       </w:r>
     </w:p>
     <w:tbl>
@@ -391,7 +1102,7 @@
                 <w:color w:val="2D3748"/>
                 <w:sz w:val="19"/>
               </w:rPr>
-              <w:t>Watch for algebraic and sign errors.</w:t>
+              <w:t>1. Vector projection of vec(a) along vec(b) is \left(\fracvec(a) · vec(b)|vec(b)|^2\right)vec(b). 2. |vec(a) + vec(b)|^2 = |vec(a)|^2 + |vec(b)|^2 + 2(vec(a) · vec(b)) (do not write 2|vec(a)||vec(b)| unless collinear!).</w:t>
             </w:r>
           </w:p>
         </w:tc>
@@ -432,7 +1143,7 @@
                 <w:color w:val="2D3748"/>
                 <w:sz w:val="19"/>
               </w:rPr>
-              <w:t>Verify dimensions and boundary conditions.</w:t>
+              <w:t>Unit vector along the angle bisector of vec(a) and vec(b): û = \fracâ + b̂|â + b̂|.</w:t>
             </w:r>
           </w:p>
         </w:tc>
@@ -530,6 +1241,911 @@
           <w:sz w:val="18"/>
         </w:rPr>
         <w:t>[Ans: D]</w:t>
+      </w:r>
+    </w:p>
+    <w:p>
+      <w:pPr>
+        <w:spacing w:after="120"/>
+      </w:pPr>
+    </w:p>
+    <w:p>
+      <w:pPr>
+        <w:pStyle w:val="Heading2"/>
+      </w:pPr>
+      <w:r>
+        <w:rPr>
+          <w:color w:val="2B6CB0"/>
+          <w:sz w:val="24"/>
+        </w:rPr>
+        <w:t>3.2 Cross Product &amp; Geometric Areas (Very High Yield — 16 PYQs)</w:t>
+      </w:r>
+    </w:p>
+    <w:p>
+      <w:r>
+        <w:rPr>
+          <w:b/>
+          <w:sz w:val="20"/>
+        </w:rPr>
+        <w:t xml:space="preserve">Core Principle: </w:t>
+      </w:r>
+      <w:r>
+        <w:rPr>
+          <w:sz w:val="20"/>
+        </w:rPr>
+        <w:t>Vector cross product vec(a) × vec(b) = |vec(a)||vec(b)|sinθ \,n̂. Collinearity condition: vec(a) ∥ vec(b) \iff vec(a) × vec(b) = vec(0). Area of triangle with sides vec(a), vec(b) is (1 / 2)|vec(a) × vec(b)|; parallelogram area is |vec(a) × vec(b)|; parallelogram with diagonals vec(d)_1, vec(d)_2 is (1 / 2)|vec(d)_1 × vec(d)_2|.</w:t>
+      </w:r>
+    </w:p>
+    <w:tbl>
+      <w:tblPr>
+        <w:tblW w:type="auto" w:w="0"/>
+        <w:jc w:val="center"/>
+        <w:tblLook w:firstColumn="1" w:firstRow="1" w:lastColumn="0" w:lastRow="0" w:noHBand="0" w:noVBand="1" w:val="04A0"/>
+      </w:tblPr>
+      <w:tblGrid>
+        <w:gridCol w:w="10080"/>
+      </w:tblGrid>
+      <w:tr>
+        <w:tc>
+          <w:tcPr>
+            <w:tcW w:type="dxa" w:w="10080"/>
+            <w:shd w:fill="FFF5F5"/>
+            <w:tcMar>
+              <w:top w:w="100" w:type="dxa"/>
+              <w:bottom w:w="100" w:type="dxa"/>
+              <w:left w:w="150" w:type="dxa"/>
+              <w:right w:w="150" w:type="dxa"/>
+            </w:tcMar>
+          </w:tcPr>
+          <w:p>
+            <w:r>
+              <w:rPr>
+                <w:b/>
+                <w:color w:val="C53030"/>
+                <w:sz w:val="19"/>
+              </w:rPr>
+              <w:t xml:space="preserve">⚠️ Common Trap / JEE Pitfall: </w:t>
+            </w:r>
+            <w:r>
+              <w:rPr>
+                <w:color w:val="2D3748"/>
+                <w:sz w:val="19"/>
+              </w:rPr>
+              <w:t>1. Cross product is anti-commutative: vec(a) × vec(b) = -(vec(b) × vec(a)). 2. Lagrange's identity: |vec(a) × vec(b)|^2 = |vec(a)|^2 |vec(b)|^2 - (vec(a) · vec(b))^2.</w:t>
+            </w:r>
+          </w:p>
+        </w:tc>
+      </w:tr>
+    </w:tbl>
+    <w:tbl>
+      <w:tblPr>
+        <w:tblW w:type="auto" w:w="0"/>
+        <w:jc w:val="center"/>
+        <w:tblLook w:firstColumn="1" w:firstRow="1" w:lastColumn="0" w:lastRow="0" w:noHBand="0" w:noVBand="1" w:val="04A0"/>
+      </w:tblPr>
+      <w:tblGrid>
+        <w:gridCol w:w="10080"/>
+      </w:tblGrid>
+      <w:tr>
+        <w:tc>
+          <w:tcPr>
+            <w:tcW w:type="dxa" w:w="10080"/>
+            <w:shd w:fill="F0FFF4"/>
+            <w:tcMar>
+              <w:top w:w="100" w:type="dxa"/>
+              <w:bottom w:w="100" w:type="dxa"/>
+              <w:left w:w="150" w:type="dxa"/>
+              <w:right w:w="150" w:type="dxa"/>
+            </w:tcMar>
+          </w:tcPr>
+          <w:p>
+            <w:r>
+              <w:rPr>
+                <w:b/>
+                <w:color w:val="276749"/>
+                <w:sz w:val="19"/>
+              </w:rPr>
+              <w:t xml:space="preserve">💡 Speed Hack / Trick: </w:t>
+            </w:r>
+            <w:r>
+              <w:rPr>
+                <w:color w:val="2D3748"/>
+                <w:sz w:val="19"/>
+              </w:rPr>
+              <w:t>Area of a parallelogram given diagonal vectors vec(d)_1, vec(d)_2 is (1 / 2)|vec(d)_1 × vec(d)_2|, NOT |vec(d)_1 × vec(d)_2|!</w:t>
+            </w:r>
+          </w:p>
+        </w:tc>
+      </w:tr>
+    </w:tbl>
+    <w:p>
+      <w:pPr>
+        <w:spacing w:before="120" w:after="40"/>
+      </w:pPr>
+      <w:r>
+        <w:rPr>
+          <w:b/>
+          <w:color w:val="1A365D"/>
+          <w:sz w:val="19"/>
+        </w:rPr>
+        <w:t>Source PYQs testing this concept:</w:t>
+      </w:r>
+    </w:p>
+    <w:p>
+      <w:pPr>
+        <w:pStyle w:val="ListBullet"/>
+        <w:spacing w:after="40"/>
+      </w:pPr>
+      <w:r>
+        <w:rPr>
+          <w:b/>
+          <w:sz w:val="18"/>
+        </w:rPr>
+        <w:t xml:space="preserve">[2026 Shift] Q#2 (MCQ): </w:t>
+      </w:r>
+      <w:r>
+        <w:rPr>
+          <w:sz w:val="18"/>
+        </w:rPr>
+        <w:t xml:space="preserve">"If vec(a)=î+ĵ+k̂,vec(b)=ĵ-k̂ and vec(a) × vec(c)=vec(b),vec(a) · vec(c)=3 , then vec(c) i..."  </w:t>
+      </w:r>
+      <w:r>
+        <w:rPr>
+          <w:b/>
+          <w:color w:val="2B6CB0"/>
+          <w:sz w:val="18"/>
+        </w:rPr>
+        <w:t>[Ans: C]</w:t>
+      </w:r>
+    </w:p>
+    <w:p>
+      <w:pPr>
+        <w:pStyle w:val="ListBullet"/>
+        <w:spacing w:after="40"/>
+      </w:pPr>
+      <w:r>
+        <w:rPr>
+          <w:b/>
+          <w:sz w:val="18"/>
+        </w:rPr>
+        <w:t xml:space="preserve">[2025 Shift] Q#1 (MCQ): </w:t>
+      </w:r>
+      <w:r>
+        <w:rPr>
+          <w:sz w:val="18"/>
+        </w:rPr>
+        <w:t xml:space="preserve">"If |vec(a)|=10,|vec(b)|=2 and vec(a) · vec(b)=12 , then the value of |vec(a) × vec(b)| is..."  </w:t>
+      </w:r>
+      <w:r>
+        <w:rPr>
+          <w:b/>
+          <w:color w:val="2B6CB0"/>
+          <w:sz w:val="18"/>
+        </w:rPr>
+        <w:t>[Ans: N/A]</w:t>
+      </w:r>
+    </w:p>
+    <w:p>
+      <w:pPr>
+        <w:pStyle w:val="ListBullet"/>
+        <w:spacing w:after="40"/>
+      </w:pPr>
+      <w:r>
+        <w:rPr>
+          <w:b/>
+          <w:sz w:val="18"/>
+        </w:rPr>
+        <w:t xml:space="preserve">[2025 Shift] Q#2 (MCQ): </w:t>
+      </w:r>
+      <w:r>
+        <w:rPr>
+          <w:sz w:val="18"/>
+        </w:rPr>
+        <w:t xml:space="preserve">"Consider the following statements : Statement (I) : If either |vec(a)|=0 or |vec(b)|=0 , then vec(a) · vec(b)=0 Statement (II)..."  </w:t>
+      </w:r>
+      <w:r>
+        <w:rPr>
+          <w:b/>
+          <w:color w:val="2B6CB0"/>
+          <w:sz w:val="18"/>
+        </w:rPr>
+        <w:t>[Ans: N/A]</w:t>
+      </w:r>
+    </w:p>
+    <w:p>
+      <w:pPr>
+        <w:spacing w:after="120"/>
+      </w:pPr>
+    </w:p>
+    <w:p>
+      <w:pPr>
+        <w:pStyle w:val="Heading2"/>
+      </w:pPr>
+      <w:r>
+        <w:rPr>
+          <w:color w:val="2B6CB0"/>
+          <w:sz w:val="24"/>
+        </w:rPr>
+        <w:t>3.3 Scalar Triple Product (Box Product) &amp; Coplanarity (Moderate Yield — 5 PYQs)</w:t>
+      </w:r>
+    </w:p>
+    <w:p>
+      <w:r>
+        <w:rPr>
+          <w:b/>
+          <w:sz w:val="20"/>
+        </w:rPr>
+        <w:t xml:space="preserve">Core Principle: </w:t>
+      </w:r>
+      <w:r>
+        <w:rPr>
+          <w:sz w:val="20"/>
+        </w:rPr>
+        <w:t>Scalar triple product [vec(a) vec(b) vec(c)] = vec(a) · (vec(b) × vec(c)) = \det([a_(ij)]). Three vectors are coplanar if and only if [vec(a) vec(b) vec(c)] = 0. Volume of parallelepiped V = |[vec(a) vec(b) vec(c)]|; tetrahedron volume V_(tet) = (1 / 6)|[vec(a) vec(b) vec(c)]|.</w:t>
+      </w:r>
+    </w:p>
+    <w:tbl>
+      <w:tblPr>
+        <w:tblW w:type="auto" w:w="0"/>
+        <w:jc w:val="center"/>
+        <w:tblLook w:firstColumn="1" w:firstRow="1" w:lastColumn="0" w:lastRow="0" w:noHBand="0" w:noVBand="1" w:val="04A0"/>
+      </w:tblPr>
+      <w:tblGrid>
+        <w:gridCol w:w="10080"/>
+      </w:tblGrid>
+      <w:tr>
+        <w:tc>
+          <w:tcPr>
+            <w:tcW w:type="dxa" w:w="10080"/>
+            <w:shd w:fill="FFF5F5"/>
+            <w:tcMar>
+              <w:top w:w="100" w:type="dxa"/>
+              <w:bottom w:w="100" w:type="dxa"/>
+              <w:left w:w="150" w:type="dxa"/>
+              <w:right w:w="150" w:type="dxa"/>
+            </w:tcMar>
+          </w:tcPr>
+          <w:p>
+            <w:r>
+              <w:rPr>
+                <w:b/>
+                <w:color w:val="C53030"/>
+                <w:sz w:val="19"/>
+              </w:rPr>
+              <w:t xml:space="preserve">⚠️ Common Trap / JEE Pitfall: </w:t>
+            </w:r>
+            <w:r>
+              <w:rPr>
+                <w:color w:val="2D3748"/>
+                <w:sz w:val="19"/>
+              </w:rPr>
+              <w:t>1. Cyclic order preserves sign: [vec(a) vec(b) vec(c)] = [vec(b) vec(c) vec(a)] = [vec(c) vec(a) vec(b)]. Non-cyclic swap negates: [vec(a) vec(c) vec(b)] = -[vec(a) vec(b) vec(c)]. 2. If any two vectors are identical or collinear, the box product is strictly 0.</w:t>
+            </w:r>
+          </w:p>
+        </w:tc>
+      </w:tr>
+    </w:tbl>
+    <w:tbl>
+      <w:tblPr>
+        <w:tblW w:type="auto" w:w="0"/>
+        <w:jc w:val="center"/>
+        <w:tblLook w:firstColumn="1" w:firstRow="1" w:lastColumn="0" w:lastRow="0" w:noHBand="0" w:noVBand="1" w:val="04A0"/>
+      </w:tblPr>
+      <w:tblGrid>
+        <w:gridCol w:w="10080"/>
+      </w:tblGrid>
+      <w:tr>
+        <w:tc>
+          <w:tcPr>
+            <w:tcW w:type="dxa" w:w="10080"/>
+            <w:shd w:fill="F0FFF4"/>
+            <w:tcMar>
+              <w:top w:w="100" w:type="dxa"/>
+              <w:bottom w:w="100" w:type="dxa"/>
+              <w:left w:w="150" w:type="dxa"/>
+              <w:right w:w="150" w:type="dxa"/>
+            </w:tcMar>
+          </w:tcPr>
+          <w:p>
+            <w:r>
+              <w:rPr>
+                <w:b/>
+                <w:color w:val="276749"/>
+                <w:sz w:val="19"/>
+              </w:rPr>
+              <w:t xml:space="preserve">💡 Speed Hack / Trick: </w:t>
+            </w:r>
+            <w:r>
+              <w:rPr>
+                <w:color w:val="2D3748"/>
+                <w:sz w:val="19"/>
+              </w:rPr>
+              <w:t>Four position points A, B, C, D are coplanar if and only if [vec(AB) vec(AC) vec(AD)] = 0.</w:t>
+            </w:r>
+          </w:p>
+        </w:tc>
+      </w:tr>
+    </w:tbl>
+    <w:p>
+      <w:pPr>
+        <w:spacing w:before="120" w:after="40"/>
+      </w:pPr>
+      <w:r>
+        <w:rPr>
+          <w:b/>
+          <w:color w:val="1A365D"/>
+          <w:sz w:val="19"/>
+        </w:rPr>
+        <w:t>Source PYQs testing this concept:</w:t>
+      </w:r>
+    </w:p>
+    <w:p>
+      <w:pPr>
+        <w:pStyle w:val="ListBullet"/>
+        <w:spacing w:after="40"/>
+      </w:pPr>
+      <w:r>
+        <w:rPr>
+          <w:b/>
+          <w:sz w:val="18"/>
+        </w:rPr>
+        <w:t xml:space="preserve">[2024 Shift] Q#2 (MCQ): </w:t>
+      </w:r>
+      <w:r>
+        <w:rPr>
+          <w:sz w:val="18"/>
+        </w:rPr>
+        <w:t xml:space="preserve">"If a,b and c are three non-coplanar vectors and p,q and r are vectors defined by $p=\frac{a \times c}{[abc]},q=\frac{c \times a}{[ab..."  </w:t>
+      </w:r>
+      <w:r>
+        <w:rPr>
+          <w:b/>
+          <w:color w:val="2B6CB0"/>
+          <w:sz w:val="18"/>
+        </w:rPr>
+        <w:t>[Ans: N/A]</w:t>
+      </w:r>
+    </w:p>
+    <w:p>
+      <w:pPr>
+        <w:pStyle w:val="ListBullet"/>
+        <w:spacing w:after="40"/>
+      </w:pPr>
+      <w:r>
+        <w:rPr>
+          <w:b/>
+          <w:sz w:val="18"/>
+        </w:rPr>
+        <w:t xml:space="preserve">[2020 Shift] Q#1 (MCQ): </w:t>
+      </w:r>
+      <w:r>
+        <w:rPr>
+          <w:sz w:val="18"/>
+        </w:rPr>
+        <w:t xml:space="preserve">"If the vectors 2î+3ĵ+4k̂,2î+ĵ-k̂ and \lambdaî-ĵ+2k̂ are coplanar, then the value of $..."  </w:t>
+      </w:r>
+      <w:r>
+        <w:rPr>
+          <w:b/>
+          <w:color w:val="2B6CB0"/>
+          <w:sz w:val="18"/>
+        </w:rPr>
+        <w:t>[Ans: N/A]</w:t>
+      </w:r>
+    </w:p>
+    <w:p>
+      <w:pPr>
+        <w:pStyle w:val="ListBullet"/>
+        <w:spacing w:after="40"/>
+      </w:pPr>
+      <w:r>
+        <w:rPr>
+          <w:b/>
+          <w:sz w:val="18"/>
+        </w:rPr>
+        <w:t xml:space="preserve">[2020 Shift] Q#2 (MCQ): </w:t>
+      </w:r>
+      <w:r>
+        <w:rPr>
+          <w:sz w:val="18"/>
+        </w:rPr>
+        <w:t xml:space="preserve">"The two vector î+ĵ+k̂ and î+3ĵ+5k̂ represent the two sides bar(AB) and bar(AC) respectively of a..."  </w:t>
+      </w:r>
+      <w:r>
+        <w:rPr>
+          <w:b/>
+          <w:color w:val="2B6CB0"/>
+          <w:sz w:val="18"/>
+        </w:rPr>
+        <w:t>[Ans: N/A]</w:t>
+      </w:r>
+    </w:p>
+    <w:p>
+      <w:pPr>
+        <w:spacing w:after="120"/>
+      </w:pPr>
+    </w:p>
+    <w:p>
+      <w:pPr>
+        <w:pStyle w:val="Heading2"/>
+      </w:pPr>
+      <w:r>
+        <w:rPr>
+          <w:color w:val="2B6CB0"/>
+          <w:sz w:val="24"/>
+        </w:rPr>
+        <w:t>3.4 Vector Triple Product &amp; Lagrange Identity (Standard Yield — 1 PYQs)</w:t>
+      </w:r>
+    </w:p>
+    <w:p>
+      <w:r>
+        <w:rPr>
+          <w:b/>
+          <w:sz w:val="20"/>
+        </w:rPr>
+        <w:t xml:space="preserve">Core Principle: </w:t>
+      </w:r>
+      <w:r>
+        <w:rPr>
+          <w:sz w:val="20"/>
+        </w:rPr>
+        <w:t>Vector triple product expands via the BAC-CAB identity: vec(a) × (vec(b) × vec(c)) = (vec(a) · vec(c))vec(b) - (vec(a) · vec(b))vec(c). It lies in the plane of vec(b) and vec(c), perpendicular to vec(a).</w:t>
+      </w:r>
+    </w:p>
+    <w:tbl>
+      <w:tblPr>
+        <w:tblW w:type="auto" w:w="0"/>
+        <w:jc w:val="center"/>
+        <w:tblLook w:firstColumn="1" w:firstRow="1" w:lastColumn="0" w:lastRow="0" w:noHBand="0" w:noVBand="1" w:val="04A0"/>
+      </w:tblPr>
+      <w:tblGrid>
+        <w:gridCol w:w="10080"/>
+      </w:tblGrid>
+      <w:tr>
+        <w:tc>
+          <w:tcPr>
+            <w:tcW w:type="dxa" w:w="10080"/>
+            <w:shd w:fill="FFF5F5"/>
+            <w:tcMar>
+              <w:top w:w="100" w:type="dxa"/>
+              <w:bottom w:w="100" w:type="dxa"/>
+              <w:left w:w="150" w:type="dxa"/>
+              <w:right w:w="150" w:type="dxa"/>
+            </w:tcMar>
+          </w:tcPr>
+          <w:p>
+            <w:r>
+              <w:rPr>
+                <w:b/>
+                <w:color w:val="C53030"/>
+                <w:sz w:val="19"/>
+              </w:rPr>
+              <w:t xml:space="preserve">⚠️ Common Trap / JEE Pitfall: </w:t>
+            </w:r>
+            <w:r>
+              <w:rPr>
+                <w:color w:val="2D3748"/>
+                <w:sz w:val="19"/>
+              </w:rPr>
+              <w:t>Vector triple product is non-associative: vec(a) × (vec(b) × vec(c)) ≠ (vec(a) × vec(b)) × vec(c). Notice that (vec(a) × vec(b)) × vec(c) = (vec(a) · vec(c))vec(b) - (vec(b) · vec(c))vec(a).</w:t>
+            </w:r>
+          </w:p>
+        </w:tc>
+      </w:tr>
+    </w:tbl>
+    <w:tbl>
+      <w:tblPr>
+        <w:tblW w:type="auto" w:w="0"/>
+        <w:jc w:val="center"/>
+        <w:tblLook w:firstColumn="1" w:firstRow="1" w:lastColumn="0" w:lastRow="0" w:noHBand="0" w:noVBand="1" w:val="04A0"/>
+      </w:tblPr>
+      <w:tblGrid>
+        <w:gridCol w:w="10080"/>
+      </w:tblGrid>
+      <w:tr>
+        <w:tc>
+          <w:tcPr>
+            <w:tcW w:type="dxa" w:w="10080"/>
+            <w:shd w:fill="F0FFF4"/>
+            <w:tcMar>
+              <w:top w:w="100" w:type="dxa"/>
+              <w:bottom w:w="100" w:type="dxa"/>
+              <w:left w:w="150" w:type="dxa"/>
+              <w:right w:w="150" w:type="dxa"/>
+            </w:tcMar>
+          </w:tcPr>
+          <w:p>
+            <w:r>
+              <w:rPr>
+                <w:b/>
+                <w:color w:val="276749"/>
+                <w:sz w:val="19"/>
+              </w:rPr>
+              <w:t xml:space="preserve">💡 Speed Hack / Trick: </w:t>
+            </w:r>
+            <w:r>
+              <w:rPr>
+                <w:color w:val="2D3748"/>
+                <w:sz w:val="19"/>
+              </w:rPr>
+              <w:t>Mnemonic: 'BAC minus CAB' — dot product of outer vectors multiplied by inner vector, minus dot product of first two multiplied by the third.</w:t>
+            </w:r>
+          </w:p>
+        </w:tc>
+      </w:tr>
+    </w:tbl>
+    <w:p>
+      <w:pPr>
+        <w:spacing w:before="120" w:after="40"/>
+      </w:pPr>
+      <w:r>
+        <w:rPr>
+          <w:b/>
+          <w:color w:val="1A365D"/>
+          <w:sz w:val="19"/>
+        </w:rPr>
+        <w:t>Source PYQs testing this concept:</w:t>
+      </w:r>
+    </w:p>
+    <w:p>
+      <w:pPr>
+        <w:pStyle w:val="ListBullet"/>
+        <w:spacing w:after="40"/>
+      </w:pPr>
+      <w:r>
+        <w:rPr>
+          <w:b/>
+          <w:sz w:val="18"/>
+        </w:rPr>
+        <w:t xml:space="preserve">[2024 Shift] Q#3 (MCQ): </w:t>
+      </w:r>
+      <w:r>
+        <w:rPr>
+          <w:sz w:val="18"/>
+        </w:rPr>
+        <w:t xml:space="preserve">"The vectors AB=3î+4k̂ and AC=5î-2ĵ+4k̂ are the sides of a △ABC , The length of the median through A is..."  </w:t>
+      </w:r>
+      <w:r>
+        <w:rPr>
+          <w:b/>
+          <w:color w:val="2B6CB0"/>
+          <w:sz w:val="18"/>
+        </w:rPr>
+        <w:t>[Ans: N/A]</w:t>
+      </w:r>
+    </w:p>
+    <w:p>
+      <w:pPr>
+        <w:spacing w:after="120"/>
+      </w:pPr>
+    </w:p>
+    <w:p>
+      <w:pPr>
+        <w:pStyle w:val="Heading2"/>
+      </w:pPr>
+      <w:r>
+        <w:rPr>
+          <w:color w:val="2B6CB0"/>
+          <w:sz w:val="24"/>
+        </w:rPr>
+        <w:t>3.5 Linear Combination &amp; Vector Equations (Standard Yield — 1 PYQs)</w:t>
+      </w:r>
+    </w:p>
+    <w:p>
+      <w:r>
+        <w:rPr>
+          <w:b/>
+          <w:sz w:val="20"/>
+        </w:rPr>
+        <w:t xml:space="preserve">Core Principle: </w:t>
+      </w:r>
+      <w:r>
+        <w:rPr>
+          <w:sz w:val="20"/>
+        </w:rPr>
+        <w:t>Solving vector equations like vec(r) × vec(a) = vec(b) and vec(r) · vec(c) = d. Express vec(r) as a linear basis expansion vec(r) = xvec(a) + yvec(b) + z(vec(a) × vec(b)) or take vector cross/dot products with known vectors on both sides.</w:t>
+      </w:r>
+    </w:p>
+    <w:tbl>
+      <w:tblPr>
+        <w:tblW w:type="auto" w:w="0"/>
+        <w:jc w:val="center"/>
+        <w:tblLook w:firstColumn="1" w:firstRow="1" w:lastColumn="0" w:lastRow="0" w:noHBand="0" w:noVBand="1" w:val="04A0"/>
+      </w:tblPr>
+      <w:tblGrid>
+        <w:gridCol w:w="10080"/>
+      </w:tblGrid>
+      <w:tr>
+        <w:tc>
+          <w:tcPr>
+            <w:tcW w:type="dxa" w:w="10080"/>
+            <w:shd w:fill="FFF5F5"/>
+            <w:tcMar>
+              <w:top w:w="100" w:type="dxa"/>
+              <w:bottom w:w="100" w:type="dxa"/>
+              <w:left w:w="150" w:type="dxa"/>
+              <w:right w:w="150" w:type="dxa"/>
+            </w:tcMar>
+          </w:tcPr>
+          <w:p>
+            <w:r>
+              <w:rPr>
+                <w:b/>
+                <w:color w:val="C53030"/>
+                <w:sz w:val="19"/>
+              </w:rPr>
+              <w:t xml:space="preserve">⚠️ Common Trap / JEE Pitfall: </w:t>
+            </w:r>
+            <w:r>
+              <w:rPr>
+                <w:color w:val="2D3748"/>
+                <w:sz w:val="19"/>
+              </w:rPr>
+              <w:t>When vec(r) × vec(a) = vec(b), note that vec(b) ⊥ vec(a) (so vec(a) · vec(b) = 0). The general solution is vec(r) = λ vec(a) + \fracvec(a) × vec(b)|vec(a)|^2.</w:t>
+            </w:r>
+          </w:p>
+        </w:tc>
+      </w:tr>
+    </w:tbl>
+    <w:tbl>
+      <w:tblPr>
+        <w:tblW w:type="auto" w:w="0"/>
+        <w:jc w:val="center"/>
+        <w:tblLook w:firstColumn="1" w:firstRow="1" w:lastColumn="0" w:lastRow="0" w:noHBand="0" w:noVBand="1" w:val="04A0"/>
+      </w:tblPr>
+      <w:tblGrid>
+        <w:gridCol w:w="10080"/>
+      </w:tblGrid>
+      <w:tr>
+        <w:tc>
+          <w:tcPr>
+            <w:tcW w:type="dxa" w:w="10080"/>
+            <w:shd w:fill="F0FFF4"/>
+            <w:tcMar>
+              <w:top w:w="100" w:type="dxa"/>
+              <w:bottom w:w="100" w:type="dxa"/>
+              <w:left w:w="150" w:type="dxa"/>
+              <w:right w:w="150" w:type="dxa"/>
+            </w:tcMar>
+          </w:tcPr>
+          <w:p>
+            <w:r>
+              <w:rPr>
+                <w:b/>
+                <w:color w:val="276749"/>
+                <w:sz w:val="19"/>
+              </w:rPr>
+              <w:t xml:space="preserve">💡 Speed Hack / Trick: </w:t>
+            </w:r>
+            <w:r>
+              <w:rPr>
+                <w:color w:val="2D3748"/>
+                <w:sz w:val="19"/>
+              </w:rPr>
+              <w:t>If vec(r) × vec(a) = vec(b), taking the cross product with vec(a) gives vec(a) × (vec(r) × vec(a)) = vec(a) × vec(b), decoupling vec(r) directly.</w:t>
+            </w:r>
+          </w:p>
+        </w:tc>
+      </w:tr>
+    </w:tbl>
+    <w:p>
+      <w:pPr>
+        <w:spacing w:before="120" w:after="40"/>
+      </w:pPr>
+      <w:r>
+        <w:rPr>
+          <w:b/>
+          <w:color w:val="1A365D"/>
+          <w:sz w:val="19"/>
+        </w:rPr>
+        <w:t>Source PYQs testing this concept:</w:t>
+      </w:r>
+    </w:p>
+    <w:p>
+      <w:pPr>
+        <w:pStyle w:val="ListBullet"/>
+        <w:spacing w:after="40"/>
+      </w:pPr>
+      <w:r>
+        <w:rPr>
+          <w:b/>
+          <w:sz w:val="18"/>
+        </w:rPr>
+        <w:t xml:space="preserve">[2024 Shift] Q#4 (MCQ): </w:t>
+      </w:r>
+      <w:r>
+        <w:rPr>
+          <w:sz w:val="18"/>
+        </w:rPr>
+        <w:t xml:space="preserve">"The volume of the parallelopiped whose co terminous edges are ĵ+k̂,î+k̂ and î+ĵ is..."  </w:t>
+      </w:r>
+      <w:r>
+        <w:rPr>
+          <w:b/>
+          <w:color w:val="2B6CB0"/>
+          <w:sz w:val="18"/>
+        </w:rPr>
+        <w:t>[Ans: N/A]</w:t>
+      </w:r>
+    </w:p>
+    <w:p>
+      <w:pPr>
+        <w:spacing w:after="120"/>
+      </w:pPr>
+    </w:p>
+    <w:p>
+      <w:pPr>
+        <w:pStyle w:val="Heading2"/>
+      </w:pPr>
+      <w:r>
+        <w:rPr>
+          <w:color w:val="2B6CB0"/>
+          <w:sz w:val="24"/>
+        </w:rPr>
+        <w:t>3.6 Section Formula, Collinearity &amp; Centroids (Standard Yield — 0 PYQs)</w:t>
+      </w:r>
+    </w:p>
+    <w:p>
+      <w:r>
+        <w:rPr>
+          <w:b/>
+          <w:sz w:val="20"/>
+        </w:rPr>
+        <w:t xml:space="preserve">Core Principle: </w:t>
+      </w:r>
+      <w:r>
+        <w:rPr>
+          <w:sz w:val="20"/>
+        </w:rPr>
+        <w:t>Section formula for point dividing line segment in ratio m:n: vec(r) = \fracmvec(b) + nvec(a)m + n (internal) and vec(r) = \fracmvec(b) - nvec(a)m - n (external). Centroid of triangle vec(G) = \fracvec(a) + vec(b) + vec(c)3. Three points are collinear if vec(AB) = λ vec(BC).</w:t>
+      </w:r>
+    </w:p>
+    <w:tbl>
+      <w:tblPr>
+        <w:tblW w:type="auto" w:w="0"/>
+        <w:jc w:val="center"/>
+        <w:tblLook w:firstColumn="1" w:firstRow="1" w:lastColumn="0" w:lastRow="0" w:noHBand="0" w:noVBand="1" w:val="04A0"/>
+      </w:tblPr>
+      <w:tblGrid>
+        <w:gridCol w:w="10080"/>
+      </w:tblGrid>
+      <w:tr>
+        <w:tc>
+          <w:tcPr>
+            <w:tcW w:type="dxa" w:w="10080"/>
+            <w:shd w:fill="FFF5F5"/>
+            <w:tcMar>
+              <w:top w:w="100" w:type="dxa"/>
+              <w:bottom w:w="100" w:type="dxa"/>
+              <w:left w:w="150" w:type="dxa"/>
+              <w:right w:w="150" w:type="dxa"/>
+            </w:tcMar>
+          </w:tcPr>
+          <w:p>
+            <w:r>
+              <w:rPr>
+                <w:b/>
+                <w:color w:val="C53030"/>
+                <w:sz w:val="19"/>
+              </w:rPr>
+              <w:t xml:space="preserve">⚠️ Common Trap / JEE Pitfall: </w:t>
+            </w:r>
+            <w:r>
+              <w:rPr>
+                <w:color w:val="2D3748"/>
+                <w:sz w:val="19"/>
+              </w:rPr>
+              <w:t>Collinear vectors can be antiparallel (negative scalar λ). External division formula carries an explicit minus sign in numerator and denominator: \fracmvec(b) - nvec(a)m - n.</w:t>
+            </w:r>
+          </w:p>
+        </w:tc>
+      </w:tr>
+    </w:tbl>
+    <w:tbl>
+      <w:tblPr>
+        <w:tblW w:type="auto" w:w="0"/>
+        <w:jc w:val="center"/>
+        <w:tblLook w:firstColumn="1" w:firstRow="1" w:lastColumn="0" w:lastRow="0" w:noHBand="0" w:noVBand="1" w:val="04A0"/>
+      </w:tblPr>
+      <w:tblGrid>
+        <w:gridCol w:w="10080"/>
+      </w:tblGrid>
+      <w:tr>
+        <w:tc>
+          <w:tcPr>
+            <w:tcW w:type="dxa" w:w="10080"/>
+            <w:shd w:fill="F0FFF4"/>
+            <w:tcMar>
+              <w:top w:w="100" w:type="dxa"/>
+              <w:bottom w:w="100" w:type="dxa"/>
+              <w:left w:w="150" w:type="dxa"/>
+              <w:right w:w="150" w:type="dxa"/>
+            </w:tcMar>
+          </w:tcPr>
+          <w:p>
+            <w:r>
+              <w:rPr>
+                <w:b/>
+                <w:color w:val="276749"/>
+                <w:sz w:val="19"/>
+              </w:rPr>
+              <w:t xml:space="preserve">💡 Speed Hack / Trick: </w:t>
+            </w:r>
+            <w:r>
+              <w:rPr>
+                <w:color w:val="2D3748"/>
+                <w:sz w:val="19"/>
+              </w:rPr>
+              <w:t>In a tetrahedron with vertices vec(a), vec(b), vec(c), vec(d), the centroid is vec(G) = \fracvec(a) + vec(b) + vec(c) + vec(d)4.</w:t>
+            </w:r>
+          </w:p>
+        </w:tc>
+      </w:tr>
+    </w:tbl>
+    <w:p>
+      <w:pPr>
+        <w:spacing w:before="120" w:after="40"/>
+      </w:pPr>
+      <w:r>
+        <w:rPr>
+          <w:b/>
+          <w:color w:val="1A365D"/>
+          <w:sz w:val="19"/>
+        </w:rPr>
+        <w:t>Source PYQs testing this concept:</w:t>
+      </w:r>
+    </w:p>
+    <w:p>
+      <w:pPr>
+        <w:pStyle w:val="ListBullet"/>
+        <w:spacing w:after="40"/>
+      </w:pPr>
+      <w:r>
+        <w:rPr>
+          <w:b/>
+          <w:sz w:val="18"/>
+        </w:rPr>
+        <w:t xml:space="preserve">[2026 Shift] Q#1 (MCQ): </w:t>
+      </w:r>
+      <w:r>
+        <w:rPr>
+          <w:sz w:val="18"/>
+        </w:rPr>
+        <w:t xml:space="preserve">"The value of λ for which the vectors vec(a)=2î+\lambdaĵ+k̂ and vec(b)=î+2ĵ+3k̂ are orthogona..."  </w:t>
+      </w:r>
+      <w:r>
+        <w:rPr>
+          <w:b/>
+          <w:color w:val="2B6CB0"/>
+          <w:sz w:val="18"/>
+        </w:rPr>
+        <w:t>[Ans: B]</w:t>
+      </w:r>
+    </w:p>
+    <w:p>
+      <w:pPr>
+        <w:pStyle w:val="ListBullet"/>
+        <w:spacing w:after="40"/>
+      </w:pPr>
+      <w:r>
+        <w:rPr>
+          <w:b/>
+          <w:sz w:val="18"/>
+        </w:rPr>
+        <w:t xml:space="preserve">[2026 Shift] Q#2 (MCQ): </w:t>
+      </w:r>
+      <w:r>
+        <w:rPr>
+          <w:sz w:val="18"/>
+        </w:rPr>
+        <w:t xml:space="preserve">"If vec(a)=î+ĵ+k̂,vec(b)=ĵ-k̂ and vec(a) × vec(c)=vec(b),vec(a) · vec(c)=3 , then vec(c) i..."  </w:t>
+      </w:r>
+      <w:r>
+        <w:rPr>
+          <w:b/>
+          <w:color w:val="2B6CB0"/>
+          <w:sz w:val="18"/>
+        </w:rPr>
+        <w:t>[Ans: C]</w:t>
       </w:r>
     </w:p>
     <w:p>
@@ -662,6 +2278,490 @@
               <w:t>Solution Analysis:</w:t>
               <w:br/>
               <w:t>For two vectors to be orthogonal, their dot product must be zero. Given, vec(a)=2î+\lambdaĵ+k̂ and vec(b)=î+2ĵ+3k̂ Now, vec(a) · vec(b)=2(1)+λ(2)+1(3) =2+2λ+3 =5+2λ Since the vectors are orthogonal, 5+2λ=0 2λ=-5 λ=(-5 / 2) So, the correct option is Option B(-5 / 2)</w:t>
+            </w:r>
+          </w:p>
+        </w:tc>
+      </w:tr>
+    </w:tbl>
+    <w:p>
+      <w:pPr>
+        <w:spacing w:after="120"/>
+      </w:pPr>
+    </w:p>
+    <w:p>
+      <w:pPr>
+        <w:spacing w:before="160" w:after="40"/>
+      </w:pPr>
+      <w:r>
+        <w:rPr>
+          <w:b/>
+          <w:color w:val="1A365D"/>
+          <w:sz w:val="22"/>
+        </w:rPr>
+        <w:t>Benchmark Problem 2: KCET 2024 (Q#3)</w:t>
+      </w:r>
+    </w:p>
+    <w:p>
+      <w:pPr>
+        <w:spacing w:after="80"/>
+      </w:pPr>
+      <w:r>
+        <w:rPr>
+          <w:sz w:val="20"/>
+        </w:rPr>
+        <w:t>The vectors AB=3î+4k̂ and AC=5î-2ĵ+4k̂ are the sides of a △ABC , The length of the median through A is</w:t>
+      </w:r>
+    </w:p>
+    <w:p>
+      <w:pPr>
+        <w:pStyle w:val="ListBullet"/>
+        <w:spacing w:after="20"/>
+      </w:pPr>
+      <w:r>
+        <w:rPr>
+          <w:sz w:val="19"/>
+        </w:rPr>
+        <w:t>(A) √(18)</w:t>
+      </w:r>
+    </w:p>
+    <w:p>
+      <w:pPr>
+        <w:pStyle w:val="ListBullet"/>
+        <w:spacing w:after="20"/>
+      </w:pPr>
+      <w:r>
+        <w:rPr>
+          <w:sz w:val="19"/>
+        </w:rPr>
+        <w:t>(B) √(72)</w:t>
+      </w:r>
+    </w:p>
+    <w:p>
+      <w:pPr>
+        <w:pStyle w:val="ListBullet"/>
+        <w:spacing w:after="20"/>
+      </w:pPr>
+      <w:r>
+        <w:rPr>
+          <w:sz w:val="19"/>
+        </w:rPr>
+        <w:t>(C) √(33)</w:t>
+      </w:r>
+    </w:p>
+    <w:p>
+      <w:pPr>
+        <w:pStyle w:val="ListBullet"/>
+        <w:spacing w:after="20"/>
+      </w:pPr>
+      <w:r>
+        <w:rPr>
+          <w:sz w:val="19"/>
+        </w:rPr>
+        <w:t>(D) √(288)</w:t>
+      </w:r>
+    </w:p>
+    <w:tbl>
+      <w:tblPr>
+        <w:tblW w:type="auto" w:w="0"/>
+        <w:jc w:val="center"/>
+        <w:tblLook w:firstColumn="1" w:firstRow="1" w:lastColumn="0" w:lastRow="0" w:noHBand="0" w:noVBand="1" w:val="04A0"/>
+      </w:tblPr>
+      <w:tblGrid>
+        <w:gridCol w:w="10080"/>
+      </w:tblGrid>
+      <w:tr>
+        <w:tc>
+          <w:tcPr>
+            <w:tcW w:type="dxa" w:w="10080"/>
+            <w:shd w:fill="F7FAFC"/>
+            <w:tcMar>
+              <w:top w:w="100" w:type="dxa"/>
+              <w:bottom w:w="100" w:type="dxa"/>
+              <w:left w:w="150" w:type="dxa"/>
+              <w:right w:w="150" w:type="dxa"/>
+            </w:tcMar>
+          </w:tcPr>
+          <w:p>
+            <w:r>
+              <w:rPr>
+                <w:b/>
+                <w:color w:val="1A365D"/>
+                <w:sz w:val="19"/>
+              </w:rPr>
+              <w:t>Correct Answer: None</w:t>
+              <w:br/>
+            </w:r>
+            <w:r>
+              <w:rPr>
+                <w:color w:val="2D3748"/>
+                <w:sz w:val="18"/>
+              </w:rPr>
+              <w:t>Solution Analysis:</w:t>
+              <w:br/>
+              <w:t>Let A= origin ∴ AB= Position vector of B AC= Position vector of C ∴ Position vector of mid-point of B and C =P=(AB+AC / 2) =((3+5 / 2))î+((0-2 / 2))ĵ+((4+4 / 2))k̂ =4î-ĵ+4k̂ Median=AP=4î-ĵ+4k̂ Hence, length of median =|AP|=√(16+1+16) =√(33)</w:t>
+            </w:r>
+          </w:p>
+        </w:tc>
+      </w:tr>
+    </w:tbl>
+    <w:p>
+      <w:pPr>
+        <w:spacing w:after="120"/>
+      </w:pPr>
+    </w:p>
+    <w:p>
+      <w:pPr>
+        <w:spacing w:before="160" w:after="40"/>
+      </w:pPr>
+      <w:r>
+        <w:rPr>
+          <w:b/>
+          <w:color w:val="1A365D"/>
+          <w:sz w:val="22"/>
+        </w:rPr>
+        <w:t>Benchmark Problem 3: KCET 2024 (Q#4)</w:t>
+      </w:r>
+    </w:p>
+    <w:p>
+      <w:pPr>
+        <w:spacing w:after="80"/>
+      </w:pPr>
+      <w:r>
+        <w:rPr>
+          <w:sz w:val="20"/>
+        </w:rPr>
+        <w:t>The volume of the parallelopiped whose co terminous edges are ĵ+k̂,î+k̂ and î+ĵ is</w:t>
+      </w:r>
+    </w:p>
+    <w:p>
+      <w:pPr>
+        <w:pStyle w:val="ListBullet"/>
+        <w:spacing w:after="20"/>
+      </w:pPr>
+      <w:r>
+        <w:rPr>
+          <w:sz w:val="19"/>
+        </w:rPr>
+        <w:t>(A) 6 cu units</w:t>
+      </w:r>
+    </w:p>
+    <w:p>
+      <w:pPr>
+        <w:pStyle w:val="ListBullet"/>
+        <w:spacing w:after="20"/>
+      </w:pPr>
+      <w:r>
+        <w:rPr>
+          <w:sz w:val="19"/>
+        </w:rPr>
+        <w:t>(B) 2 cu units</w:t>
+      </w:r>
+    </w:p>
+    <w:p>
+      <w:pPr>
+        <w:pStyle w:val="ListBullet"/>
+        <w:spacing w:after="20"/>
+      </w:pPr>
+      <w:r>
+        <w:rPr>
+          <w:sz w:val="19"/>
+        </w:rPr>
+        <w:t>(C) 4 cu units</w:t>
+      </w:r>
+    </w:p>
+    <w:p>
+      <w:pPr>
+        <w:pStyle w:val="ListBullet"/>
+        <w:spacing w:after="20"/>
+      </w:pPr>
+      <w:r>
+        <w:rPr>
+          <w:sz w:val="19"/>
+        </w:rPr>
+        <w:t>(D) 3 cu units</w:t>
+      </w:r>
+    </w:p>
+    <w:tbl>
+      <w:tblPr>
+        <w:tblW w:type="auto" w:w="0"/>
+        <w:jc w:val="center"/>
+        <w:tblLook w:firstColumn="1" w:firstRow="1" w:lastColumn="0" w:lastRow="0" w:noHBand="0" w:noVBand="1" w:val="04A0"/>
+      </w:tblPr>
+      <w:tblGrid>
+        <w:gridCol w:w="10080"/>
+      </w:tblGrid>
+      <w:tr>
+        <w:tc>
+          <w:tcPr>
+            <w:tcW w:type="dxa" w:w="10080"/>
+            <w:shd w:fill="F7FAFC"/>
+            <w:tcMar>
+              <w:top w:w="100" w:type="dxa"/>
+              <w:bottom w:w="100" w:type="dxa"/>
+              <w:left w:w="150" w:type="dxa"/>
+              <w:right w:w="150" w:type="dxa"/>
+            </w:tcMar>
+          </w:tcPr>
+          <w:p>
+            <w:r>
+              <w:rPr>
+                <w:b/>
+                <w:color w:val="1A365D"/>
+                <w:sz w:val="19"/>
+              </w:rPr>
+              <w:t>Correct Answer: None</w:t>
+              <w:br/>
+            </w:r>
+            <w:r>
+              <w:rPr>
+                <w:color w:val="2D3748"/>
+                <w:sz w:val="18"/>
+              </w:rPr>
+              <w:t>Solution Analysis:</w:t>
+              <w:br/>
+              <w:t>The volume of the parallelopiped whose coterminous edges are ĵ+k̂,î+k̂ and î+ĵ =| 0 1 1 1 0 1 1 1 0 | =0-1(0-1)+1(1-0) =-1(-1)+1 =2cu units</w:t>
+            </w:r>
+          </w:p>
+        </w:tc>
+      </w:tr>
+    </w:tbl>
+    <w:p>
+      <w:pPr>
+        <w:spacing w:after="120"/>
+      </w:pPr>
+    </w:p>
+    <w:p>
+      <w:pPr>
+        <w:spacing w:before="160" w:after="40"/>
+      </w:pPr>
+      <w:r>
+        <w:rPr>
+          <w:b/>
+          <w:color w:val="1A365D"/>
+          <w:sz w:val="22"/>
+        </w:rPr>
+        <w:t>Benchmark Problem 4: KCET 2023 (Q#4)</w:t>
+      </w:r>
+    </w:p>
+    <w:p>
+      <w:pPr>
+        <w:spacing w:after="80"/>
+      </w:pPr>
+      <w:r>
+        <w:rPr>
+          <w:sz w:val="20"/>
+        </w:rPr>
+        <w:t>If a+2b+3c=0 and (a × b)+(b × c)+(c × a)=λ(b × c) , then the value of λ is equal to</w:t>
+      </w:r>
+    </w:p>
+    <w:p>
+      <w:pPr>
+        <w:pStyle w:val="ListBullet"/>
+        <w:spacing w:after="20"/>
+      </w:pPr>
+      <w:r>
+        <w:rPr>
+          <w:sz w:val="19"/>
+        </w:rPr>
+        <w:t>(A) 3</w:t>
+      </w:r>
+    </w:p>
+    <w:p>
+      <w:pPr>
+        <w:pStyle w:val="ListBullet"/>
+        <w:spacing w:after="20"/>
+      </w:pPr>
+      <w:r>
+        <w:rPr>
+          <w:sz w:val="19"/>
+        </w:rPr>
+        <w:t>(B) 4</w:t>
+      </w:r>
+    </w:p>
+    <w:p>
+      <w:pPr>
+        <w:pStyle w:val="ListBullet"/>
+        <w:spacing w:after="20"/>
+      </w:pPr>
+      <w:r>
+        <w:rPr>
+          <w:sz w:val="19"/>
+        </w:rPr>
+        <w:t>(C) 6</w:t>
+      </w:r>
+    </w:p>
+    <w:p>
+      <w:pPr>
+        <w:pStyle w:val="ListBullet"/>
+        <w:spacing w:after="20"/>
+      </w:pPr>
+      <w:r>
+        <w:rPr>
+          <w:sz w:val="19"/>
+        </w:rPr>
+        <w:t>(D) 2</w:t>
+      </w:r>
+    </w:p>
+    <w:tbl>
+      <w:tblPr>
+        <w:tblW w:type="auto" w:w="0"/>
+        <w:jc w:val="center"/>
+        <w:tblLook w:firstColumn="1" w:firstRow="1" w:lastColumn="0" w:lastRow="0" w:noHBand="0" w:noVBand="1" w:val="04A0"/>
+      </w:tblPr>
+      <w:tblGrid>
+        <w:gridCol w:w="10080"/>
+      </w:tblGrid>
+      <w:tr>
+        <w:tc>
+          <w:tcPr>
+            <w:tcW w:type="dxa" w:w="10080"/>
+            <w:shd w:fill="F7FAFC"/>
+            <w:tcMar>
+              <w:top w:w="100" w:type="dxa"/>
+              <w:bottom w:w="100" w:type="dxa"/>
+              <w:left w:w="150" w:type="dxa"/>
+              <w:right w:w="150" w:type="dxa"/>
+            </w:tcMar>
+          </w:tcPr>
+          <w:p>
+            <w:r>
+              <w:rPr>
+                <w:b/>
+                <w:color w:val="1A365D"/>
+                <w:sz w:val="19"/>
+              </w:rPr>
+              <w:t>Correct Answer: None</w:t>
+              <w:br/>
+            </w:r>
+            <w:r>
+              <w:rPr>
+                <w:color w:val="2D3748"/>
+                <w:sz w:val="18"/>
+              </w:rPr>
+              <w:t>Solution Analysis:</w:t>
+              <w:br/>
+              <w:t>Given, a+2b+3c=0 (a+2b+3c) × c=0 ⇒ c × a=2(b × c) (a+2b+3c) × b=0 ⇒ a × b=3(b × c) So, (b × c)+(c × a)+(a × b)=λ(b × c) (b × c)+2(b × c)+3(b × c)=λ(b × c) 6(b+c)=λ(b × c) On comparing with coefficient of (b × c) , we get λ=6</w:t>
+            </w:r>
+          </w:p>
+        </w:tc>
+      </w:tr>
+    </w:tbl>
+    <w:p>
+      <w:pPr>
+        <w:spacing w:after="120"/>
+      </w:pPr>
+    </w:p>
+    <w:p>
+      <w:pPr>
+        <w:spacing w:before="160" w:after="40"/>
+      </w:pPr>
+      <w:r>
+        <w:rPr>
+          <w:b/>
+          <w:color w:val="1A365D"/>
+          <w:sz w:val="22"/>
+        </w:rPr>
+        <w:t>Benchmark Problem 5: KCET 2020 (Q#1)</w:t>
+      </w:r>
+    </w:p>
+    <w:p>
+      <w:pPr>
+        <w:spacing w:after="80"/>
+      </w:pPr>
+      <w:r>
+        <w:rPr>
+          <w:sz w:val="20"/>
+        </w:rPr>
+        <w:t>If the vectors 2î+3ĵ+4k̂,2î+ĵ-k̂ and \lambdaî-ĵ+2k̂ are coplanar, then the value of λ is</w:t>
+      </w:r>
+    </w:p>
+    <w:p>
+      <w:pPr>
+        <w:pStyle w:val="ListBullet"/>
+        <w:spacing w:after="20"/>
+      </w:pPr>
+      <w:r>
+        <w:rPr>
+          <w:sz w:val="19"/>
+        </w:rPr>
+        <w:t>(A) 6</w:t>
+      </w:r>
+    </w:p>
+    <w:p>
+      <w:pPr>
+        <w:pStyle w:val="ListBullet"/>
+        <w:spacing w:after="20"/>
+      </w:pPr>
+      <w:r>
+        <w:rPr>
+          <w:sz w:val="19"/>
+        </w:rPr>
+        <w:t>(B) - 5</w:t>
+      </w:r>
+    </w:p>
+    <w:p>
+      <w:pPr>
+        <w:pStyle w:val="ListBullet"/>
+        <w:spacing w:after="20"/>
+      </w:pPr>
+      <w:r>
+        <w:rPr>
+          <w:sz w:val="19"/>
+        </w:rPr>
+        <w:t>(C) - 6</w:t>
+      </w:r>
+    </w:p>
+    <w:p>
+      <w:pPr>
+        <w:pStyle w:val="ListBullet"/>
+        <w:spacing w:after="20"/>
+      </w:pPr>
+      <w:r>
+        <w:rPr>
+          <w:sz w:val="19"/>
+        </w:rPr>
+        <w:t>(D) 5</w:t>
+      </w:r>
+    </w:p>
+    <w:tbl>
+      <w:tblPr>
+        <w:tblW w:type="auto" w:w="0"/>
+        <w:jc w:val="center"/>
+        <w:tblLook w:firstColumn="1" w:firstRow="1" w:lastColumn="0" w:lastRow="0" w:noHBand="0" w:noVBand="1" w:val="04A0"/>
+      </w:tblPr>
+      <w:tblGrid>
+        <w:gridCol w:w="10080"/>
+      </w:tblGrid>
+      <w:tr>
+        <w:tc>
+          <w:tcPr>
+            <w:tcW w:type="dxa" w:w="10080"/>
+            <w:shd w:fill="F7FAFC"/>
+            <w:tcMar>
+              <w:top w:w="100" w:type="dxa"/>
+              <w:bottom w:w="100" w:type="dxa"/>
+              <w:left w:w="150" w:type="dxa"/>
+              <w:right w:w="150" w:type="dxa"/>
+            </w:tcMar>
+          </w:tcPr>
+          <w:p>
+            <w:r>
+              <w:rPr>
+                <w:b/>
+                <w:color w:val="1A365D"/>
+                <w:sz w:val="19"/>
+              </w:rPr>
+              <w:t>Correct Answer: None</w:t>
+              <w:br/>
+            </w:r>
+            <w:r>
+              <w:rPr>
+                <w:color w:val="2D3748"/>
+                <w:sz w:val="18"/>
+              </w:rPr>
+              <w:t>Solution Analysis:</w:t>
+              <w:br/>
+              <w:t>Given vectors 2î-3ĵ+4k̂,2î+ĵ-k̂ and \lambdaî-ĵ+2k̂ are coplanar ∴ | 2 -3 4 2 1 -1 λ -1 2 |=0 ⇒ 2(2-1)+3(4+λ)+4(-2-λ)=0 ⇒ 2+12+3λ-8+4λ=0 ⇒ 6-λ=0 ⇒ λ=6</w:t>
             </w:r>
           </w:p>
         </w:tc>

--- a/data/exports/kcet-vector-algebra_revision_notes.docx
+++ b/data/exports/kcet-vector-algebra_revision_notes.docx
@@ -13,7 +13,7 @@
           <w:color w:val="1A365D"/>
           <w:sz w:val="44"/>
         </w:rPr>
-        <w:t>JEE MAIN REVISION MASTER: VECTOR ALGEBRA 2026 3 QUESTIONS 5% WEIGHTAGE</w:t>
+        <w:t>JEE MAIN REVISION MASTER: VECTOR ALGEBRA</w:t>
       </w:r>
     </w:p>
     <w:p>
@@ -209,7 +209,7 @@
               <w:rPr>
                 <w:sz w:val="19"/>
               </w:rPr>
-              <w:t>26 PYQs</w:t>
+              <w:t>17 PYQs</w:t>
             </w:r>
           </w:p>
         </w:tc>
@@ -251,10 +251,10 @@
             <w:r>
               <w:rPr>
                 <w:b/>
-                <w:color w:val="C53030"/>
+                <w:color w:val="2B6CB0"/>
                 <w:sz w:val="19"/>
               </w:rPr>
-              <w:t>Very High</w:t>
+              <w:t>High</w:t>
             </w:r>
           </w:p>
         </w:tc>
@@ -276,7 +276,7 @@
                 <w:color w:val="2D3748"/>
                 <w:sz w:val="19"/>
               </w:rPr>
-              <w:t>Cross Product &amp; Geometric Areas</w:t>
+              <w:t>Scalar Triple Product (Box Product) &amp; Coplanarity</w:t>
             </w:r>
           </w:p>
         </w:tc>
@@ -296,7 +296,7 @@
               <w:rPr>
                 <w:sz w:val="19"/>
               </w:rPr>
-              <w:t>16 PYQs</w:t>
+              <w:t>13 PYQs</w:t>
             </w:r>
           </w:p>
         </w:tc>
@@ -317,7 +317,7 @@
                 <w:color w:val="718096"/>
                 <w:sz w:val="19"/>
               </w:rPr>
-              <w:t>Vector Product</w:t>
+              <w:t>Volume &amp; Coplanarity</w:t>
             </w:r>
           </w:p>
         </w:tc>
@@ -363,7 +363,7 @@
                 <w:color w:val="2D3748"/>
                 <w:sz w:val="19"/>
               </w:rPr>
-              <w:t>Scalar Triple Product (Box Product) &amp; Coplanarity</w:t>
+              <w:t>Cross Product &amp; Geometric Areas</w:t>
             </w:r>
           </w:p>
         </w:tc>
@@ -383,7 +383,7 @@
               <w:rPr>
                 <w:sz w:val="19"/>
               </w:rPr>
-              <w:t>5 PYQs</w:t>
+              <w:t>4 PYQs</w:t>
             </w:r>
           </w:p>
         </w:tc>
@@ -404,7 +404,7 @@
                 <w:color w:val="718096"/>
                 <w:sz w:val="19"/>
               </w:rPr>
-              <w:t>Volume &amp; Coplanarity</w:t>
+              <w:t>Vector Product</w:t>
             </w:r>
           </w:p>
         </w:tc>
@@ -428,7 +428,7 @@
                 <w:color w:val="718096"/>
                 <w:sz w:val="19"/>
               </w:rPr>
-              <w:t>Standard</w:t>
+              <w:t>Moderate</w:t>
             </w:r>
           </w:p>
         </w:tc>
@@ -470,7 +470,7 @@
               <w:rPr>
                 <w:sz w:val="19"/>
               </w:rPr>
-              <w:t>1 PYQs</w:t>
+              <w:t>3 PYQs</w:t>
             </w:r>
           </w:p>
         </w:tc>
@@ -557,7 +557,7 @@
               <w:rPr>
                 <w:sz w:val="19"/>
               </w:rPr>
-              <w:t>1 PYQs</w:t>
+              <w:t>0 PYQs</w:t>
             </w:r>
           </w:p>
         </w:tc>
@@ -811,7 +811,7 @@
                 <w:color w:val="1A365D"/>
                 <w:sz w:val="19"/>
               </w:rPr>
-              <w:t>Cross Product &amp; Geometric Areas</w:t>
+              <w:t>Scalar Triple Product (Box Product) &amp; Coplanarity</w:t>
             </w:r>
           </w:p>
         </w:tc>
@@ -833,7 +833,7 @@
                 <w:color w:val="2D3748"/>
                 <w:sz w:val="19"/>
               </w:rPr>
-              <w:t>\vec{a} \times \vec{b} = \begin{vmatrix} \hat{i} &amp; \hat{j} &amp; \hat{k} \\ a_x &amp; a_y &amp; a_z \\ b_x &amp; b_y &amp; b_z \end{vmatrix}, \quad \text{Area}_{\triangle} = \frac{1}{2} |\vec{a} \times \vec{b}|, \quad \hat{n} = \pm \frac{\vec{a} \times \vec{b}}{|\vec{a} \times \vec{b}|}</w:t>
+              <w:t>[\vec{a}\; \vec{b}\; \vec{c}] = \vec{a} \cdot (\vec{b} \times \vec{c}) = \begin{vmatrix} a_x &amp; a_y &amp; a_z \\ b_x &amp; b_y &amp; b_z \\ c_x &amp; c_y &amp; c_z \end{vmatrix}, \quad [\vec{a}\; \vec{b}\; \vec{c}] = 0 \iff \text{coplanar}</w:t>
             </w:r>
           </w:p>
         </w:tc>
@@ -857,7 +857,7 @@
                 <w:color w:val="1A365D"/>
                 <w:sz w:val="19"/>
               </w:rPr>
-              <w:t>Scalar Triple Product (Box Product) &amp; Coplanarity</w:t>
+              <w:t>Cross Product &amp; Geometric Areas</w:t>
             </w:r>
           </w:p>
         </w:tc>
@@ -879,7 +879,7 @@
                 <w:color w:val="2D3748"/>
                 <w:sz w:val="19"/>
               </w:rPr>
-              <w:t>[\vec{a}\; \vec{b}\; \vec{c}] = \vec{a} \cdot (\vec{b} \times \vec{c}) = \begin{vmatrix} a_x &amp; a_y &amp; a_z \\ b_x &amp; b_y &amp; b_z \\ c_x &amp; c_y &amp; c_z \end{vmatrix}, \quad [\vec{a}\; \vec{b}\; \vec{c}] = 0 \iff \text{coplanar}</w:t>
+              <w:t>\vec{a} \times \vec{b} = \begin{vmatrix} \hat{i} &amp; \hat{j} &amp; \hat{k} \\ a_x &amp; a_y &amp; a_z \\ b_x &amp; b_y &amp; b_z \end{vmatrix}, \quad \text{Area}_{\triangle} = \frac{1}{2} |\vec{a} \times \vec{b}|, \quad \hat{n} = \pm \frac{\vec{a} \times \vec{b}}{|\vec{a} \times \vec{b}|}</w:t>
             </w:r>
           </w:p>
         </w:tc>
@@ -1049,7 +1049,7 @@
           <w:color w:val="2B6CB0"/>
           <w:sz w:val="24"/>
         </w:rPr>
-        <w:t>3.1 Dot Product, Projections &amp; Orthogonality (Very High Yield — 26 PYQs)</w:t>
+        <w:t>3.1 Dot Product, Projections &amp; Orthogonality (Very High Yield — 17 PYQs)</w:t>
       </w:r>
     </w:p>
     <w:p>
@@ -1199,6 +1199,187 @@
           <w:b/>
           <w:sz w:val="18"/>
         </w:rPr>
+        <w:t xml:space="preserve">[2026 Shift] Q#3 (MCQ): </w:t>
+      </w:r>
+      <w:r>
+        <w:rPr>
+          <w:sz w:val="18"/>
+        </w:rPr>
+        <w:t xml:space="preserve">"If vec(a)=2î+2ĵ-k̂,vec(b)=\alphaî+\betaĵ+2k̂ and |vec(a)+vec(b)|=|vec(a)-vec(b)| , then $\alpha+..."  </w:t>
+      </w:r>
+      <w:r>
+        <w:rPr>
+          <w:b/>
+          <w:color w:val="2B6CB0"/>
+          <w:sz w:val="18"/>
+        </w:rPr>
+        <w:t>[Ans: D]</w:t>
+      </w:r>
+    </w:p>
+    <w:p>
+      <w:pPr>
+        <w:pStyle w:val="ListBullet"/>
+        <w:spacing w:after="40"/>
+      </w:pPr>
+      <w:r>
+        <w:rPr>
+          <w:b/>
+          <w:sz w:val="18"/>
+        </w:rPr>
+        <w:t xml:space="preserve">[2025 Shift] Q#1 (MCQ): </w:t>
+      </w:r>
+      <w:r>
+        <w:rPr>
+          <w:sz w:val="18"/>
+        </w:rPr>
+        <w:t xml:space="preserve">"If |vec(a)|=10,|vec(b)|=2 and vec(a) · vec(b)=12 , then the value of |vec(a) × vec(b)| is..."  </w:t>
+      </w:r>
+      <w:r>
+        <w:rPr>
+          <w:b/>
+          <w:color w:val="2B6CB0"/>
+          <w:sz w:val="18"/>
+        </w:rPr>
+        <w:t>[Ans: N/A]</w:t>
+      </w:r>
+    </w:p>
+    <w:p>
+      <w:pPr>
+        <w:spacing w:after="120"/>
+      </w:pPr>
+    </w:p>
+    <w:p>
+      <w:pPr>
+        <w:pStyle w:val="Heading2"/>
+      </w:pPr>
+      <w:r>
+        <w:rPr>
+          <w:color w:val="2B6CB0"/>
+          <w:sz w:val="24"/>
+        </w:rPr>
+        <w:t>3.2 Scalar Triple Product (Box Product) &amp; Coplanarity (High Yield — 13 PYQs)</w:t>
+      </w:r>
+    </w:p>
+    <w:p>
+      <w:r>
+        <w:rPr>
+          <w:b/>
+          <w:sz w:val="20"/>
+        </w:rPr>
+        <w:t xml:space="preserve">Core Principle: </w:t>
+      </w:r>
+      <w:r>
+        <w:rPr>
+          <w:sz w:val="20"/>
+        </w:rPr>
+        <w:t>Scalar triple product [vec(a) vec(b) vec(c)] = vec(a) · (vec(b) × vec(c)) = \det([a_(ij)]). Three vectors are coplanar if and only if [vec(a) vec(b) vec(c)] = 0. Volume of parallelepiped V = |[vec(a) vec(b) vec(c)]|; tetrahedron volume V_(tet) = (1 / 6)|[vec(a) vec(b) vec(c)]|.</w:t>
+      </w:r>
+    </w:p>
+    <w:tbl>
+      <w:tblPr>
+        <w:tblW w:type="auto" w:w="0"/>
+        <w:jc w:val="center"/>
+        <w:tblLook w:firstColumn="1" w:firstRow="1" w:lastColumn="0" w:lastRow="0" w:noHBand="0" w:noVBand="1" w:val="04A0"/>
+      </w:tblPr>
+      <w:tblGrid>
+        <w:gridCol w:w="10080"/>
+      </w:tblGrid>
+      <w:tr>
+        <w:tc>
+          <w:tcPr>
+            <w:tcW w:type="dxa" w:w="10080"/>
+            <w:shd w:fill="FFF5F5"/>
+            <w:tcMar>
+              <w:top w:w="100" w:type="dxa"/>
+              <w:bottom w:w="100" w:type="dxa"/>
+              <w:left w:w="150" w:type="dxa"/>
+              <w:right w:w="150" w:type="dxa"/>
+            </w:tcMar>
+          </w:tcPr>
+          <w:p>
+            <w:r>
+              <w:rPr>
+                <w:b/>
+                <w:color w:val="C53030"/>
+                <w:sz w:val="19"/>
+              </w:rPr>
+              <w:t xml:space="preserve">⚠️ Common Trap / JEE Pitfall: </w:t>
+            </w:r>
+            <w:r>
+              <w:rPr>
+                <w:color w:val="2D3748"/>
+                <w:sz w:val="19"/>
+              </w:rPr>
+              <w:t>1. Cyclic order preserves sign: [vec(a) vec(b) vec(c)] = [vec(b) vec(c) vec(a)] = [vec(c) vec(a) vec(b)]. Non-cyclic swap negates: [vec(a) vec(c) vec(b)] = -[vec(a) vec(b) vec(c)]. 2. If any two vectors are identical or collinear, the box product is strictly 0.</w:t>
+            </w:r>
+          </w:p>
+        </w:tc>
+      </w:tr>
+    </w:tbl>
+    <w:tbl>
+      <w:tblPr>
+        <w:tblW w:type="auto" w:w="0"/>
+        <w:jc w:val="center"/>
+        <w:tblLook w:firstColumn="1" w:firstRow="1" w:lastColumn="0" w:lastRow="0" w:noHBand="0" w:noVBand="1" w:val="04A0"/>
+      </w:tblPr>
+      <w:tblGrid>
+        <w:gridCol w:w="10080"/>
+      </w:tblGrid>
+      <w:tr>
+        <w:tc>
+          <w:tcPr>
+            <w:tcW w:type="dxa" w:w="10080"/>
+            <w:shd w:fill="F0FFF4"/>
+            <w:tcMar>
+              <w:top w:w="100" w:type="dxa"/>
+              <w:bottom w:w="100" w:type="dxa"/>
+              <w:left w:w="150" w:type="dxa"/>
+              <w:right w:w="150" w:type="dxa"/>
+            </w:tcMar>
+          </w:tcPr>
+          <w:p>
+            <w:r>
+              <w:rPr>
+                <w:b/>
+                <w:color w:val="276749"/>
+                <w:sz w:val="19"/>
+              </w:rPr>
+              <w:t xml:space="preserve">💡 Speed Hack / Trick: </w:t>
+            </w:r>
+            <w:r>
+              <w:rPr>
+                <w:color w:val="2D3748"/>
+                <w:sz w:val="19"/>
+              </w:rPr>
+              <w:t>Four position points A, B, C, D are coplanar if and only if [vec(AB) vec(AC) vec(AD)] = 0.</w:t>
+            </w:r>
+          </w:p>
+        </w:tc>
+      </w:tr>
+    </w:tbl>
+    <w:p>
+      <w:pPr>
+        <w:spacing w:before="120" w:after="40"/>
+      </w:pPr>
+      <w:r>
+        <w:rPr>
+          <w:b/>
+          <w:color w:val="1A365D"/>
+          <w:sz w:val="19"/>
+        </w:rPr>
+        <w:t>Source PYQs testing this concept:</w:t>
+      </w:r>
+    </w:p>
+    <w:p>
+      <w:pPr>
+        <w:pStyle w:val="ListBullet"/>
+        <w:spacing w:after="40"/>
+      </w:pPr>
+      <w:r>
+        <w:rPr>
+          <w:b/>
+          <w:sz w:val="18"/>
+        </w:rPr>
         <w:t xml:space="preserve">[2026 Shift] Q#2 (MCQ): </w:t>
       </w:r>
       <w:r>
@@ -1226,13 +1407,13 @@
           <w:b/>
           <w:sz w:val="18"/>
         </w:rPr>
-        <w:t xml:space="preserve">[2026 Shift] Q#3 (MCQ): </w:t>
+        <w:t xml:space="preserve">[2024 Shift] Q#2 (MCQ): </w:t>
       </w:r>
       <w:r>
         <w:rPr>
           <w:sz w:val="18"/>
         </w:rPr>
-        <w:t xml:space="preserve">"If vec(a)=2î+2ĵ-k̂,vec(b)=\alphaî+\betaĵ+2k̂ and |vec(a)+vec(b)|=|vec(a)-vec(b)| , then $\alpha+..."  </w:t>
+        <w:t xml:space="preserve">"If a,b and c are three non-coplanar vectors and p,q and r are vectors defined by $p=\frac{a \times c}{[abc]},q=\frac{c \times a}{[ab..."  </w:t>
       </w:r>
       <w:r>
         <w:rPr>
@@ -1240,7 +1421,34 @@
           <w:color w:val="2B6CB0"/>
           <w:sz w:val="18"/>
         </w:rPr>
-        <w:t>[Ans: D]</w:t>
+        <w:t>[Ans: N/A]</w:t>
+      </w:r>
+    </w:p>
+    <w:p>
+      <w:pPr>
+        <w:pStyle w:val="ListBullet"/>
+        <w:spacing w:after="40"/>
+      </w:pPr>
+      <w:r>
+        <w:rPr>
+          <w:b/>
+          <w:sz w:val="18"/>
+        </w:rPr>
+        <w:t xml:space="preserve">[2024 Shift] Q#3 (MCQ): </w:t>
+      </w:r>
+      <w:r>
+        <w:rPr>
+          <w:sz w:val="18"/>
+        </w:rPr>
+        <w:t xml:space="preserve">"The vectors AB=3î+4k̂ and AC=5î-2ĵ+4k̂ are the sides of a △ABC , The length of the median through A is..."  </w:t>
+      </w:r>
+      <w:r>
+        <w:rPr>
+          <w:b/>
+          <w:color w:val="2B6CB0"/>
+          <w:sz w:val="18"/>
+        </w:rPr>
+        <w:t>[Ans: N/A]</w:t>
       </w:r>
     </w:p>
     <w:p>
@@ -1257,7 +1465,7 @@
           <w:color w:val="2B6CB0"/>
           <w:sz w:val="24"/>
         </w:rPr>
-        <w:t>3.2 Cross Product &amp; Geometric Areas (Very High Yield — 16 PYQs)</w:t>
+        <w:t>3.3 Cross Product &amp; Geometric Areas (Moderate Yield — 4 PYQs)</w:t>
       </w:r>
     </w:p>
     <w:p>
@@ -1380,40 +1588,13 @@
           <w:b/>
           <w:sz w:val="18"/>
         </w:rPr>
-        <w:t xml:space="preserve">[2026 Shift] Q#2 (MCQ): </w:t>
+        <w:t xml:space="preserve">[2022 Shift] Q#1 (MCQ): </w:t>
       </w:r>
       <w:r>
         <w:rPr>
           <w:sz w:val="18"/>
         </w:rPr>
-        <w:t xml:space="preserve">"If vec(a)=î+ĵ+k̂,vec(b)=ĵ-k̂ and vec(a) × vec(c)=vec(b),vec(a) · vec(c)=3 , then vec(c) i..."  </w:t>
-      </w:r>
-      <w:r>
-        <w:rPr>
-          <w:b/>
-          <w:color w:val="2B6CB0"/>
-          <w:sz w:val="18"/>
-        </w:rPr>
-        <w:t>[Ans: C]</w:t>
-      </w:r>
-    </w:p>
-    <w:p>
-      <w:pPr>
-        <w:pStyle w:val="ListBullet"/>
-        <w:spacing w:after="40"/>
-      </w:pPr>
-      <w:r>
-        <w:rPr>
-          <w:b/>
-          <w:sz w:val="18"/>
-        </w:rPr>
-        <w:t xml:space="preserve">[2025 Shift] Q#1 (MCQ): </w:t>
-      </w:r>
-      <w:r>
-        <w:rPr>
-          <w:sz w:val="18"/>
-        </w:rPr>
-        <w:t xml:space="preserve">"If |vec(a)|=10,|vec(b)|=2 and vec(a) · vec(b)=12 , then the value of |vec(a) × vec(b)| is..."  </w:t>
+        <w:t xml:space="preserve">"If α=î-3ĵ,β=î+2ĵ-k̂ , then express β in the form β=β_(1)+β_(2) where β_(1)..."  </w:t>
       </w:r>
       <w:r>
         <w:rPr>
@@ -1434,13 +1615,40 @@
           <w:b/>
           <w:sz w:val="18"/>
         </w:rPr>
-        <w:t xml:space="preserve">[2025 Shift] Q#2 (MCQ): </w:t>
+        <w:t xml:space="preserve">[2021 Shift] Q#1 (MCQ): </w:t>
       </w:r>
       <w:r>
         <w:rPr>
           <w:sz w:val="18"/>
         </w:rPr>
-        <w:t xml:space="preserve">"Consider the following statements : Statement (I) : If either |vec(a)|=0 or |vec(b)|=0 , then vec(a) · vec(b)=0 Statement (II)..."  </w:t>
+        <w:t xml:space="preserve">"If the area of the parallelogram with a and b as two adjacent sides is 15 sq units, then the area of the parallelogram having 3a+2b an..."  </w:t>
+      </w:r>
+      <w:r>
+        <w:rPr>
+          <w:b/>
+          <w:color w:val="2B6CB0"/>
+          <w:sz w:val="18"/>
+        </w:rPr>
+        <w:t>[Ans: N/A]</w:t>
+      </w:r>
+    </w:p>
+    <w:p>
+      <w:pPr>
+        <w:pStyle w:val="ListBullet"/>
+        <w:spacing w:after="40"/>
+      </w:pPr>
+      <w:r>
+        <w:rPr>
+          <w:b/>
+          <w:sz w:val="18"/>
+        </w:rPr>
+        <w:t xml:space="preserve">[2021 Shift] Q#3 (MCQ): </w:t>
+      </w:r>
+      <w:r>
+        <w:rPr>
+          <w:sz w:val="18"/>
+        </w:rPr>
+        <w:t xml:space="preserve">"The diagonals of a parallelogram are the vectors 3î+6ĵ-2k̂ . and -î-2ĵ-8k̂ . Then the length of the sh..."  </w:t>
       </w:r>
       <w:r>
         <w:rPr>
@@ -1465,215 +1673,7 @@
           <w:color w:val="2B6CB0"/>
           <w:sz w:val="24"/>
         </w:rPr>
-        <w:t>3.3 Scalar Triple Product (Box Product) &amp; Coplanarity (Moderate Yield — 5 PYQs)</w:t>
-      </w:r>
-    </w:p>
-    <w:p>
-      <w:r>
-        <w:rPr>
-          <w:b/>
-          <w:sz w:val="20"/>
-        </w:rPr>
-        <w:t xml:space="preserve">Core Principle: </w:t>
-      </w:r>
-      <w:r>
-        <w:rPr>
-          <w:sz w:val="20"/>
-        </w:rPr>
-        <w:t>Scalar triple product [vec(a) vec(b) vec(c)] = vec(a) · (vec(b) × vec(c)) = \det([a_(ij)]). Three vectors are coplanar if and only if [vec(a) vec(b) vec(c)] = 0. Volume of parallelepiped V = |[vec(a) vec(b) vec(c)]|; tetrahedron volume V_(tet) = (1 / 6)|[vec(a) vec(b) vec(c)]|.</w:t>
-      </w:r>
-    </w:p>
-    <w:tbl>
-      <w:tblPr>
-        <w:tblW w:type="auto" w:w="0"/>
-        <w:jc w:val="center"/>
-        <w:tblLook w:firstColumn="1" w:firstRow="1" w:lastColumn="0" w:lastRow="0" w:noHBand="0" w:noVBand="1" w:val="04A0"/>
-      </w:tblPr>
-      <w:tblGrid>
-        <w:gridCol w:w="10080"/>
-      </w:tblGrid>
-      <w:tr>
-        <w:tc>
-          <w:tcPr>
-            <w:tcW w:type="dxa" w:w="10080"/>
-            <w:shd w:fill="FFF5F5"/>
-            <w:tcMar>
-              <w:top w:w="100" w:type="dxa"/>
-              <w:bottom w:w="100" w:type="dxa"/>
-              <w:left w:w="150" w:type="dxa"/>
-              <w:right w:w="150" w:type="dxa"/>
-            </w:tcMar>
-          </w:tcPr>
-          <w:p>
-            <w:r>
-              <w:rPr>
-                <w:b/>
-                <w:color w:val="C53030"/>
-                <w:sz w:val="19"/>
-              </w:rPr>
-              <w:t xml:space="preserve">⚠️ Common Trap / JEE Pitfall: </w:t>
-            </w:r>
-            <w:r>
-              <w:rPr>
-                <w:color w:val="2D3748"/>
-                <w:sz w:val="19"/>
-              </w:rPr>
-              <w:t>1. Cyclic order preserves sign: [vec(a) vec(b) vec(c)] = [vec(b) vec(c) vec(a)] = [vec(c) vec(a) vec(b)]. Non-cyclic swap negates: [vec(a) vec(c) vec(b)] = -[vec(a) vec(b) vec(c)]. 2. If any two vectors are identical or collinear, the box product is strictly 0.</w:t>
-            </w:r>
-          </w:p>
-        </w:tc>
-      </w:tr>
-    </w:tbl>
-    <w:tbl>
-      <w:tblPr>
-        <w:tblW w:type="auto" w:w="0"/>
-        <w:jc w:val="center"/>
-        <w:tblLook w:firstColumn="1" w:firstRow="1" w:lastColumn="0" w:lastRow="0" w:noHBand="0" w:noVBand="1" w:val="04A0"/>
-      </w:tblPr>
-      <w:tblGrid>
-        <w:gridCol w:w="10080"/>
-      </w:tblGrid>
-      <w:tr>
-        <w:tc>
-          <w:tcPr>
-            <w:tcW w:type="dxa" w:w="10080"/>
-            <w:shd w:fill="F0FFF4"/>
-            <w:tcMar>
-              <w:top w:w="100" w:type="dxa"/>
-              <w:bottom w:w="100" w:type="dxa"/>
-              <w:left w:w="150" w:type="dxa"/>
-              <w:right w:w="150" w:type="dxa"/>
-            </w:tcMar>
-          </w:tcPr>
-          <w:p>
-            <w:r>
-              <w:rPr>
-                <w:b/>
-                <w:color w:val="276749"/>
-                <w:sz w:val="19"/>
-              </w:rPr>
-              <w:t xml:space="preserve">💡 Speed Hack / Trick: </w:t>
-            </w:r>
-            <w:r>
-              <w:rPr>
-                <w:color w:val="2D3748"/>
-                <w:sz w:val="19"/>
-              </w:rPr>
-              <w:t>Four position points A, B, C, D are coplanar if and only if [vec(AB) vec(AC) vec(AD)] = 0.</w:t>
-            </w:r>
-          </w:p>
-        </w:tc>
-      </w:tr>
-    </w:tbl>
-    <w:p>
-      <w:pPr>
-        <w:spacing w:before="120" w:after="40"/>
-      </w:pPr>
-      <w:r>
-        <w:rPr>
-          <w:b/>
-          <w:color w:val="1A365D"/>
-          <w:sz w:val="19"/>
-        </w:rPr>
-        <w:t>Source PYQs testing this concept:</w:t>
-      </w:r>
-    </w:p>
-    <w:p>
-      <w:pPr>
-        <w:pStyle w:val="ListBullet"/>
-        <w:spacing w:after="40"/>
-      </w:pPr>
-      <w:r>
-        <w:rPr>
-          <w:b/>
-          <w:sz w:val="18"/>
-        </w:rPr>
-        <w:t xml:space="preserve">[2024 Shift] Q#2 (MCQ): </w:t>
-      </w:r>
-      <w:r>
-        <w:rPr>
-          <w:sz w:val="18"/>
-        </w:rPr>
-        <w:t xml:space="preserve">"If a,b and c are three non-coplanar vectors and p,q and r are vectors defined by $p=\frac{a \times c}{[abc]},q=\frac{c \times a}{[ab..."  </w:t>
-      </w:r>
-      <w:r>
-        <w:rPr>
-          <w:b/>
-          <w:color w:val="2B6CB0"/>
-          <w:sz w:val="18"/>
-        </w:rPr>
-        <w:t>[Ans: N/A]</w:t>
-      </w:r>
-    </w:p>
-    <w:p>
-      <w:pPr>
-        <w:pStyle w:val="ListBullet"/>
-        <w:spacing w:after="40"/>
-      </w:pPr>
-      <w:r>
-        <w:rPr>
-          <w:b/>
-          <w:sz w:val="18"/>
-        </w:rPr>
-        <w:t xml:space="preserve">[2020 Shift] Q#1 (MCQ): </w:t>
-      </w:r>
-      <w:r>
-        <w:rPr>
-          <w:sz w:val="18"/>
-        </w:rPr>
-        <w:t xml:space="preserve">"If the vectors 2î+3ĵ+4k̂,2î+ĵ-k̂ and \lambdaî-ĵ+2k̂ are coplanar, then the value of $..."  </w:t>
-      </w:r>
-      <w:r>
-        <w:rPr>
-          <w:b/>
-          <w:color w:val="2B6CB0"/>
-          <w:sz w:val="18"/>
-        </w:rPr>
-        <w:t>[Ans: N/A]</w:t>
-      </w:r>
-    </w:p>
-    <w:p>
-      <w:pPr>
-        <w:pStyle w:val="ListBullet"/>
-        <w:spacing w:after="40"/>
-      </w:pPr>
-      <w:r>
-        <w:rPr>
-          <w:b/>
-          <w:sz w:val="18"/>
-        </w:rPr>
-        <w:t xml:space="preserve">[2020 Shift] Q#2 (MCQ): </w:t>
-      </w:r>
-      <w:r>
-        <w:rPr>
-          <w:sz w:val="18"/>
-        </w:rPr>
-        <w:t xml:space="preserve">"The two vector î+ĵ+k̂ and î+3ĵ+5k̂ represent the two sides bar(AB) and bar(AC) respectively of a..."  </w:t>
-      </w:r>
-      <w:r>
-        <w:rPr>
-          <w:b/>
-          <w:color w:val="2B6CB0"/>
-          <w:sz w:val="18"/>
-        </w:rPr>
-        <w:t>[Ans: N/A]</w:t>
-      </w:r>
-    </w:p>
-    <w:p>
-      <w:pPr>
-        <w:spacing w:after="120"/>
-      </w:pPr>
-    </w:p>
-    <w:p>
-      <w:pPr>
-        <w:pStyle w:val="Heading2"/>
-      </w:pPr>
-      <w:r>
-        <w:rPr>
-          <w:color w:val="2B6CB0"/>
-          <w:sz w:val="24"/>
-        </w:rPr>
-        <w:t>3.4 Vector Triple Product &amp; Lagrange Identity (Standard Yield — 1 PYQs)</w:t>
+        <w:t>3.4 Vector Triple Product &amp; Lagrange Identity (Moderate Yield — 3 PYQs)</w:t>
       </w:r>
     </w:p>
     <w:p>
@@ -1796,13 +1796,67 @@
           <w:b/>
           <w:sz w:val="18"/>
         </w:rPr>
-        <w:t xml:space="preserve">[2024 Shift] Q#3 (MCQ): </w:t>
+        <w:t xml:space="preserve">[2023 Shift] Q#2 (MCQ): </w:t>
       </w:r>
       <w:r>
         <w:rPr>
           <w:sz w:val="18"/>
         </w:rPr>
-        <w:t xml:space="preserve">"The vectors AB=3î+4k̂ and AC=5î-2ĵ+4k̂ are the sides of a △ABC , The length of the median through A is..."  </w:t>
+        <w:t xml:space="preserve">"The component of î in the direction of the vector î+ĵ+2k̂ is..."  </w:t>
+      </w:r>
+      <w:r>
+        <w:rPr>
+          <w:b/>
+          <w:color w:val="2B6CB0"/>
+          <w:sz w:val="18"/>
+        </w:rPr>
+        <w:t>[Ans: N/A]</w:t>
+      </w:r>
+    </w:p>
+    <w:p>
+      <w:pPr>
+        <w:pStyle w:val="ListBullet"/>
+        <w:spacing w:after="40"/>
+      </w:pPr>
+      <w:r>
+        <w:rPr>
+          <w:b/>
+          <w:sz w:val="18"/>
+        </w:rPr>
+        <w:t xml:space="preserve">[2022 Shift] Q#4 (MCQ): </w:t>
+      </w:r>
+      <w:r>
+        <w:rPr>
+          <w:sz w:val="18"/>
+        </w:rPr>
+        <w:t xml:space="preserve">"If |a × b|^2+|a · b|^2=36 and |a|=3 , then |a| is equal to..."  </w:t>
+      </w:r>
+      <w:r>
+        <w:rPr>
+          <w:b/>
+          <w:color w:val="2B6CB0"/>
+          <w:sz w:val="18"/>
+        </w:rPr>
+        <w:t>[Ans: D]</w:t>
+      </w:r>
+    </w:p>
+    <w:p>
+      <w:pPr>
+        <w:pStyle w:val="ListBullet"/>
+        <w:spacing w:after="40"/>
+      </w:pPr>
+      <w:r>
+        <w:rPr>
+          <w:b/>
+          <w:sz w:val="18"/>
+        </w:rPr>
+        <w:t xml:space="preserve">[2019 Shift] Q#4 (MCQ): </w:t>
+      </w:r>
+      <w:r>
+        <w:rPr>
+          <w:sz w:val="18"/>
+        </w:rPr>
+        <w:t xml:space="preserve">"A unit vector perpendicular to the plane containing the vector î+2ĵ+k̂ and -2î+ĵ+3k̂ is..."  </w:t>
       </w:r>
       <w:r>
         <w:rPr>
@@ -1827,7 +1881,7 @@
           <w:color w:val="2B6CB0"/>
           <w:sz w:val="24"/>
         </w:rPr>
-        <w:t>3.5 Linear Combination &amp; Vector Equations (Standard Yield — 1 PYQs)</w:t>
+        <w:t>3.5 Linear Combination &amp; Vector Equations (Standard Yield — 0 PYQs)</w:t>
       </w:r>
     </w:p>
     <w:p>
@@ -1950,13 +2004,13 @@
           <w:b/>
           <w:sz w:val="18"/>
         </w:rPr>
-        <w:t xml:space="preserve">[2024 Shift] Q#4 (MCQ): </w:t>
+        <w:t xml:space="preserve">[2026 Shift] Q#1 (MCQ): </w:t>
       </w:r>
       <w:r>
         <w:rPr>
           <w:sz w:val="18"/>
         </w:rPr>
-        <w:t xml:space="preserve">"The volume of the parallelopiped whose co terminous edges are ĵ+k̂,î+k̂ and î+ĵ is..."  </w:t>
+        <w:t xml:space="preserve">"The value of λ for which the vectors vec(a)=2î+\lambdaĵ+k̂ and vec(b)=î+2ĵ+3k̂ are orthogona..."  </w:t>
       </w:r>
       <w:r>
         <w:rPr>
@@ -1964,7 +2018,34 @@
           <w:color w:val="2B6CB0"/>
           <w:sz w:val="18"/>
         </w:rPr>
-        <w:t>[Ans: N/A]</w:t>
+        <w:t>[Ans: B]</w:t>
+      </w:r>
+    </w:p>
+    <w:p>
+      <w:pPr>
+        <w:pStyle w:val="ListBullet"/>
+        <w:spacing w:after="40"/>
+      </w:pPr>
+      <w:r>
+        <w:rPr>
+          <w:b/>
+          <w:sz w:val="18"/>
+        </w:rPr>
+        <w:t xml:space="preserve">[2026 Shift] Q#2 (MCQ): </w:t>
+      </w:r>
+      <w:r>
+        <w:rPr>
+          <w:sz w:val="18"/>
+        </w:rPr>
+        <w:t xml:space="preserve">"If vec(a)=î+ĵ+k̂,vec(b)=ĵ-k̂ and vec(a) × vec(c)=vec(b),vec(a) · vec(c)=3 , then vec(c) i..."  </w:t>
+      </w:r>
+      <w:r>
+        <w:rPr>
+          <w:b/>
+          <w:color w:val="2B6CB0"/>
+          <w:sz w:val="18"/>
+        </w:rPr>
+        <w:t>[Ans: C]</w:t>
       </w:r>
     </w:p>
     <w:p>
@@ -2298,7 +2379,7 @@
           <w:color w:val="1A365D"/>
           <w:sz w:val="22"/>
         </w:rPr>
-        <w:t>Benchmark Problem 2: KCET 2024 (Q#3)</w:t>
+        <w:t>Benchmark Problem 2: KCET 2026 (Q#2)</w:t>
       </w:r>
     </w:p>
     <w:p>
@@ -2309,7 +2390,7 @@
         <w:rPr>
           <w:sz w:val="20"/>
         </w:rPr>
-        <w:t>The vectors AB=3î+4k̂ and AC=5î-2ĵ+4k̂ are the sides of a △ABC , The length of the median through A is</w:t>
+        <w:t>If vec(a)=î+ĵ+k̂,vec(b)=ĵ-k̂ and vec(a) × vec(c)=vec(b),vec(a) · vec(c)=3 , then vec(c) is</w:t>
       </w:r>
     </w:p>
     <w:p>
@@ -2321,7 +2402,7 @@
         <w:rPr>
           <w:sz w:val="19"/>
         </w:rPr>
-        <w:t>(A) √(18)</w:t>
+        <w:t>(A) (5 / 3)î-(2 / 3)ĵ+(2 / 3)k̂</w:t>
       </w:r>
     </w:p>
     <w:p>
@@ -2333,7 +2414,21 @@
         <w:rPr>
           <w:sz w:val="19"/>
         </w:rPr>
-        <w:t>(B) √(72)</w:t>
+        <w:t>(B) (5 / 3)î+(2 / 3)ĵ-(2 / 3)k̂</w:t>
+      </w:r>
+    </w:p>
+    <w:p>
+      <w:pPr>
+        <w:pStyle w:val="ListBullet"/>
+        <w:spacing w:after="20"/>
+      </w:pPr>
+      <w:r>
+        <w:rPr>
+          <w:b/>
+          <w:color w:val="276749"/>
+          <w:sz w:val="19"/>
+        </w:rPr>
+        <w:t>(C) (5 / 3)î+(2 / 3)ĵ+(2 / 3)k̂</w:t>
       </w:r>
     </w:p>
     <w:p>
@@ -2345,7 +2440,80 @@
         <w:rPr>
           <w:sz w:val="19"/>
         </w:rPr>
-        <w:t>(C) √(33)</w:t>
+        <w:t>(D) -(5 / 3)î+(2 / 3)ĵ+(2 / 3)k̂</w:t>
+      </w:r>
+    </w:p>
+    <w:tbl>
+      <w:tblPr>
+        <w:tblW w:type="auto" w:w="0"/>
+        <w:jc w:val="center"/>
+        <w:tblLook w:firstColumn="1" w:firstRow="1" w:lastColumn="0" w:lastRow="0" w:noHBand="0" w:noVBand="1" w:val="04A0"/>
+      </w:tblPr>
+      <w:tblGrid>
+        <w:gridCol w:w="10080"/>
+      </w:tblGrid>
+      <w:tr>
+        <w:tc>
+          <w:tcPr>
+            <w:tcW w:type="dxa" w:w="10080"/>
+            <w:shd w:fill="F7FAFC"/>
+            <w:tcMar>
+              <w:top w:w="100" w:type="dxa"/>
+              <w:bottom w:w="100" w:type="dxa"/>
+              <w:left w:w="150" w:type="dxa"/>
+              <w:right w:w="150" w:type="dxa"/>
+            </w:tcMar>
+          </w:tcPr>
+          <w:p>
+            <w:r>
+              <w:rPr>
+                <w:b/>
+                <w:color w:val="1A365D"/>
+                <w:sz w:val="19"/>
+              </w:rPr>
+              <w:t>Correct Answer: C</w:t>
+              <w:br/>
+            </w:r>
+            <w:r>
+              <w:rPr>
+                <w:color w:val="2D3748"/>
+                <w:sz w:val="18"/>
+              </w:rPr>
+              <w:t>Solution Analysis:</w:t>
+              <w:br/>
+              <w:t>Let vec(c)=xî+yĵ+zk̂ Given, vec(a)=î+ĵ+k̂ Now, vec(a) × vec(c)=| î ĵ k̂ 1 1 1 x y z | Expanding, vec(a) × vec(c)=(z-y)î+(x-z)ĵ+(y-x)k̂ But it is given that vec(a) × vec(c)=vec(b) and vec(b)=ĵ-k̂ So, (z-y)î+(x-z)ĵ+(y-x)k̂=0î+1ĵ-1k̂ Comparing coefficients, z-y=0 x-z=1 y-x=-1 From z-y=0 , z=y Also, using x-z=1 and z=y , x-y=1 Now given, vec(a) · vec(c)=3 So, (î+ĵ+k̂) · (xî+yĵ+zk̂)=3 Hence, x+y+z=3 Since z=y , x+2y=3 Also, x-y=1 So, x=y+1 Substitute in x+2y=3 : y+1+2y=3 3y=2 y=(2 / 3) Thus, z=(2 / 3) and x=y+1=(2 / 3)+1=(5 / 3) So, vec(c)=(5 / 3)î+(2 / 3)ĵ+(2 / 3)k̂ Hence, the correct option is Option C.</w:t>
+            </w:r>
+          </w:p>
+        </w:tc>
+      </w:tr>
+    </w:tbl>
+    <w:p>
+      <w:pPr>
+        <w:spacing w:after="120"/>
+      </w:pPr>
+    </w:p>
+    <w:p>
+      <w:pPr>
+        <w:spacing w:before="160" w:after="40"/>
+      </w:pPr>
+      <w:r>
+        <w:rPr>
+          <w:b/>
+          <w:color w:val="1A365D"/>
+          <w:sz w:val="22"/>
+        </w:rPr>
+        <w:t>Benchmark Problem 3: KCET 2023 (Q#2)</w:t>
+      </w:r>
+    </w:p>
+    <w:p>
+      <w:pPr>
+        <w:spacing w:after="80"/>
+      </w:pPr>
+      <w:r>
+        <w:rPr>
+          <w:sz w:val="20"/>
+        </w:rPr>
+        <w:t>The component of î in the direction of the vector î+ĵ+2k̂ is</w:t>
       </w:r>
     </w:p>
     <w:p>
@@ -2357,7 +2525,43 @@
         <w:rPr>
           <w:sz w:val="19"/>
         </w:rPr>
-        <w:t>(D) √(288)</w:t>
+        <w:t>(A) 6</w:t>
+      </w:r>
+    </w:p>
+    <w:p>
+      <w:pPr>
+        <w:pStyle w:val="ListBullet"/>
+        <w:spacing w:after="20"/>
+      </w:pPr>
+      <w:r>
+        <w:rPr>
+          <w:sz w:val="19"/>
+        </w:rPr>
+        <w:t>(B) 6√(6)</w:t>
+      </w:r>
+    </w:p>
+    <w:p>
+      <w:pPr>
+        <w:pStyle w:val="ListBullet"/>
+        <w:spacing w:after="20"/>
+      </w:pPr>
+      <w:r>
+        <w:rPr>
+          <w:sz w:val="19"/>
+        </w:rPr>
+        <w:t>(C) \frac√(6)6</w:t>
+      </w:r>
+    </w:p>
+    <w:p>
+      <w:pPr>
+        <w:pStyle w:val="ListBullet"/>
+        <w:spacing w:after="20"/>
+      </w:pPr>
+      <w:r>
+        <w:rPr>
+          <w:sz w:val="19"/>
+        </w:rPr>
+        <w:t>(D) √(6)</w:t>
       </w:r>
     </w:p>
     <w:tbl>
@@ -2398,7 +2602,7 @@
               </w:rPr>
               <w:t>Solution Analysis:</w:t>
               <w:br/>
-              <w:t>Let A= origin ∴ AB= Position vector of B AC= Position vector of C ∴ Position vector of mid-point of B and C =P=(AB+AC / 2) =((3+5 / 2))î+((0-2 / 2))ĵ+((4+4 / 2))k̂ =4î-ĵ+4k̂ Median=AP=4î-ĵ+4k̂ Hence, length of median =|AP|=√(16+1+16) =√(33)</w:t>
+              <w:t>We know that component of a in the direction of b is \frac|a · b||b|^2 Let b=î+ĵ+2k̂ and a=î Then, we have |a · b|=l and |b|=√(6) Now, the component of i in the direction î+ĵ+2k̂ is \frac1√(6)=\frac√(6)6</w:t>
             </w:r>
           </w:p>
         </w:tc>
@@ -2419,7 +2623,7 @@
           <w:color w:val="1A365D"/>
           <w:sz w:val="22"/>
         </w:rPr>
-        <w:t>Benchmark Problem 3: KCET 2024 (Q#4)</w:t>
+        <w:t>Benchmark Problem 4: KCET 2022 (Q#1)</w:t>
       </w:r>
     </w:p>
     <w:p>
@@ -2430,7 +2634,7 @@
         <w:rPr>
           <w:sz w:val="20"/>
         </w:rPr>
-        <w:t>The volume of the parallelopiped whose co terminous edges are ĵ+k̂,î+k̂ and î+ĵ is</w:t>
+        <w:t>If α=î-3ĵ,β=î+2ĵ-k̂ , then express β in the form β=β_(1)+β_(2) where β_(1) is parallel to α and β_(2) is perpendicular to α , then β_(1) is given by</w:t>
       </w:r>
     </w:p>
     <w:p>
@@ -2442,7 +2646,7 @@
         <w:rPr>
           <w:sz w:val="19"/>
         </w:rPr>
-        <w:t>(A) 6 cu units</w:t>
+        <w:t>(A) (-1 / 2)î+(3 / 2)ĵ</w:t>
       </w:r>
     </w:p>
     <w:p>
@@ -2454,7 +2658,7 @@
         <w:rPr>
           <w:sz w:val="19"/>
         </w:rPr>
-        <w:t>(B) 2 cu units</w:t>
+        <w:t>(B) (5 / 8)(î+3ĵ)</w:t>
       </w:r>
     </w:p>
     <w:p>
@@ -2466,7 +2670,7 @@
         <w:rPr>
           <w:sz w:val="19"/>
         </w:rPr>
-        <w:t>(C) 4 cu units</w:t>
+        <w:t>(C) î-3ĵ</w:t>
       </w:r>
     </w:p>
     <w:p>
@@ -2478,7 +2682,7 @@
         <w:rPr>
           <w:sz w:val="19"/>
         </w:rPr>
-        <w:t>(D) 3 cu units</w:t>
+        <w:t>(D) î+3ĵ</w:t>
       </w:r>
     </w:p>
     <w:tbl>
@@ -2519,249 +2723,7 @@
               </w:rPr>
               <w:t>Solution Analysis:</w:t>
               <w:br/>
-              <w:t>The volume of the parallelopiped whose coterminous edges are ĵ+k̂,î+k̂ and î+ĵ =| 0 1 1 1 0 1 1 1 0 | =0-1(0-1)+1(1-0) =-1(-1)+1 =2cu units</w:t>
-            </w:r>
-          </w:p>
-        </w:tc>
-      </w:tr>
-    </w:tbl>
-    <w:p>
-      <w:pPr>
-        <w:spacing w:after="120"/>
-      </w:pPr>
-    </w:p>
-    <w:p>
-      <w:pPr>
-        <w:spacing w:before="160" w:after="40"/>
-      </w:pPr>
-      <w:r>
-        <w:rPr>
-          <w:b/>
-          <w:color w:val="1A365D"/>
-          <w:sz w:val="22"/>
-        </w:rPr>
-        <w:t>Benchmark Problem 4: KCET 2023 (Q#4)</w:t>
-      </w:r>
-    </w:p>
-    <w:p>
-      <w:pPr>
-        <w:spacing w:after="80"/>
-      </w:pPr>
-      <w:r>
-        <w:rPr>
-          <w:sz w:val="20"/>
-        </w:rPr>
-        <w:t>If a+2b+3c=0 and (a × b)+(b × c)+(c × a)=λ(b × c) , then the value of λ is equal to</w:t>
-      </w:r>
-    </w:p>
-    <w:p>
-      <w:pPr>
-        <w:pStyle w:val="ListBullet"/>
-        <w:spacing w:after="20"/>
-      </w:pPr>
-      <w:r>
-        <w:rPr>
-          <w:sz w:val="19"/>
-        </w:rPr>
-        <w:t>(A) 3</w:t>
-      </w:r>
-    </w:p>
-    <w:p>
-      <w:pPr>
-        <w:pStyle w:val="ListBullet"/>
-        <w:spacing w:after="20"/>
-      </w:pPr>
-      <w:r>
-        <w:rPr>
-          <w:sz w:val="19"/>
-        </w:rPr>
-        <w:t>(B) 4</w:t>
-      </w:r>
-    </w:p>
-    <w:p>
-      <w:pPr>
-        <w:pStyle w:val="ListBullet"/>
-        <w:spacing w:after="20"/>
-      </w:pPr>
-      <w:r>
-        <w:rPr>
-          <w:sz w:val="19"/>
-        </w:rPr>
-        <w:t>(C) 6</w:t>
-      </w:r>
-    </w:p>
-    <w:p>
-      <w:pPr>
-        <w:pStyle w:val="ListBullet"/>
-        <w:spacing w:after="20"/>
-      </w:pPr>
-      <w:r>
-        <w:rPr>
-          <w:sz w:val="19"/>
-        </w:rPr>
-        <w:t>(D) 2</w:t>
-      </w:r>
-    </w:p>
-    <w:tbl>
-      <w:tblPr>
-        <w:tblW w:type="auto" w:w="0"/>
-        <w:jc w:val="center"/>
-        <w:tblLook w:firstColumn="1" w:firstRow="1" w:lastColumn="0" w:lastRow="0" w:noHBand="0" w:noVBand="1" w:val="04A0"/>
-      </w:tblPr>
-      <w:tblGrid>
-        <w:gridCol w:w="10080"/>
-      </w:tblGrid>
-      <w:tr>
-        <w:tc>
-          <w:tcPr>
-            <w:tcW w:type="dxa" w:w="10080"/>
-            <w:shd w:fill="F7FAFC"/>
-            <w:tcMar>
-              <w:top w:w="100" w:type="dxa"/>
-              <w:bottom w:w="100" w:type="dxa"/>
-              <w:left w:w="150" w:type="dxa"/>
-              <w:right w:w="150" w:type="dxa"/>
-            </w:tcMar>
-          </w:tcPr>
-          <w:p>
-            <w:r>
-              <w:rPr>
-                <w:b/>
-                <w:color w:val="1A365D"/>
-                <w:sz w:val="19"/>
-              </w:rPr>
-              <w:t>Correct Answer: None</w:t>
-              <w:br/>
-            </w:r>
-            <w:r>
-              <w:rPr>
-                <w:color w:val="2D3748"/>
-                <w:sz w:val="18"/>
-              </w:rPr>
-              <w:t>Solution Analysis:</w:t>
-              <w:br/>
-              <w:t>Given, a+2b+3c=0 (a+2b+3c) × c=0 ⇒ c × a=2(b × c) (a+2b+3c) × b=0 ⇒ a × b=3(b × c) So, (b × c)+(c × a)+(a × b)=λ(b × c) (b × c)+2(b × c)+3(b × c)=λ(b × c) 6(b+c)=λ(b × c) On comparing with coefficient of (b × c) , we get λ=6</w:t>
-            </w:r>
-          </w:p>
-        </w:tc>
-      </w:tr>
-    </w:tbl>
-    <w:p>
-      <w:pPr>
-        <w:spacing w:after="120"/>
-      </w:pPr>
-    </w:p>
-    <w:p>
-      <w:pPr>
-        <w:spacing w:before="160" w:after="40"/>
-      </w:pPr>
-      <w:r>
-        <w:rPr>
-          <w:b/>
-          <w:color w:val="1A365D"/>
-          <w:sz w:val="22"/>
-        </w:rPr>
-        <w:t>Benchmark Problem 5: KCET 2020 (Q#1)</w:t>
-      </w:r>
-    </w:p>
-    <w:p>
-      <w:pPr>
-        <w:spacing w:after="80"/>
-      </w:pPr>
-      <w:r>
-        <w:rPr>
-          <w:sz w:val="20"/>
-        </w:rPr>
-        <w:t>If the vectors 2î+3ĵ+4k̂,2î+ĵ-k̂ and \lambdaî-ĵ+2k̂ are coplanar, then the value of λ is</w:t>
-      </w:r>
-    </w:p>
-    <w:p>
-      <w:pPr>
-        <w:pStyle w:val="ListBullet"/>
-        <w:spacing w:after="20"/>
-      </w:pPr>
-      <w:r>
-        <w:rPr>
-          <w:sz w:val="19"/>
-        </w:rPr>
-        <w:t>(A) 6</w:t>
-      </w:r>
-    </w:p>
-    <w:p>
-      <w:pPr>
-        <w:pStyle w:val="ListBullet"/>
-        <w:spacing w:after="20"/>
-      </w:pPr>
-      <w:r>
-        <w:rPr>
-          <w:sz w:val="19"/>
-        </w:rPr>
-        <w:t>(B) - 5</w:t>
-      </w:r>
-    </w:p>
-    <w:p>
-      <w:pPr>
-        <w:pStyle w:val="ListBullet"/>
-        <w:spacing w:after="20"/>
-      </w:pPr>
-      <w:r>
-        <w:rPr>
-          <w:sz w:val="19"/>
-        </w:rPr>
-        <w:t>(C) - 6</w:t>
-      </w:r>
-    </w:p>
-    <w:p>
-      <w:pPr>
-        <w:pStyle w:val="ListBullet"/>
-        <w:spacing w:after="20"/>
-      </w:pPr>
-      <w:r>
-        <w:rPr>
-          <w:sz w:val="19"/>
-        </w:rPr>
-        <w:t>(D) 5</w:t>
-      </w:r>
-    </w:p>
-    <w:tbl>
-      <w:tblPr>
-        <w:tblW w:type="auto" w:w="0"/>
-        <w:jc w:val="center"/>
-        <w:tblLook w:firstColumn="1" w:firstRow="1" w:lastColumn="0" w:lastRow="0" w:noHBand="0" w:noVBand="1" w:val="04A0"/>
-      </w:tblPr>
-      <w:tblGrid>
-        <w:gridCol w:w="10080"/>
-      </w:tblGrid>
-      <w:tr>
-        <w:tc>
-          <w:tcPr>
-            <w:tcW w:type="dxa" w:w="10080"/>
-            <w:shd w:fill="F7FAFC"/>
-            <w:tcMar>
-              <w:top w:w="100" w:type="dxa"/>
-              <w:bottom w:w="100" w:type="dxa"/>
-              <w:left w:w="150" w:type="dxa"/>
-              <w:right w:w="150" w:type="dxa"/>
-            </w:tcMar>
-          </w:tcPr>
-          <w:p>
-            <w:r>
-              <w:rPr>
-                <w:b/>
-                <w:color w:val="1A365D"/>
-                <w:sz w:val="19"/>
-              </w:rPr>
-              <w:t>Correct Answer: None</w:t>
-              <w:br/>
-            </w:r>
-            <w:r>
-              <w:rPr>
-                <w:color w:val="2D3748"/>
-                <w:sz w:val="18"/>
-              </w:rPr>
-              <w:t>Solution Analysis:</w:t>
-              <w:br/>
-              <w:t>Given vectors 2î-3ĵ+4k̂,2î+ĵ-k̂ and \lambdaî-ĵ+2k̂ are coplanar ∴ | 2 -3 4 2 1 -1 λ -1 2 |=0 ⇒ 2(2-1)+3(4+λ)+4(-2-λ)=0 ⇒ 2+12+3λ-8+4λ=0 ⇒ 6-λ=0 ⇒ λ=6</w:t>
+              <w:t>Given α=î-3ĵ,𝜷=î+2ĵ-k̂ β=β_(1)+β_(2) β_(1) is parallel to α ⇒ β_(1) =λα ⇒ β_(1)=\lambdaî-3\lambdaĵ ⇒ Also,β =β_(1)+β_(2) β_(2) =β-β_(1)=(î+2ĵ-k̂)-(\lambdaî-3\lambdaĵ) β_(2) =(1-λ)î+(2-3λ)ĵ-k̂ It is given β_(2) is perpendicular to α . left ∴(1-λ)(1)+(2+3 λ)(-3)+(-1)(0)=0 ⇒ 1-λ-6-9 λ+0=0 ⇒ -5-10 λ=0 ⇒ λ=-(1 / 2) β_1=(-1 / 2) î+(3 / 2) ĵ</w:t>
             </w:r>
           </w:p>
         </w:tc>

--- a/data/exports/kcet-vector-algebra_revision_notes.docx
+++ b/data/exports/kcet-vector-algebra_revision_notes.docx
@@ -189,7 +189,7 @@
                 <w:color w:val="2D3748"/>
                 <w:sz w:val="19"/>
               </w:rPr>
-              <w:t>Dot Product, Projections &amp; Orthogonality</w:t>
+              <w:t>Vector Operations: Dot Product &amp; Cross Product</w:t>
             </w:r>
           </w:p>
         </w:tc>
@@ -209,7 +209,7 @@
               <w:rPr>
                 <w:sz w:val="19"/>
               </w:rPr>
-              <w:t>17 PYQs</w:t>
+              <w:t>36 PYQs</w:t>
             </w:r>
           </w:p>
         </w:tc>
@@ -230,442 +230,7 @@
                 <w:color w:val="718096"/>
                 <w:sz w:val="19"/>
               </w:rPr>
-              <w:t>Scalar Product</w:t>
-            </w:r>
-          </w:p>
-        </w:tc>
-      </w:tr>
-      <w:tr>
-        <w:tc>
-          <w:tcPr>
-            <w:tcW w:type="dxa" w:w="2160"/>
-            <w:shd w:fill="FFFFFF"/>
-            <w:tcMar>
-              <w:top w:w="80" w:type="dxa"/>
-              <w:bottom w:w="80" w:type="dxa"/>
-              <w:left w:w="150" w:type="dxa"/>
-              <w:right w:w="150" w:type="dxa"/>
-            </w:tcMar>
-          </w:tcPr>
-          <w:p>
-            <w:r>
-              <w:rPr>
-                <w:b/>
-                <w:color w:val="2B6CB0"/>
-                <w:sz w:val="19"/>
-              </w:rPr>
-              <w:t>High</w:t>
-            </w:r>
-          </w:p>
-        </w:tc>
-        <w:tc>
-          <w:tcPr>
-            <w:tcW w:type="dxa" w:w="4320"/>
-            <w:shd w:fill="FFFFFF"/>
-            <w:tcMar>
-              <w:top w:w="80" w:type="dxa"/>
-              <w:bottom w:w="80" w:type="dxa"/>
-              <w:left w:w="150" w:type="dxa"/>
-              <w:right w:w="150" w:type="dxa"/>
-            </w:tcMar>
-          </w:tcPr>
-          <w:p>
-            <w:r>
-              <w:rPr>
-                <w:b/>
-                <w:color w:val="2D3748"/>
-                <w:sz w:val="19"/>
-              </w:rPr>
-              <w:t>Scalar Triple Product (Box Product) &amp; Coplanarity</w:t>
-            </w:r>
-          </w:p>
-        </w:tc>
-        <w:tc>
-          <w:tcPr>
-            <w:tcW w:type="dxa" w:w="1728"/>
-            <w:shd w:fill="FFFFFF"/>
-            <w:tcMar>
-              <w:top w:w="80" w:type="dxa"/>
-              <w:bottom w:w="80" w:type="dxa"/>
-              <w:left w:w="150" w:type="dxa"/>
-              <w:right w:w="150" w:type="dxa"/>
-            </w:tcMar>
-          </w:tcPr>
-          <w:p>
-            <w:r>
-              <w:rPr>
-                <w:sz w:val="19"/>
-              </w:rPr>
-              <w:t>13 PYQs</w:t>
-            </w:r>
-          </w:p>
-        </w:tc>
-        <w:tc>
-          <w:tcPr>
-            <w:tcW w:type="dxa" w:w="1872"/>
-            <w:shd w:fill="FFFFFF"/>
-            <w:tcMar>
-              <w:top w:w="80" w:type="dxa"/>
-              <w:bottom w:w="80" w:type="dxa"/>
-              <w:left w:w="150" w:type="dxa"/>
-              <w:right w:w="150" w:type="dxa"/>
-            </w:tcMar>
-          </w:tcPr>
-          <w:p>
-            <w:r>
-              <w:rPr>
-                <w:color w:val="718096"/>
-                <w:sz w:val="19"/>
-              </w:rPr>
-              <w:t>Volume &amp; Coplanarity</w:t>
-            </w:r>
-          </w:p>
-        </w:tc>
-      </w:tr>
-      <w:tr>
-        <w:tc>
-          <w:tcPr>
-            <w:tcW w:type="dxa" w:w="2160"/>
-            <w:shd w:fill="F7FAFC"/>
-            <w:tcMar>
-              <w:top w:w="80" w:type="dxa"/>
-              <w:bottom w:w="80" w:type="dxa"/>
-              <w:left w:w="150" w:type="dxa"/>
-              <w:right w:w="150" w:type="dxa"/>
-            </w:tcMar>
-          </w:tcPr>
-          <w:p>
-            <w:r>
-              <w:rPr>
-                <w:b/>
-                <w:color w:val="718096"/>
-                <w:sz w:val="19"/>
-              </w:rPr>
-              <w:t>Moderate</w:t>
-            </w:r>
-          </w:p>
-        </w:tc>
-        <w:tc>
-          <w:tcPr>
-            <w:tcW w:type="dxa" w:w="4320"/>
-            <w:shd w:fill="F7FAFC"/>
-            <w:tcMar>
-              <w:top w:w="80" w:type="dxa"/>
-              <w:bottom w:w="80" w:type="dxa"/>
-              <w:left w:w="150" w:type="dxa"/>
-              <w:right w:w="150" w:type="dxa"/>
-            </w:tcMar>
-          </w:tcPr>
-          <w:p>
-            <w:r>
-              <w:rPr>
-                <w:b/>
-                <w:color w:val="2D3748"/>
-                <w:sz w:val="19"/>
-              </w:rPr>
-              <w:t>Cross Product &amp; Geometric Areas</w:t>
-            </w:r>
-          </w:p>
-        </w:tc>
-        <w:tc>
-          <w:tcPr>
-            <w:tcW w:type="dxa" w:w="1728"/>
-            <w:shd w:fill="F7FAFC"/>
-            <w:tcMar>
-              <w:top w:w="80" w:type="dxa"/>
-              <w:bottom w:w="80" w:type="dxa"/>
-              <w:left w:w="150" w:type="dxa"/>
-              <w:right w:w="150" w:type="dxa"/>
-            </w:tcMar>
-          </w:tcPr>
-          <w:p>
-            <w:r>
-              <w:rPr>
-                <w:sz w:val="19"/>
-              </w:rPr>
-              <w:t>4 PYQs</w:t>
-            </w:r>
-          </w:p>
-        </w:tc>
-        <w:tc>
-          <w:tcPr>
-            <w:tcW w:type="dxa" w:w="1872"/>
-            <w:shd w:fill="F7FAFC"/>
-            <w:tcMar>
-              <w:top w:w="80" w:type="dxa"/>
-              <w:bottom w:w="80" w:type="dxa"/>
-              <w:left w:w="150" w:type="dxa"/>
-              <w:right w:w="150" w:type="dxa"/>
-            </w:tcMar>
-          </w:tcPr>
-          <w:p>
-            <w:r>
-              <w:rPr>
-                <w:color w:val="718096"/>
-                <w:sz w:val="19"/>
-              </w:rPr>
-              <w:t>Vector Product</w:t>
-            </w:r>
-          </w:p>
-        </w:tc>
-      </w:tr>
-      <w:tr>
-        <w:tc>
-          <w:tcPr>
-            <w:tcW w:type="dxa" w:w="2160"/>
-            <w:shd w:fill="FFFFFF"/>
-            <w:tcMar>
-              <w:top w:w="80" w:type="dxa"/>
-              <w:bottom w:w="80" w:type="dxa"/>
-              <w:left w:w="150" w:type="dxa"/>
-              <w:right w:w="150" w:type="dxa"/>
-            </w:tcMar>
-          </w:tcPr>
-          <w:p>
-            <w:r>
-              <w:rPr>
-                <w:b/>
-                <w:color w:val="718096"/>
-                <w:sz w:val="19"/>
-              </w:rPr>
-              <w:t>Moderate</w:t>
-            </w:r>
-          </w:p>
-        </w:tc>
-        <w:tc>
-          <w:tcPr>
-            <w:tcW w:type="dxa" w:w="4320"/>
-            <w:shd w:fill="FFFFFF"/>
-            <w:tcMar>
-              <w:top w:w="80" w:type="dxa"/>
-              <w:bottom w:w="80" w:type="dxa"/>
-              <w:left w:w="150" w:type="dxa"/>
-              <w:right w:w="150" w:type="dxa"/>
-            </w:tcMar>
-          </w:tcPr>
-          <w:p>
-            <w:r>
-              <w:rPr>
-                <w:b/>
-                <w:color w:val="2D3748"/>
-                <w:sz w:val="19"/>
-              </w:rPr>
-              <w:t>Vector Triple Product &amp; Lagrange Identity</w:t>
-            </w:r>
-          </w:p>
-        </w:tc>
-        <w:tc>
-          <w:tcPr>
-            <w:tcW w:type="dxa" w:w="1728"/>
-            <w:shd w:fill="FFFFFF"/>
-            <w:tcMar>
-              <w:top w:w="80" w:type="dxa"/>
-              <w:bottom w:w="80" w:type="dxa"/>
-              <w:left w:w="150" w:type="dxa"/>
-              <w:right w:w="150" w:type="dxa"/>
-            </w:tcMar>
-          </w:tcPr>
-          <w:p>
-            <w:r>
-              <w:rPr>
-                <w:sz w:val="19"/>
-              </w:rPr>
-              <w:t>3 PYQs</w:t>
-            </w:r>
-          </w:p>
-        </w:tc>
-        <w:tc>
-          <w:tcPr>
-            <w:tcW w:type="dxa" w:w="1872"/>
-            <w:shd w:fill="FFFFFF"/>
-            <w:tcMar>
-              <w:top w:w="80" w:type="dxa"/>
-              <w:bottom w:w="80" w:type="dxa"/>
-              <w:left w:w="150" w:type="dxa"/>
-              <w:right w:w="150" w:type="dxa"/>
-            </w:tcMar>
-          </w:tcPr>
-          <w:p>
-            <w:r>
-              <w:rPr>
-                <w:color w:val="718096"/>
-                <w:sz w:val="19"/>
-              </w:rPr>
-              <w:t>Triple Products</w:t>
-            </w:r>
-          </w:p>
-        </w:tc>
-      </w:tr>
-      <w:tr>
-        <w:tc>
-          <w:tcPr>
-            <w:tcW w:type="dxa" w:w="2160"/>
-            <w:shd w:fill="F7FAFC"/>
-            <w:tcMar>
-              <w:top w:w="80" w:type="dxa"/>
-              <w:bottom w:w="80" w:type="dxa"/>
-              <w:left w:w="150" w:type="dxa"/>
-              <w:right w:w="150" w:type="dxa"/>
-            </w:tcMar>
-          </w:tcPr>
-          <w:p>
-            <w:r>
-              <w:rPr>
-                <w:b/>
-                <w:color w:val="718096"/>
-                <w:sz w:val="19"/>
-              </w:rPr>
-              <w:t>Standard</w:t>
-            </w:r>
-          </w:p>
-        </w:tc>
-        <w:tc>
-          <w:tcPr>
-            <w:tcW w:type="dxa" w:w="4320"/>
-            <w:shd w:fill="F7FAFC"/>
-            <w:tcMar>
-              <w:top w:w="80" w:type="dxa"/>
-              <w:bottom w:w="80" w:type="dxa"/>
-              <w:left w:w="150" w:type="dxa"/>
-              <w:right w:w="150" w:type="dxa"/>
-            </w:tcMar>
-          </w:tcPr>
-          <w:p>
-            <w:r>
-              <w:rPr>
-                <w:b/>
-                <w:color w:val="2D3748"/>
-                <w:sz w:val="19"/>
-              </w:rPr>
-              <w:t>Linear Combination &amp; Vector Equations</w:t>
-            </w:r>
-          </w:p>
-        </w:tc>
-        <w:tc>
-          <w:tcPr>
-            <w:tcW w:type="dxa" w:w="1728"/>
-            <w:shd w:fill="F7FAFC"/>
-            <w:tcMar>
-              <w:top w:w="80" w:type="dxa"/>
-              <w:bottom w:w="80" w:type="dxa"/>
-              <w:left w:w="150" w:type="dxa"/>
-              <w:right w:w="150" w:type="dxa"/>
-            </w:tcMar>
-          </w:tcPr>
-          <w:p>
-            <w:r>
-              <w:rPr>
-                <w:sz w:val="19"/>
-              </w:rPr>
-              <w:t>0 PYQs</w:t>
-            </w:r>
-          </w:p>
-        </w:tc>
-        <w:tc>
-          <w:tcPr>
-            <w:tcW w:type="dxa" w:w="1872"/>
-            <w:shd w:fill="F7FAFC"/>
-            <w:tcMar>
-              <w:top w:w="80" w:type="dxa"/>
-              <w:bottom w:w="80" w:type="dxa"/>
-              <w:left w:w="150" w:type="dxa"/>
-              <w:right w:w="150" w:type="dxa"/>
-            </w:tcMar>
-          </w:tcPr>
-          <w:p>
-            <w:r>
-              <w:rPr>
-                <w:color w:val="718096"/>
-                <w:sz w:val="19"/>
-              </w:rPr>
-              <w:t>Vector Equations</w:t>
-            </w:r>
-          </w:p>
-        </w:tc>
-      </w:tr>
-      <w:tr>
-        <w:tc>
-          <w:tcPr>
-            <w:tcW w:type="dxa" w:w="2160"/>
-            <w:shd w:fill="FFFFFF"/>
-            <w:tcMar>
-              <w:top w:w="80" w:type="dxa"/>
-              <w:bottom w:w="80" w:type="dxa"/>
-              <w:left w:w="150" w:type="dxa"/>
-              <w:right w:w="150" w:type="dxa"/>
-            </w:tcMar>
-          </w:tcPr>
-          <w:p>
-            <w:r>
-              <w:rPr>
-                <w:b/>
-                <w:color w:val="718096"/>
-                <w:sz w:val="19"/>
-              </w:rPr>
-              <w:t>Standard</w:t>
-            </w:r>
-          </w:p>
-        </w:tc>
-        <w:tc>
-          <w:tcPr>
-            <w:tcW w:type="dxa" w:w="4320"/>
-            <w:shd w:fill="FFFFFF"/>
-            <w:tcMar>
-              <w:top w:w="80" w:type="dxa"/>
-              <w:bottom w:w="80" w:type="dxa"/>
-              <w:left w:w="150" w:type="dxa"/>
-              <w:right w:w="150" w:type="dxa"/>
-            </w:tcMar>
-          </w:tcPr>
-          <w:p>
-            <w:r>
-              <w:rPr>
-                <w:b/>
-                <w:color w:val="2D3748"/>
-                <w:sz w:val="19"/>
-              </w:rPr>
-              <w:t>Section Formula, Collinearity &amp; Centroids</w:t>
-            </w:r>
-          </w:p>
-        </w:tc>
-        <w:tc>
-          <w:tcPr>
-            <w:tcW w:type="dxa" w:w="1728"/>
-            <w:shd w:fill="FFFFFF"/>
-            <w:tcMar>
-              <w:top w:w="80" w:type="dxa"/>
-              <w:bottom w:w="80" w:type="dxa"/>
-              <w:left w:w="150" w:type="dxa"/>
-              <w:right w:w="150" w:type="dxa"/>
-            </w:tcMar>
-          </w:tcPr>
-          <w:p>
-            <w:r>
-              <w:rPr>
-                <w:sz w:val="19"/>
-              </w:rPr>
-              <w:t>0 PYQs</w:t>
-            </w:r>
-          </w:p>
-        </w:tc>
-        <w:tc>
-          <w:tcPr>
-            <w:tcW w:type="dxa" w:w="1872"/>
-            <w:shd w:fill="FFFFFF"/>
-            <w:tcMar>
-              <w:top w:w="80" w:type="dxa"/>
-              <w:bottom w:w="80" w:type="dxa"/>
-              <w:left w:w="150" w:type="dxa"/>
-              <w:right w:w="150" w:type="dxa"/>
-            </w:tcMar>
-          </w:tcPr>
-          <w:p>
-            <w:r>
-              <w:rPr>
-                <w:color w:val="718096"/>
-                <w:sz w:val="19"/>
-              </w:rPr>
-              <w:t>Geometry &amp; Position Vectors</w:t>
+              <w:t>Vector Operations</w:t>
             </w:r>
           </w:p>
         </w:tc>
@@ -765,7 +330,7 @@
                 <w:color w:val="1A365D"/>
                 <w:sz w:val="19"/>
               </w:rPr>
-              <w:t>Dot Product, Projections &amp; Orthogonality</w:t>
+              <w:t>Vector Operations: Dot Product &amp; Cross Product</w:t>
             </w:r>
           </w:p>
         </w:tc>
@@ -787,237 +352,7 @@
                 <w:color w:val="2D3748"/>
                 <w:sz w:val="19"/>
               </w:rPr>
-              <w:t>\vec{a} \cdot \vec{b} = |\vec{a}| |\vec{b}| \cos\theta, \quad \vec{a} \perp \vec{b} \iff \vec{a} \cdot \vec{b} = 0, \quad \text{Proj}_{\vec{b}} \vec{a} = \frac{\vec{a} \cdot \vec{b}}{|\vec{b}|}</w:t>
-            </w:r>
-          </w:p>
-        </w:tc>
-      </w:tr>
-      <w:tr>
-        <w:tc>
-          <w:tcPr>
-            <w:tcW w:type="dxa" w:w="3600"/>
-            <w:shd w:fill="FFFFFF"/>
-            <w:tcMar>
-              <w:top w:w="100" w:type="dxa"/>
-              <w:bottom w:w="100" w:type="dxa"/>
-              <w:left w:w="150" w:type="dxa"/>
-              <w:right w:w="150" w:type="dxa"/>
-            </w:tcMar>
-          </w:tcPr>
-          <w:p>
-            <w:r>
-              <w:rPr>
-                <w:b/>
-                <w:color w:val="1A365D"/>
-                <w:sz w:val="19"/>
-              </w:rPr>
-              <w:t>Scalar Triple Product (Box Product) &amp; Coplanarity</w:t>
-            </w:r>
-          </w:p>
-        </w:tc>
-        <w:tc>
-          <w:tcPr>
-            <w:tcW w:type="dxa" w:w="6480"/>
-            <w:shd w:fill="FFFFFF"/>
-            <w:tcMar>
-              <w:top w:w="100" w:type="dxa"/>
-              <w:bottom w:w="100" w:type="dxa"/>
-              <w:left w:w="150" w:type="dxa"/>
-              <w:right w:w="150" w:type="dxa"/>
-            </w:tcMar>
-          </w:tcPr>
-          <w:p>
-            <w:r>
-              <w:rPr>
-                <w:rFonts w:ascii="Cambria Math" w:hAnsi="Cambria Math"/>
-                <w:color w:val="2D3748"/>
-                <w:sz w:val="19"/>
-              </w:rPr>
-              <w:t>[\vec{a}\; \vec{b}\; \vec{c}] = \vec{a} \cdot (\vec{b} \times \vec{c}) = \begin{vmatrix} a_x &amp; a_y &amp; a_z \\ b_x &amp; b_y &amp; b_z \\ c_x &amp; c_y &amp; c_z \end{vmatrix}, \quad [\vec{a}\; \vec{b}\; \vec{c}] = 0 \iff \text{coplanar}</w:t>
-            </w:r>
-          </w:p>
-        </w:tc>
-      </w:tr>
-      <w:tr>
-        <w:tc>
-          <w:tcPr>
-            <w:tcW w:type="dxa" w:w="3600"/>
-            <w:shd w:fill="F7FAFC"/>
-            <w:tcMar>
-              <w:top w:w="100" w:type="dxa"/>
-              <w:bottom w:w="100" w:type="dxa"/>
-              <w:left w:w="150" w:type="dxa"/>
-              <w:right w:w="150" w:type="dxa"/>
-            </w:tcMar>
-          </w:tcPr>
-          <w:p>
-            <w:r>
-              <w:rPr>
-                <w:b/>
-                <w:color w:val="1A365D"/>
-                <w:sz w:val="19"/>
-              </w:rPr>
-              <w:t>Cross Product &amp; Geometric Areas</w:t>
-            </w:r>
-          </w:p>
-        </w:tc>
-        <w:tc>
-          <w:tcPr>
-            <w:tcW w:type="dxa" w:w="6480"/>
-            <w:shd w:fill="F7FAFC"/>
-            <w:tcMar>
-              <w:top w:w="100" w:type="dxa"/>
-              <w:bottom w:w="100" w:type="dxa"/>
-              <w:left w:w="150" w:type="dxa"/>
-              <w:right w:w="150" w:type="dxa"/>
-            </w:tcMar>
-          </w:tcPr>
-          <w:p>
-            <w:r>
-              <w:rPr>
-                <w:rFonts w:ascii="Cambria Math" w:hAnsi="Cambria Math"/>
-                <w:color w:val="2D3748"/>
-                <w:sz w:val="19"/>
-              </w:rPr>
-              <w:t>\vec{a} \times \vec{b} = \begin{vmatrix} \hat{i} &amp; \hat{j} &amp; \hat{k} \\ a_x &amp; a_y &amp; a_z \\ b_x &amp; b_y &amp; b_z \end{vmatrix}, \quad \text{Area}_{\triangle} = \frac{1}{2} |\vec{a} \times \vec{b}|, \quad \hat{n} = \pm \frac{\vec{a} \times \vec{b}}{|\vec{a} \times \vec{b}|}</w:t>
-            </w:r>
-          </w:p>
-        </w:tc>
-      </w:tr>
-      <w:tr>
-        <w:tc>
-          <w:tcPr>
-            <w:tcW w:type="dxa" w:w="3600"/>
-            <w:shd w:fill="FFFFFF"/>
-            <w:tcMar>
-              <w:top w:w="100" w:type="dxa"/>
-              <w:bottom w:w="100" w:type="dxa"/>
-              <w:left w:w="150" w:type="dxa"/>
-              <w:right w:w="150" w:type="dxa"/>
-            </w:tcMar>
-          </w:tcPr>
-          <w:p>
-            <w:r>
-              <w:rPr>
-                <w:b/>
-                <w:color w:val="1A365D"/>
-                <w:sz w:val="19"/>
-              </w:rPr>
-              <w:t>Vector Triple Product &amp; Lagrange Identity</w:t>
-            </w:r>
-          </w:p>
-        </w:tc>
-        <w:tc>
-          <w:tcPr>
-            <w:tcW w:type="dxa" w:w="6480"/>
-            <w:shd w:fill="FFFFFF"/>
-            <w:tcMar>
-              <w:top w:w="100" w:type="dxa"/>
-              <w:bottom w:w="100" w:type="dxa"/>
-              <w:left w:w="150" w:type="dxa"/>
-              <w:right w:w="150" w:type="dxa"/>
-            </w:tcMar>
-          </w:tcPr>
-          <w:p>
-            <w:r>
-              <w:rPr>
-                <w:rFonts w:ascii="Cambria Math" w:hAnsi="Cambria Math"/>
-                <w:color w:val="2D3748"/>
-                <w:sz w:val="19"/>
-              </w:rPr>
-              <w:t>\vec{a} \times (\vec{b} \times \vec{c}) = (\vec{a} \cdot \vec{c})\vec{b} - (\vec{a} \cdot \vec{b})\vec{c}, \quad (\vec{a} \times \vec{b}) \times \vec{c} = (\vec{a} \cdot \vec{c})\vec{b} - (\vec{b} \cdot \vec{c})\vec{a}</w:t>
-            </w:r>
-          </w:p>
-        </w:tc>
-      </w:tr>
-      <w:tr>
-        <w:tc>
-          <w:tcPr>
-            <w:tcW w:type="dxa" w:w="3600"/>
-            <w:shd w:fill="F7FAFC"/>
-            <w:tcMar>
-              <w:top w:w="100" w:type="dxa"/>
-              <w:bottom w:w="100" w:type="dxa"/>
-              <w:left w:w="150" w:type="dxa"/>
-              <w:right w:w="150" w:type="dxa"/>
-            </w:tcMar>
-          </w:tcPr>
-          <w:p>
-            <w:r>
-              <w:rPr>
-                <w:b/>
-                <w:color w:val="1A365D"/>
-                <w:sz w:val="19"/>
-              </w:rPr>
-              <w:t>Linear Combination &amp; Vector Equations</w:t>
-            </w:r>
-          </w:p>
-        </w:tc>
-        <w:tc>
-          <w:tcPr>
-            <w:tcW w:type="dxa" w:w="6480"/>
-            <w:shd w:fill="F7FAFC"/>
-            <w:tcMar>
-              <w:top w:w="100" w:type="dxa"/>
-              <w:bottom w:w="100" w:type="dxa"/>
-              <w:left w:w="150" w:type="dxa"/>
-              <w:right w:w="150" w:type="dxa"/>
-            </w:tcMar>
-          </w:tcPr>
-          <w:p>
-            <w:r>
-              <w:rPr>
-                <w:rFonts w:ascii="Cambria Math" w:hAnsi="Cambria Math"/>
-                <w:color w:val="2D3748"/>
-                <w:sz w:val="19"/>
-              </w:rPr>
-              <w:t>\vec{r} = x \vec{a} + y \vec{b} + z (\vec{a} \times \vec{b}), \quad \text{or take } \vec{a} \times (\vec{r} \times \vec{b}) \text{ to decouple}</w:t>
-            </w:r>
-          </w:p>
-        </w:tc>
-      </w:tr>
-      <w:tr>
-        <w:tc>
-          <w:tcPr>
-            <w:tcW w:type="dxa" w:w="3600"/>
-            <w:shd w:fill="FFFFFF"/>
-            <w:tcMar>
-              <w:top w:w="100" w:type="dxa"/>
-              <w:bottom w:w="100" w:type="dxa"/>
-              <w:left w:w="150" w:type="dxa"/>
-              <w:right w:w="150" w:type="dxa"/>
-            </w:tcMar>
-          </w:tcPr>
-          <w:p>
-            <w:r>
-              <w:rPr>
-                <w:b/>
-                <w:color w:val="1A365D"/>
-                <w:sz w:val="19"/>
-              </w:rPr>
-              <w:t>Section Formula, Collinearity &amp; Centroids</w:t>
-            </w:r>
-          </w:p>
-        </w:tc>
-        <w:tc>
-          <w:tcPr>
-            <w:tcW w:type="dxa" w:w="6480"/>
-            <w:shd w:fill="FFFFFF"/>
-            <w:tcMar>
-              <w:top w:w="100" w:type="dxa"/>
-              <w:bottom w:w="100" w:type="dxa"/>
-              <w:left w:w="150" w:type="dxa"/>
-              <w:right w:w="150" w:type="dxa"/>
-            </w:tcMar>
-          </w:tcPr>
-          <w:p>
-            <w:r>
-              <w:rPr>
-                <w:rFonts w:ascii="Cambria Math" w:hAnsi="Cambria Math"/>
-                <w:color w:val="2D3748"/>
-                <w:sz w:val="19"/>
-              </w:rPr>
-              <w:t>\vec{r} = \frac{m\vec{b} + n\vec{a}}{m + n}, \quad \vec{G} = \frac{\vec{a} + \vec{b} + \vec{c}}{3}, \quad \vec{a} = \lambda \vec{b} \iff \text{collinear}</w:t>
+              <w:t>\vec{a} \cdot \vec{b} = 0 \iff \vec{a} \perp \vec{b}, \quad \text{Projection of } \vec{a} \text{ on } \vec{b} = \frac{\vec{a} \cdot \vec{b}}{|\vec{b}|}, \quad \text{Area} = \frac{1}{2}|\vec{a} \times \vec{b}|</w:t>
             </w:r>
           </w:p>
         </w:tc>
@@ -1049,7 +384,7 @@
           <w:color w:val="2B6CB0"/>
           <w:sz w:val="24"/>
         </w:rPr>
-        <w:t>3.1 Dot Product, Projections &amp; Orthogonality (Very High Yield — 17 PYQs)</w:t>
+        <w:t>3.1 Vector Operations: Dot Product &amp; Cross Product (Very High Yield — 36 PYQs)</w:t>
       </w:r>
     </w:p>
     <w:p>
@@ -1064,7 +399,7 @@
         <w:rPr>
           <w:sz w:val="20"/>
         </w:rPr>
-        <w:t>Scalar product vec(a) · vec(b) = |vec(a)||vec(b)|cosθ = a_x b_x + a_y b_y + a_z b_z. Orthogonality condition: vec(a) ⊥ vec(b) \iff vec(a) · vec(b) = 0. Scalar projection of vec(a) on vec(b): Proj_(vec(b)) vec(a) = \fracvec(a) · vec(b)|vec(b)|.</w:t>
+        <w:t>Dot product vec(a) · vec(b) = a_x b_x + a_y b_y + a_z b_z. Two non-zero vectors are perpendicular if and only if vec(a) · vec(b) = 0. Projection of vec(a) on vec(b): \fracvec(a) · vec(b)|vec(b)|. Cross product vec(a) × vec(b) gives a vector perpendicular to both vec(a) and vec(b); two vectors are parallel if vec(a) × vec(b) = vec(0). Area of triangle = (1 / 2)|vec(a) × vec(b)|; area of parallelogram = |vec(a) × vec(b)|.</w:t>
       </w:r>
     </w:p>
     <w:tbl>
@@ -1102,7 +437,7 @@
                 <w:color w:val="2D3748"/>
                 <w:sz w:val="19"/>
               </w:rPr>
-              <w:t>1. Vector projection of vec(a) along vec(b) is \left(\fracvec(a) · vec(b)|vec(b)|^2\right)vec(b). 2. |vec(a) + vec(b)|^2 = |vec(a)|^2 + |vec(b)|^2 + 2(vec(a) · vec(b)) (do not write 2|vec(a)||vec(b)| unless collinear!).</w:t>
+              <w:t>Projection of vec(a) on vec(b) has |vec(b)| in denominator, NOT |vec(a)|!</w:t>
             </w:r>
           </w:p>
         </w:tc>
@@ -1143,839 +478,7 @@
                 <w:color w:val="2D3748"/>
                 <w:sz w:val="19"/>
               </w:rPr>
-              <w:t>Unit vector along the angle bisector of vec(a) and vec(b): û = \fracâ + b̂|â + b̂|.</w:t>
-            </w:r>
-          </w:p>
-        </w:tc>
-      </w:tr>
-    </w:tbl>
-    <w:p>
-      <w:pPr>
-        <w:spacing w:before="120" w:after="40"/>
-      </w:pPr>
-      <w:r>
-        <w:rPr>
-          <w:b/>
-          <w:color w:val="1A365D"/>
-          <w:sz w:val="19"/>
-        </w:rPr>
-        <w:t>Source PYQs testing this concept:</w:t>
-      </w:r>
-    </w:p>
-    <w:p>
-      <w:pPr>
-        <w:pStyle w:val="ListBullet"/>
-        <w:spacing w:after="40"/>
-      </w:pPr>
-      <w:r>
-        <w:rPr>
-          <w:b/>
-          <w:sz w:val="18"/>
-        </w:rPr>
-        <w:t xml:space="preserve">[2026 Shift] Q#1 (MCQ): </w:t>
-      </w:r>
-      <w:r>
-        <w:rPr>
-          <w:sz w:val="18"/>
-        </w:rPr>
-        <w:t xml:space="preserve">"The value of λ for which the vectors vec(a)=2î+\lambdaĵ+k̂ and vec(b)=î+2ĵ+3k̂ are orthogona..."  </w:t>
-      </w:r>
-      <w:r>
-        <w:rPr>
-          <w:b/>
-          <w:color w:val="2B6CB0"/>
-          <w:sz w:val="18"/>
-        </w:rPr>
-        <w:t>[Ans: B]</w:t>
-      </w:r>
-    </w:p>
-    <w:p>
-      <w:pPr>
-        <w:pStyle w:val="ListBullet"/>
-        <w:spacing w:after="40"/>
-      </w:pPr>
-      <w:r>
-        <w:rPr>
-          <w:b/>
-          <w:sz w:val="18"/>
-        </w:rPr>
-        <w:t xml:space="preserve">[2026 Shift] Q#3 (MCQ): </w:t>
-      </w:r>
-      <w:r>
-        <w:rPr>
-          <w:sz w:val="18"/>
-        </w:rPr>
-        <w:t xml:space="preserve">"If vec(a)=2î+2ĵ-k̂,vec(b)=\alphaî+\betaĵ+2k̂ and |vec(a)+vec(b)|=|vec(a)-vec(b)| , then $\alpha+..."  </w:t>
-      </w:r>
-      <w:r>
-        <w:rPr>
-          <w:b/>
-          <w:color w:val="2B6CB0"/>
-          <w:sz w:val="18"/>
-        </w:rPr>
-        <w:t>[Ans: D]</w:t>
-      </w:r>
-    </w:p>
-    <w:p>
-      <w:pPr>
-        <w:pStyle w:val="ListBullet"/>
-        <w:spacing w:after="40"/>
-      </w:pPr>
-      <w:r>
-        <w:rPr>
-          <w:b/>
-          <w:sz w:val="18"/>
-        </w:rPr>
-        <w:t xml:space="preserve">[2025 Shift] Q#1 (MCQ): </w:t>
-      </w:r>
-      <w:r>
-        <w:rPr>
-          <w:sz w:val="18"/>
-        </w:rPr>
-        <w:t xml:space="preserve">"If |vec(a)|=10,|vec(b)|=2 and vec(a) · vec(b)=12 , then the value of |vec(a) × vec(b)| is..."  </w:t>
-      </w:r>
-      <w:r>
-        <w:rPr>
-          <w:b/>
-          <w:color w:val="2B6CB0"/>
-          <w:sz w:val="18"/>
-        </w:rPr>
-        <w:t>[Ans: N/A]</w:t>
-      </w:r>
-    </w:p>
-    <w:p>
-      <w:pPr>
-        <w:spacing w:after="120"/>
-      </w:pPr>
-    </w:p>
-    <w:p>
-      <w:pPr>
-        <w:pStyle w:val="Heading2"/>
-      </w:pPr>
-      <w:r>
-        <w:rPr>
-          <w:color w:val="2B6CB0"/>
-          <w:sz w:val="24"/>
-        </w:rPr>
-        <w:t>3.2 Scalar Triple Product (Box Product) &amp; Coplanarity (High Yield — 13 PYQs)</w:t>
-      </w:r>
-    </w:p>
-    <w:p>
-      <w:r>
-        <w:rPr>
-          <w:b/>
-          <w:sz w:val="20"/>
-        </w:rPr>
-        <w:t xml:space="preserve">Core Principle: </w:t>
-      </w:r>
-      <w:r>
-        <w:rPr>
-          <w:sz w:val="20"/>
-        </w:rPr>
-        <w:t>Scalar triple product [vec(a) vec(b) vec(c)] = vec(a) · (vec(b) × vec(c)) = \det([a_(ij)]). Three vectors are coplanar if and only if [vec(a) vec(b) vec(c)] = 0. Volume of parallelepiped V = |[vec(a) vec(b) vec(c)]|; tetrahedron volume V_(tet) = (1 / 6)|[vec(a) vec(b) vec(c)]|.</w:t>
-      </w:r>
-    </w:p>
-    <w:tbl>
-      <w:tblPr>
-        <w:tblW w:type="auto" w:w="0"/>
-        <w:jc w:val="center"/>
-        <w:tblLook w:firstColumn="1" w:firstRow="1" w:lastColumn="0" w:lastRow="0" w:noHBand="0" w:noVBand="1" w:val="04A0"/>
-      </w:tblPr>
-      <w:tblGrid>
-        <w:gridCol w:w="10080"/>
-      </w:tblGrid>
-      <w:tr>
-        <w:tc>
-          <w:tcPr>
-            <w:tcW w:type="dxa" w:w="10080"/>
-            <w:shd w:fill="FFF5F5"/>
-            <w:tcMar>
-              <w:top w:w="100" w:type="dxa"/>
-              <w:bottom w:w="100" w:type="dxa"/>
-              <w:left w:w="150" w:type="dxa"/>
-              <w:right w:w="150" w:type="dxa"/>
-            </w:tcMar>
-          </w:tcPr>
-          <w:p>
-            <w:r>
-              <w:rPr>
-                <w:b/>
-                <w:color w:val="C53030"/>
-                <w:sz w:val="19"/>
-              </w:rPr>
-              <w:t xml:space="preserve">⚠️ Common Trap / JEE Pitfall: </w:t>
-            </w:r>
-            <w:r>
-              <w:rPr>
-                <w:color w:val="2D3748"/>
-                <w:sz w:val="19"/>
-              </w:rPr>
-              <w:t>1. Cyclic order preserves sign: [vec(a) vec(b) vec(c)] = [vec(b) vec(c) vec(a)] = [vec(c) vec(a) vec(b)]. Non-cyclic swap negates: [vec(a) vec(c) vec(b)] = -[vec(a) vec(b) vec(c)]. 2. If any two vectors are identical or collinear, the box product is strictly 0.</w:t>
-            </w:r>
-          </w:p>
-        </w:tc>
-      </w:tr>
-    </w:tbl>
-    <w:tbl>
-      <w:tblPr>
-        <w:tblW w:type="auto" w:w="0"/>
-        <w:jc w:val="center"/>
-        <w:tblLook w:firstColumn="1" w:firstRow="1" w:lastColumn="0" w:lastRow="0" w:noHBand="0" w:noVBand="1" w:val="04A0"/>
-      </w:tblPr>
-      <w:tblGrid>
-        <w:gridCol w:w="10080"/>
-      </w:tblGrid>
-      <w:tr>
-        <w:tc>
-          <w:tcPr>
-            <w:tcW w:type="dxa" w:w="10080"/>
-            <w:shd w:fill="F0FFF4"/>
-            <w:tcMar>
-              <w:top w:w="100" w:type="dxa"/>
-              <w:bottom w:w="100" w:type="dxa"/>
-              <w:left w:w="150" w:type="dxa"/>
-              <w:right w:w="150" w:type="dxa"/>
-            </w:tcMar>
-          </w:tcPr>
-          <w:p>
-            <w:r>
-              <w:rPr>
-                <w:b/>
-                <w:color w:val="276749"/>
-                <w:sz w:val="19"/>
-              </w:rPr>
-              <w:t xml:space="preserve">💡 Speed Hack / Trick: </w:t>
-            </w:r>
-            <w:r>
-              <w:rPr>
-                <w:color w:val="2D3748"/>
-                <w:sz w:val="19"/>
-              </w:rPr>
-              <w:t>Four position points A, B, C, D are coplanar if and only if [vec(AB) vec(AC) vec(AD)] = 0.</w:t>
-            </w:r>
-          </w:p>
-        </w:tc>
-      </w:tr>
-    </w:tbl>
-    <w:p>
-      <w:pPr>
-        <w:spacing w:before="120" w:after="40"/>
-      </w:pPr>
-      <w:r>
-        <w:rPr>
-          <w:b/>
-          <w:color w:val="1A365D"/>
-          <w:sz w:val="19"/>
-        </w:rPr>
-        <w:t>Source PYQs testing this concept:</w:t>
-      </w:r>
-    </w:p>
-    <w:p>
-      <w:pPr>
-        <w:pStyle w:val="ListBullet"/>
-        <w:spacing w:after="40"/>
-      </w:pPr>
-      <w:r>
-        <w:rPr>
-          <w:b/>
-          <w:sz w:val="18"/>
-        </w:rPr>
-        <w:t xml:space="preserve">[2026 Shift] Q#2 (MCQ): </w:t>
-      </w:r>
-      <w:r>
-        <w:rPr>
-          <w:sz w:val="18"/>
-        </w:rPr>
-        <w:t xml:space="preserve">"If vec(a)=î+ĵ+k̂,vec(b)=ĵ-k̂ and vec(a) × vec(c)=vec(b),vec(a) · vec(c)=3 , then vec(c) i..."  </w:t>
-      </w:r>
-      <w:r>
-        <w:rPr>
-          <w:b/>
-          <w:color w:val="2B6CB0"/>
-          <w:sz w:val="18"/>
-        </w:rPr>
-        <w:t>[Ans: C]</w:t>
-      </w:r>
-    </w:p>
-    <w:p>
-      <w:pPr>
-        <w:pStyle w:val="ListBullet"/>
-        <w:spacing w:after="40"/>
-      </w:pPr>
-      <w:r>
-        <w:rPr>
-          <w:b/>
-          <w:sz w:val="18"/>
-        </w:rPr>
-        <w:t xml:space="preserve">[2024 Shift] Q#2 (MCQ): </w:t>
-      </w:r>
-      <w:r>
-        <w:rPr>
-          <w:sz w:val="18"/>
-        </w:rPr>
-        <w:t xml:space="preserve">"If a,b and c are three non-coplanar vectors and p,q and r are vectors defined by $p=\frac{a \times c}{[abc]},q=\frac{c \times a}{[ab..."  </w:t>
-      </w:r>
-      <w:r>
-        <w:rPr>
-          <w:b/>
-          <w:color w:val="2B6CB0"/>
-          <w:sz w:val="18"/>
-        </w:rPr>
-        <w:t>[Ans: N/A]</w:t>
-      </w:r>
-    </w:p>
-    <w:p>
-      <w:pPr>
-        <w:pStyle w:val="ListBullet"/>
-        <w:spacing w:after="40"/>
-      </w:pPr>
-      <w:r>
-        <w:rPr>
-          <w:b/>
-          <w:sz w:val="18"/>
-        </w:rPr>
-        <w:t xml:space="preserve">[2024 Shift] Q#3 (MCQ): </w:t>
-      </w:r>
-      <w:r>
-        <w:rPr>
-          <w:sz w:val="18"/>
-        </w:rPr>
-        <w:t xml:space="preserve">"The vectors AB=3î+4k̂ and AC=5î-2ĵ+4k̂ are the sides of a △ABC , The length of the median through A is..."  </w:t>
-      </w:r>
-      <w:r>
-        <w:rPr>
-          <w:b/>
-          <w:color w:val="2B6CB0"/>
-          <w:sz w:val="18"/>
-        </w:rPr>
-        <w:t>[Ans: N/A]</w:t>
-      </w:r>
-    </w:p>
-    <w:p>
-      <w:pPr>
-        <w:spacing w:after="120"/>
-      </w:pPr>
-    </w:p>
-    <w:p>
-      <w:pPr>
-        <w:pStyle w:val="Heading2"/>
-      </w:pPr>
-      <w:r>
-        <w:rPr>
-          <w:color w:val="2B6CB0"/>
-          <w:sz w:val="24"/>
-        </w:rPr>
-        <w:t>3.3 Cross Product &amp; Geometric Areas (Moderate Yield — 4 PYQs)</w:t>
-      </w:r>
-    </w:p>
-    <w:p>
-      <w:r>
-        <w:rPr>
-          <w:b/>
-          <w:sz w:val="20"/>
-        </w:rPr>
-        <w:t xml:space="preserve">Core Principle: </w:t>
-      </w:r>
-      <w:r>
-        <w:rPr>
-          <w:sz w:val="20"/>
-        </w:rPr>
-        <w:t>Vector cross product vec(a) × vec(b) = |vec(a)||vec(b)|sinθ \,n̂. Collinearity condition: vec(a) ∥ vec(b) \iff vec(a) × vec(b) = vec(0). Area of triangle with sides vec(a), vec(b) is (1 / 2)|vec(a) × vec(b)|; parallelogram area is |vec(a) × vec(b)|; parallelogram with diagonals vec(d)_1, vec(d)_2 is (1 / 2)|vec(d)_1 × vec(d)_2|.</w:t>
-      </w:r>
-    </w:p>
-    <w:tbl>
-      <w:tblPr>
-        <w:tblW w:type="auto" w:w="0"/>
-        <w:jc w:val="center"/>
-        <w:tblLook w:firstColumn="1" w:firstRow="1" w:lastColumn="0" w:lastRow="0" w:noHBand="0" w:noVBand="1" w:val="04A0"/>
-      </w:tblPr>
-      <w:tblGrid>
-        <w:gridCol w:w="10080"/>
-      </w:tblGrid>
-      <w:tr>
-        <w:tc>
-          <w:tcPr>
-            <w:tcW w:type="dxa" w:w="10080"/>
-            <w:shd w:fill="FFF5F5"/>
-            <w:tcMar>
-              <w:top w:w="100" w:type="dxa"/>
-              <w:bottom w:w="100" w:type="dxa"/>
-              <w:left w:w="150" w:type="dxa"/>
-              <w:right w:w="150" w:type="dxa"/>
-            </w:tcMar>
-          </w:tcPr>
-          <w:p>
-            <w:r>
-              <w:rPr>
-                <w:b/>
-                <w:color w:val="C53030"/>
-                <w:sz w:val="19"/>
-              </w:rPr>
-              <w:t xml:space="preserve">⚠️ Common Trap / JEE Pitfall: </w:t>
-            </w:r>
-            <w:r>
-              <w:rPr>
-                <w:color w:val="2D3748"/>
-                <w:sz w:val="19"/>
-              </w:rPr>
-              <w:t>1. Cross product is anti-commutative: vec(a) × vec(b) = -(vec(b) × vec(a)). 2. Lagrange's identity: |vec(a) × vec(b)|^2 = |vec(a)|^2 |vec(b)|^2 - (vec(a) · vec(b))^2.</w:t>
-            </w:r>
-          </w:p>
-        </w:tc>
-      </w:tr>
-    </w:tbl>
-    <w:tbl>
-      <w:tblPr>
-        <w:tblW w:type="auto" w:w="0"/>
-        <w:jc w:val="center"/>
-        <w:tblLook w:firstColumn="1" w:firstRow="1" w:lastColumn="0" w:lastRow="0" w:noHBand="0" w:noVBand="1" w:val="04A0"/>
-      </w:tblPr>
-      <w:tblGrid>
-        <w:gridCol w:w="10080"/>
-      </w:tblGrid>
-      <w:tr>
-        <w:tc>
-          <w:tcPr>
-            <w:tcW w:type="dxa" w:w="10080"/>
-            <w:shd w:fill="F0FFF4"/>
-            <w:tcMar>
-              <w:top w:w="100" w:type="dxa"/>
-              <w:bottom w:w="100" w:type="dxa"/>
-              <w:left w:w="150" w:type="dxa"/>
-              <w:right w:w="150" w:type="dxa"/>
-            </w:tcMar>
-          </w:tcPr>
-          <w:p>
-            <w:r>
-              <w:rPr>
-                <w:b/>
-                <w:color w:val="276749"/>
-                <w:sz w:val="19"/>
-              </w:rPr>
-              <w:t xml:space="preserve">💡 Speed Hack / Trick: </w:t>
-            </w:r>
-            <w:r>
-              <w:rPr>
-                <w:color w:val="2D3748"/>
-                <w:sz w:val="19"/>
-              </w:rPr>
-              <w:t>Area of a parallelogram given diagonal vectors vec(d)_1, vec(d)_2 is (1 / 2)|vec(d)_1 × vec(d)_2|, NOT |vec(d)_1 × vec(d)_2|!</w:t>
-            </w:r>
-          </w:p>
-        </w:tc>
-      </w:tr>
-    </w:tbl>
-    <w:p>
-      <w:pPr>
-        <w:spacing w:before="120" w:after="40"/>
-      </w:pPr>
-      <w:r>
-        <w:rPr>
-          <w:b/>
-          <w:color w:val="1A365D"/>
-          <w:sz w:val="19"/>
-        </w:rPr>
-        <w:t>Source PYQs testing this concept:</w:t>
-      </w:r>
-    </w:p>
-    <w:p>
-      <w:pPr>
-        <w:pStyle w:val="ListBullet"/>
-        <w:spacing w:after="40"/>
-      </w:pPr>
-      <w:r>
-        <w:rPr>
-          <w:b/>
-          <w:sz w:val="18"/>
-        </w:rPr>
-        <w:t xml:space="preserve">[2022 Shift] Q#1 (MCQ): </w:t>
-      </w:r>
-      <w:r>
-        <w:rPr>
-          <w:sz w:val="18"/>
-        </w:rPr>
-        <w:t xml:space="preserve">"If α=î-3ĵ,β=î+2ĵ-k̂ , then express β in the form β=β_(1)+β_(2) where β_(1)..."  </w:t>
-      </w:r>
-      <w:r>
-        <w:rPr>
-          <w:b/>
-          <w:color w:val="2B6CB0"/>
-          <w:sz w:val="18"/>
-        </w:rPr>
-        <w:t>[Ans: N/A]</w:t>
-      </w:r>
-    </w:p>
-    <w:p>
-      <w:pPr>
-        <w:pStyle w:val="ListBullet"/>
-        <w:spacing w:after="40"/>
-      </w:pPr>
-      <w:r>
-        <w:rPr>
-          <w:b/>
-          <w:sz w:val="18"/>
-        </w:rPr>
-        <w:t xml:space="preserve">[2021 Shift] Q#1 (MCQ): </w:t>
-      </w:r>
-      <w:r>
-        <w:rPr>
-          <w:sz w:val="18"/>
-        </w:rPr>
-        <w:t xml:space="preserve">"If the area of the parallelogram with a and b as two adjacent sides is 15 sq units, then the area of the parallelogram having 3a+2b an..."  </w:t>
-      </w:r>
-      <w:r>
-        <w:rPr>
-          <w:b/>
-          <w:color w:val="2B6CB0"/>
-          <w:sz w:val="18"/>
-        </w:rPr>
-        <w:t>[Ans: N/A]</w:t>
-      </w:r>
-    </w:p>
-    <w:p>
-      <w:pPr>
-        <w:pStyle w:val="ListBullet"/>
-        <w:spacing w:after="40"/>
-      </w:pPr>
-      <w:r>
-        <w:rPr>
-          <w:b/>
-          <w:sz w:val="18"/>
-        </w:rPr>
-        <w:t xml:space="preserve">[2021 Shift] Q#3 (MCQ): </w:t>
-      </w:r>
-      <w:r>
-        <w:rPr>
-          <w:sz w:val="18"/>
-        </w:rPr>
-        <w:t xml:space="preserve">"The diagonals of a parallelogram are the vectors 3î+6ĵ-2k̂ . and -î-2ĵ-8k̂ . Then the length of the sh..."  </w:t>
-      </w:r>
-      <w:r>
-        <w:rPr>
-          <w:b/>
-          <w:color w:val="2B6CB0"/>
-          <w:sz w:val="18"/>
-        </w:rPr>
-        <w:t>[Ans: N/A]</w:t>
-      </w:r>
-    </w:p>
-    <w:p>
-      <w:pPr>
-        <w:spacing w:after="120"/>
-      </w:pPr>
-    </w:p>
-    <w:p>
-      <w:pPr>
-        <w:pStyle w:val="Heading2"/>
-      </w:pPr>
-      <w:r>
-        <w:rPr>
-          <w:color w:val="2B6CB0"/>
-          <w:sz w:val="24"/>
-        </w:rPr>
-        <w:t>3.4 Vector Triple Product &amp; Lagrange Identity (Moderate Yield — 3 PYQs)</w:t>
-      </w:r>
-    </w:p>
-    <w:p>
-      <w:r>
-        <w:rPr>
-          <w:b/>
-          <w:sz w:val="20"/>
-        </w:rPr>
-        <w:t xml:space="preserve">Core Principle: </w:t>
-      </w:r>
-      <w:r>
-        <w:rPr>
-          <w:sz w:val="20"/>
-        </w:rPr>
-        <w:t>Vector triple product expands via the BAC-CAB identity: vec(a) × (vec(b) × vec(c)) = (vec(a) · vec(c))vec(b) - (vec(a) · vec(b))vec(c). It lies in the plane of vec(b) and vec(c), perpendicular to vec(a).</w:t>
-      </w:r>
-    </w:p>
-    <w:tbl>
-      <w:tblPr>
-        <w:tblW w:type="auto" w:w="0"/>
-        <w:jc w:val="center"/>
-        <w:tblLook w:firstColumn="1" w:firstRow="1" w:lastColumn="0" w:lastRow="0" w:noHBand="0" w:noVBand="1" w:val="04A0"/>
-      </w:tblPr>
-      <w:tblGrid>
-        <w:gridCol w:w="10080"/>
-      </w:tblGrid>
-      <w:tr>
-        <w:tc>
-          <w:tcPr>
-            <w:tcW w:type="dxa" w:w="10080"/>
-            <w:shd w:fill="FFF5F5"/>
-            <w:tcMar>
-              <w:top w:w="100" w:type="dxa"/>
-              <w:bottom w:w="100" w:type="dxa"/>
-              <w:left w:w="150" w:type="dxa"/>
-              <w:right w:w="150" w:type="dxa"/>
-            </w:tcMar>
-          </w:tcPr>
-          <w:p>
-            <w:r>
-              <w:rPr>
-                <w:b/>
-                <w:color w:val="C53030"/>
-                <w:sz w:val="19"/>
-              </w:rPr>
-              <w:t xml:space="preserve">⚠️ Common Trap / JEE Pitfall: </w:t>
-            </w:r>
-            <w:r>
-              <w:rPr>
-                <w:color w:val="2D3748"/>
-                <w:sz w:val="19"/>
-              </w:rPr>
-              <w:t>Vector triple product is non-associative: vec(a) × (vec(b) × vec(c)) ≠ (vec(a) × vec(b)) × vec(c). Notice that (vec(a) × vec(b)) × vec(c) = (vec(a) · vec(c))vec(b) - (vec(b) · vec(c))vec(a).</w:t>
-            </w:r>
-          </w:p>
-        </w:tc>
-      </w:tr>
-    </w:tbl>
-    <w:tbl>
-      <w:tblPr>
-        <w:tblW w:type="auto" w:w="0"/>
-        <w:jc w:val="center"/>
-        <w:tblLook w:firstColumn="1" w:firstRow="1" w:lastColumn="0" w:lastRow="0" w:noHBand="0" w:noVBand="1" w:val="04A0"/>
-      </w:tblPr>
-      <w:tblGrid>
-        <w:gridCol w:w="10080"/>
-      </w:tblGrid>
-      <w:tr>
-        <w:tc>
-          <w:tcPr>
-            <w:tcW w:type="dxa" w:w="10080"/>
-            <w:shd w:fill="F0FFF4"/>
-            <w:tcMar>
-              <w:top w:w="100" w:type="dxa"/>
-              <w:bottom w:w="100" w:type="dxa"/>
-              <w:left w:w="150" w:type="dxa"/>
-              <w:right w:w="150" w:type="dxa"/>
-            </w:tcMar>
-          </w:tcPr>
-          <w:p>
-            <w:r>
-              <w:rPr>
-                <w:b/>
-                <w:color w:val="276749"/>
-                <w:sz w:val="19"/>
-              </w:rPr>
-              <w:t xml:space="preserve">💡 Speed Hack / Trick: </w:t>
-            </w:r>
-            <w:r>
-              <w:rPr>
-                <w:color w:val="2D3748"/>
-                <w:sz w:val="19"/>
-              </w:rPr>
-              <w:t>Mnemonic: 'BAC minus CAB' — dot product of outer vectors multiplied by inner vector, minus dot product of first two multiplied by the third.</w:t>
-            </w:r>
-          </w:p>
-        </w:tc>
-      </w:tr>
-    </w:tbl>
-    <w:p>
-      <w:pPr>
-        <w:spacing w:before="120" w:after="40"/>
-      </w:pPr>
-      <w:r>
-        <w:rPr>
-          <w:b/>
-          <w:color w:val="1A365D"/>
-          <w:sz w:val="19"/>
-        </w:rPr>
-        <w:t>Source PYQs testing this concept:</w:t>
-      </w:r>
-    </w:p>
-    <w:p>
-      <w:pPr>
-        <w:pStyle w:val="ListBullet"/>
-        <w:spacing w:after="40"/>
-      </w:pPr>
-      <w:r>
-        <w:rPr>
-          <w:b/>
-          <w:sz w:val="18"/>
-        </w:rPr>
-        <w:t xml:space="preserve">[2023 Shift] Q#2 (MCQ): </w:t>
-      </w:r>
-      <w:r>
-        <w:rPr>
-          <w:sz w:val="18"/>
-        </w:rPr>
-        <w:t xml:space="preserve">"The component of î in the direction of the vector î+ĵ+2k̂ is..."  </w:t>
-      </w:r>
-      <w:r>
-        <w:rPr>
-          <w:b/>
-          <w:color w:val="2B6CB0"/>
-          <w:sz w:val="18"/>
-        </w:rPr>
-        <w:t>[Ans: N/A]</w:t>
-      </w:r>
-    </w:p>
-    <w:p>
-      <w:pPr>
-        <w:pStyle w:val="ListBullet"/>
-        <w:spacing w:after="40"/>
-      </w:pPr>
-      <w:r>
-        <w:rPr>
-          <w:b/>
-          <w:sz w:val="18"/>
-        </w:rPr>
-        <w:t xml:space="preserve">[2022 Shift] Q#4 (MCQ): </w:t>
-      </w:r>
-      <w:r>
-        <w:rPr>
-          <w:sz w:val="18"/>
-        </w:rPr>
-        <w:t xml:space="preserve">"If |a × b|^2+|a · b|^2=36 and |a|=3 , then |a| is equal to..."  </w:t>
-      </w:r>
-      <w:r>
-        <w:rPr>
-          <w:b/>
-          <w:color w:val="2B6CB0"/>
-          <w:sz w:val="18"/>
-        </w:rPr>
-        <w:t>[Ans: D]</w:t>
-      </w:r>
-    </w:p>
-    <w:p>
-      <w:pPr>
-        <w:pStyle w:val="ListBullet"/>
-        <w:spacing w:after="40"/>
-      </w:pPr>
-      <w:r>
-        <w:rPr>
-          <w:b/>
-          <w:sz w:val="18"/>
-        </w:rPr>
-        <w:t xml:space="preserve">[2019 Shift] Q#4 (MCQ): </w:t>
-      </w:r>
-      <w:r>
-        <w:rPr>
-          <w:sz w:val="18"/>
-        </w:rPr>
-        <w:t xml:space="preserve">"A unit vector perpendicular to the plane containing the vector î+2ĵ+k̂ and -2î+ĵ+3k̂ is..."  </w:t>
-      </w:r>
-      <w:r>
-        <w:rPr>
-          <w:b/>
-          <w:color w:val="2B6CB0"/>
-          <w:sz w:val="18"/>
-        </w:rPr>
-        <w:t>[Ans: N/A]</w:t>
-      </w:r>
-    </w:p>
-    <w:p>
-      <w:pPr>
-        <w:spacing w:after="120"/>
-      </w:pPr>
-    </w:p>
-    <w:p>
-      <w:pPr>
-        <w:pStyle w:val="Heading2"/>
-      </w:pPr>
-      <w:r>
-        <w:rPr>
-          <w:color w:val="2B6CB0"/>
-          <w:sz w:val="24"/>
-        </w:rPr>
-        <w:t>3.5 Linear Combination &amp; Vector Equations (Standard Yield — 0 PYQs)</w:t>
-      </w:r>
-    </w:p>
-    <w:p>
-      <w:r>
-        <w:rPr>
-          <w:b/>
-          <w:sz w:val="20"/>
-        </w:rPr>
-        <w:t xml:space="preserve">Core Principle: </w:t>
-      </w:r>
-      <w:r>
-        <w:rPr>
-          <w:sz w:val="20"/>
-        </w:rPr>
-        <w:t>Solving vector equations like vec(r) × vec(a) = vec(b) and vec(r) · vec(c) = d. Express vec(r) as a linear basis expansion vec(r) = xvec(a) + yvec(b) + z(vec(a) × vec(b)) or take vector cross/dot products with known vectors on both sides.</w:t>
-      </w:r>
-    </w:p>
-    <w:tbl>
-      <w:tblPr>
-        <w:tblW w:type="auto" w:w="0"/>
-        <w:jc w:val="center"/>
-        <w:tblLook w:firstColumn="1" w:firstRow="1" w:lastColumn="0" w:lastRow="0" w:noHBand="0" w:noVBand="1" w:val="04A0"/>
-      </w:tblPr>
-      <w:tblGrid>
-        <w:gridCol w:w="10080"/>
-      </w:tblGrid>
-      <w:tr>
-        <w:tc>
-          <w:tcPr>
-            <w:tcW w:type="dxa" w:w="10080"/>
-            <w:shd w:fill="FFF5F5"/>
-            <w:tcMar>
-              <w:top w:w="100" w:type="dxa"/>
-              <w:bottom w:w="100" w:type="dxa"/>
-              <w:left w:w="150" w:type="dxa"/>
-              <w:right w:w="150" w:type="dxa"/>
-            </w:tcMar>
-          </w:tcPr>
-          <w:p>
-            <w:r>
-              <w:rPr>
-                <w:b/>
-                <w:color w:val="C53030"/>
-                <w:sz w:val="19"/>
-              </w:rPr>
-              <w:t xml:space="preserve">⚠️ Common Trap / JEE Pitfall: </w:t>
-            </w:r>
-            <w:r>
-              <w:rPr>
-                <w:color w:val="2D3748"/>
-                <w:sz w:val="19"/>
-              </w:rPr>
-              <w:t>When vec(r) × vec(a) = vec(b), note that vec(b) ⊥ vec(a) (so vec(a) · vec(b) = 0). The general solution is vec(r) = λ vec(a) + \fracvec(a) × vec(b)|vec(a)|^2.</w:t>
-            </w:r>
-          </w:p>
-        </w:tc>
-      </w:tr>
-    </w:tbl>
-    <w:tbl>
-      <w:tblPr>
-        <w:tblW w:type="auto" w:w="0"/>
-        <w:jc w:val="center"/>
-        <w:tblLook w:firstColumn="1" w:firstRow="1" w:lastColumn="0" w:lastRow="0" w:noHBand="0" w:noVBand="1" w:val="04A0"/>
-      </w:tblPr>
-      <w:tblGrid>
-        <w:gridCol w:w="10080"/>
-      </w:tblGrid>
-      <w:tr>
-        <w:tc>
-          <w:tcPr>
-            <w:tcW w:type="dxa" w:w="10080"/>
-            <w:shd w:fill="F0FFF4"/>
-            <w:tcMar>
-              <w:top w:w="100" w:type="dxa"/>
-              <w:bottom w:w="100" w:type="dxa"/>
-              <w:left w:w="150" w:type="dxa"/>
-              <w:right w:w="150" w:type="dxa"/>
-            </w:tcMar>
-          </w:tcPr>
-          <w:p>
-            <w:r>
-              <w:rPr>
-                <w:b/>
-                <w:color w:val="276749"/>
-                <w:sz w:val="19"/>
-              </w:rPr>
-              <w:t xml:space="preserve">💡 Speed Hack / Trick: </w:t>
-            </w:r>
-            <w:r>
-              <w:rPr>
-                <w:color w:val="2D3748"/>
-                <w:sz w:val="19"/>
-              </w:rPr>
-              <w:t>If vec(r) × vec(a) = vec(b), taking the cross product with vec(a) gives vec(a) × (vec(r) × vec(a)) = vec(a) × vec(b), decoupling vec(r) directly.</w:t>
+              <w:t>Lagrange's Identity: |vec(a) × vec(b)|^2 + (vec(a) · vec(b))^2 = |vec(a)|^2 |vec(b)|^2. Useful for instant evaluation in KCET.</w:t>
             </w:r>
           </w:p>
         </w:tc>
@@ -2050,133 +553,6 @@
     </w:p>
     <w:p>
       <w:pPr>
-        <w:spacing w:after="120"/>
-      </w:pPr>
-    </w:p>
-    <w:p>
-      <w:pPr>
-        <w:pStyle w:val="Heading2"/>
-      </w:pPr>
-      <w:r>
-        <w:rPr>
-          <w:color w:val="2B6CB0"/>
-          <w:sz w:val="24"/>
-        </w:rPr>
-        <w:t>3.6 Section Formula, Collinearity &amp; Centroids (Standard Yield — 0 PYQs)</w:t>
-      </w:r>
-    </w:p>
-    <w:p>
-      <w:r>
-        <w:rPr>
-          <w:b/>
-          <w:sz w:val="20"/>
-        </w:rPr>
-        <w:t xml:space="preserve">Core Principle: </w:t>
-      </w:r>
-      <w:r>
-        <w:rPr>
-          <w:sz w:val="20"/>
-        </w:rPr>
-        <w:t>Section formula for point dividing line segment in ratio m:n: vec(r) = \fracmvec(b) + nvec(a)m + n (internal) and vec(r) = \fracmvec(b) - nvec(a)m - n (external). Centroid of triangle vec(G) = \fracvec(a) + vec(b) + vec(c)3. Three points are collinear if vec(AB) = λ vec(BC).</w:t>
-      </w:r>
-    </w:p>
-    <w:tbl>
-      <w:tblPr>
-        <w:tblW w:type="auto" w:w="0"/>
-        <w:jc w:val="center"/>
-        <w:tblLook w:firstColumn="1" w:firstRow="1" w:lastColumn="0" w:lastRow="0" w:noHBand="0" w:noVBand="1" w:val="04A0"/>
-      </w:tblPr>
-      <w:tblGrid>
-        <w:gridCol w:w="10080"/>
-      </w:tblGrid>
-      <w:tr>
-        <w:tc>
-          <w:tcPr>
-            <w:tcW w:type="dxa" w:w="10080"/>
-            <w:shd w:fill="FFF5F5"/>
-            <w:tcMar>
-              <w:top w:w="100" w:type="dxa"/>
-              <w:bottom w:w="100" w:type="dxa"/>
-              <w:left w:w="150" w:type="dxa"/>
-              <w:right w:w="150" w:type="dxa"/>
-            </w:tcMar>
-          </w:tcPr>
-          <w:p>
-            <w:r>
-              <w:rPr>
-                <w:b/>
-                <w:color w:val="C53030"/>
-                <w:sz w:val="19"/>
-              </w:rPr>
-              <w:t xml:space="preserve">⚠️ Common Trap / JEE Pitfall: </w:t>
-            </w:r>
-            <w:r>
-              <w:rPr>
-                <w:color w:val="2D3748"/>
-                <w:sz w:val="19"/>
-              </w:rPr>
-              <w:t>Collinear vectors can be antiparallel (negative scalar λ). External division formula carries an explicit minus sign in numerator and denominator: \fracmvec(b) - nvec(a)m - n.</w:t>
-            </w:r>
-          </w:p>
-        </w:tc>
-      </w:tr>
-    </w:tbl>
-    <w:tbl>
-      <w:tblPr>
-        <w:tblW w:type="auto" w:w="0"/>
-        <w:jc w:val="center"/>
-        <w:tblLook w:firstColumn="1" w:firstRow="1" w:lastColumn="0" w:lastRow="0" w:noHBand="0" w:noVBand="1" w:val="04A0"/>
-      </w:tblPr>
-      <w:tblGrid>
-        <w:gridCol w:w="10080"/>
-      </w:tblGrid>
-      <w:tr>
-        <w:tc>
-          <w:tcPr>
-            <w:tcW w:type="dxa" w:w="10080"/>
-            <w:shd w:fill="F0FFF4"/>
-            <w:tcMar>
-              <w:top w:w="100" w:type="dxa"/>
-              <w:bottom w:w="100" w:type="dxa"/>
-              <w:left w:w="150" w:type="dxa"/>
-              <w:right w:w="150" w:type="dxa"/>
-            </w:tcMar>
-          </w:tcPr>
-          <w:p>
-            <w:r>
-              <w:rPr>
-                <w:b/>
-                <w:color w:val="276749"/>
-                <w:sz w:val="19"/>
-              </w:rPr>
-              <w:t xml:space="preserve">💡 Speed Hack / Trick: </w:t>
-            </w:r>
-            <w:r>
-              <w:rPr>
-                <w:color w:val="2D3748"/>
-                <w:sz w:val="19"/>
-              </w:rPr>
-              <w:t>In a tetrahedron with vertices vec(a), vec(b), vec(c), vec(d), the centroid is vec(G) = \fracvec(a) + vec(b) + vec(c) + vec(d)4.</w:t>
-            </w:r>
-          </w:p>
-        </w:tc>
-      </w:tr>
-    </w:tbl>
-    <w:p>
-      <w:pPr>
-        <w:spacing w:before="120" w:after="40"/>
-      </w:pPr>
-      <w:r>
-        <w:rPr>
-          <w:b/>
-          <w:color w:val="1A365D"/>
-          <w:sz w:val="19"/>
-        </w:rPr>
-        <w:t>Source PYQs testing this concept:</w:t>
-      </w:r>
-    </w:p>
-    <w:p>
-      <w:pPr>
         <w:pStyle w:val="ListBullet"/>
         <w:spacing w:after="40"/>
       </w:pPr>
@@ -2185,13 +561,13 @@
           <w:b/>
           <w:sz w:val="18"/>
         </w:rPr>
-        <w:t xml:space="preserve">[2026 Shift] Q#1 (MCQ): </w:t>
+        <w:t xml:space="preserve">[2026 Shift] Q#3 (MCQ): </w:t>
       </w:r>
       <w:r>
         <w:rPr>
           <w:sz w:val="18"/>
         </w:rPr>
-        <w:t xml:space="preserve">"The value of λ for which the vectors vec(a)=2î+\lambdaĵ+k̂ and vec(b)=î+2ĵ+3k̂ are orthogona..."  </w:t>
+        <w:t xml:space="preserve">"If vec(a)=2î+2ĵ-k̂,vec(b)=\alphaî+\betaĵ+2k̂ and |vec(a)+vec(b)|=|vec(a)-vec(b)| , then $\alpha+..."  </w:t>
       </w:r>
       <w:r>
         <w:rPr>
@@ -2199,34 +575,7 @@
           <w:color w:val="2B6CB0"/>
           <w:sz w:val="18"/>
         </w:rPr>
-        <w:t>[Ans: B]</w:t>
-      </w:r>
-    </w:p>
-    <w:p>
-      <w:pPr>
-        <w:pStyle w:val="ListBullet"/>
-        <w:spacing w:after="40"/>
-      </w:pPr>
-      <w:r>
-        <w:rPr>
-          <w:b/>
-          <w:sz w:val="18"/>
-        </w:rPr>
-        <w:t xml:space="preserve">[2026 Shift] Q#2 (MCQ): </w:t>
-      </w:r>
-      <w:r>
-        <w:rPr>
-          <w:sz w:val="18"/>
-        </w:rPr>
-        <w:t xml:space="preserve">"If vec(a)=î+ĵ+k̂,vec(b)=ĵ-k̂ and vec(a) × vec(c)=vec(b),vec(a) · vec(c)=3 , then vec(c) i..."  </w:t>
-      </w:r>
-      <w:r>
-        <w:rPr>
-          <w:b/>
-          <w:color w:val="2B6CB0"/>
-          <w:sz w:val="18"/>
-        </w:rPr>
-        <w:t>[Ans: C]</w:t>
+        <w:t>[Ans: D]</w:t>
       </w:r>
     </w:p>
     <w:p>
@@ -2359,371 +708,6 @@
               <w:t>Solution Analysis:</w:t>
               <w:br/>
               <w:t>For two vectors to be orthogonal, their dot product must be zero. Given, vec(a)=2î+\lambdaĵ+k̂ and vec(b)=î+2ĵ+3k̂ Now, vec(a) · vec(b)=2(1)+λ(2)+1(3) =2+2λ+3 =5+2λ Since the vectors are orthogonal, 5+2λ=0 2λ=-5 λ=(-5 / 2) So, the correct option is Option B(-5 / 2)</w:t>
-            </w:r>
-          </w:p>
-        </w:tc>
-      </w:tr>
-    </w:tbl>
-    <w:p>
-      <w:pPr>
-        <w:spacing w:after="120"/>
-      </w:pPr>
-    </w:p>
-    <w:p>
-      <w:pPr>
-        <w:spacing w:before="160" w:after="40"/>
-      </w:pPr>
-      <w:r>
-        <w:rPr>
-          <w:b/>
-          <w:color w:val="1A365D"/>
-          <w:sz w:val="22"/>
-        </w:rPr>
-        <w:t>Benchmark Problem 2: KCET 2026 (Q#2)</w:t>
-      </w:r>
-    </w:p>
-    <w:p>
-      <w:pPr>
-        <w:spacing w:after="80"/>
-      </w:pPr>
-      <w:r>
-        <w:rPr>
-          <w:sz w:val="20"/>
-        </w:rPr>
-        <w:t>If vec(a)=î+ĵ+k̂,vec(b)=ĵ-k̂ and vec(a) × vec(c)=vec(b),vec(a) · vec(c)=3 , then vec(c) is</w:t>
-      </w:r>
-    </w:p>
-    <w:p>
-      <w:pPr>
-        <w:pStyle w:val="ListBullet"/>
-        <w:spacing w:after="20"/>
-      </w:pPr>
-      <w:r>
-        <w:rPr>
-          <w:sz w:val="19"/>
-        </w:rPr>
-        <w:t>(A) (5 / 3)î-(2 / 3)ĵ+(2 / 3)k̂</w:t>
-      </w:r>
-    </w:p>
-    <w:p>
-      <w:pPr>
-        <w:pStyle w:val="ListBullet"/>
-        <w:spacing w:after="20"/>
-      </w:pPr>
-      <w:r>
-        <w:rPr>
-          <w:sz w:val="19"/>
-        </w:rPr>
-        <w:t>(B) (5 / 3)î+(2 / 3)ĵ-(2 / 3)k̂</w:t>
-      </w:r>
-    </w:p>
-    <w:p>
-      <w:pPr>
-        <w:pStyle w:val="ListBullet"/>
-        <w:spacing w:after="20"/>
-      </w:pPr>
-      <w:r>
-        <w:rPr>
-          <w:b/>
-          <w:color w:val="276749"/>
-          <w:sz w:val="19"/>
-        </w:rPr>
-        <w:t>(C) (5 / 3)î+(2 / 3)ĵ+(2 / 3)k̂</w:t>
-      </w:r>
-    </w:p>
-    <w:p>
-      <w:pPr>
-        <w:pStyle w:val="ListBullet"/>
-        <w:spacing w:after="20"/>
-      </w:pPr>
-      <w:r>
-        <w:rPr>
-          <w:sz w:val="19"/>
-        </w:rPr>
-        <w:t>(D) -(5 / 3)î+(2 / 3)ĵ+(2 / 3)k̂</w:t>
-      </w:r>
-    </w:p>
-    <w:tbl>
-      <w:tblPr>
-        <w:tblW w:type="auto" w:w="0"/>
-        <w:jc w:val="center"/>
-        <w:tblLook w:firstColumn="1" w:firstRow="1" w:lastColumn="0" w:lastRow="0" w:noHBand="0" w:noVBand="1" w:val="04A0"/>
-      </w:tblPr>
-      <w:tblGrid>
-        <w:gridCol w:w="10080"/>
-      </w:tblGrid>
-      <w:tr>
-        <w:tc>
-          <w:tcPr>
-            <w:tcW w:type="dxa" w:w="10080"/>
-            <w:shd w:fill="F7FAFC"/>
-            <w:tcMar>
-              <w:top w:w="100" w:type="dxa"/>
-              <w:bottom w:w="100" w:type="dxa"/>
-              <w:left w:w="150" w:type="dxa"/>
-              <w:right w:w="150" w:type="dxa"/>
-            </w:tcMar>
-          </w:tcPr>
-          <w:p>
-            <w:r>
-              <w:rPr>
-                <w:b/>
-                <w:color w:val="1A365D"/>
-                <w:sz w:val="19"/>
-              </w:rPr>
-              <w:t>Correct Answer: C</w:t>
-              <w:br/>
-            </w:r>
-            <w:r>
-              <w:rPr>
-                <w:color w:val="2D3748"/>
-                <w:sz w:val="18"/>
-              </w:rPr>
-              <w:t>Solution Analysis:</w:t>
-              <w:br/>
-              <w:t>Let vec(c)=xî+yĵ+zk̂ Given, vec(a)=î+ĵ+k̂ Now, vec(a) × vec(c)=| î ĵ k̂ 1 1 1 x y z | Expanding, vec(a) × vec(c)=(z-y)î+(x-z)ĵ+(y-x)k̂ But it is given that vec(a) × vec(c)=vec(b) and vec(b)=ĵ-k̂ So, (z-y)î+(x-z)ĵ+(y-x)k̂=0î+1ĵ-1k̂ Comparing coefficients, z-y=0 x-z=1 y-x=-1 From z-y=0 , z=y Also, using x-z=1 and z=y , x-y=1 Now given, vec(a) · vec(c)=3 So, (î+ĵ+k̂) · (xî+yĵ+zk̂)=3 Hence, x+y+z=3 Since z=y , x+2y=3 Also, x-y=1 So, x=y+1 Substitute in x+2y=3 : y+1+2y=3 3y=2 y=(2 / 3) Thus, z=(2 / 3) and x=y+1=(2 / 3)+1=(5 / 3) So, vec(c)=(5 / 3)î+(2 / 3)ĵ+(2 / 3)k̂ Hence, the correct option is Option C.</w:t>
-            </w:r>
-          </w:p>
-        </w:tc>
-      </w:tr>
-    </w:tbl>
-    <w:p>
-      <w:pPr>
-        <w:spacing w:after="120"/>
-      </w:pPr>
-    </w:p>
-    <w:p>
-      <w:pPr>
-        <w:spacing w:before="160" w:after="40"/>
-      </w:pPr>
-      <w:r>
-        <w:rPr>
-          <w:b/>
-          <w:color w:val="1A365D"/>
-          <w:sz w:val="22"/>
-        </w:rPr>
-        <w:t>Benchmark Problem 3: KCET 2023 (Q#2)</w:t>
-      </w:r>
-    </w:p>
-    <w:p>
-      <w:pPr>
-        <w:spacing w:after="80"/>
-      </w:pPr>
-      <w:r>
-        <w:rPr>
-          <w:sz w:val="20"/>
-        </w:rPr>
-        <w:t>The component of î in the direction of the vector î+ĵ+2k̂ is</w:t>
-      </w:r>
-    </w:p>
-    <w:p>
-      <w:pPr>
-        <w:pStyle w:val="ListBullet"/>
-        <w:spacing w:after="20"/>
-      </w:pPr>
-      <w:r>
-        <w:rPr>
-          <w:sz w:val="19"/>
-        </w:rPr>
-        <w:t>(A) 6</w:t>
-      </w:r>
-    </w:p>
-    <w:p>
-      <w:pPr>
-        <w:pStyle w:val="ListBullet"/>
-        <w:spacing w:after="20"/>
-      </w:pPr>
-      <w:r>
-        <w:rPr>
-          <w:sz w:val="19"/>
-        </w:rPr>
-        <w:t>(B) 6√(6)</w:t>
-      </w:r>
-    </w:p>
-    <w:p>
-      <w:pPr>
-        <w:pStyle w:val="ListBullet"/>
-        <w:spacing w:after="20"/>
-      </w:pPr>
-      <w:r>
-        <w:rPr>
-          <w:sz w:val="19"/>
-        </w:rPr>
-        <w:t>(C) \frac√(6)6</w:t>
-      </w:r>
-    </w:p>
-    <w:p>
-      <w:pPr>
-        <w:pStyle w:val="ListBullet"/>
-        <w:spacing w:after="20"/>
-      </w:pPr>
-      <w:r>
-        <w:rPr>
-          <w:sz w:val="19"/>
-        </w:rPr>
-        <w:t>(D) √(6)</w:t>
-      </w:r>
-    </w:p>
-    <w:tbl>
-      <w:tblPr>
-        <w:tblW w:type="auto" w:w="0"/>
-        <w:jc w:val="center"/>
-        <w:tblLook w:firstColumn="1" w:firstRow="1" w:lastColumn="0" w:lastRow="0" w:noHBand="0" w:noVBand="1" w:val="04A0"/>
-      </w:tblPr>
-      <w:tblGrid>
-        <w:gridCol w:w="10080"/>
-      </w:tblGrid>
-      <w:tr>
-        <w:tc>
-          <w:tcPr>
-            <w:tcW w:type="dxa" w:w="10080"/>
-            <w:shd w:fill="F7FAFC"/>
-            <w:tcMar>
-              <w:top w:w="100" w:type="dxa"/>
-              <w:bottom w:w="100" w:type="dxa"/>
-              <w:left w:w="150" w:type="dxa"/>
-              <w:right w:w="150" w:type="dxa"/>
-            </w:tcMar>
-          </w:tcPr>
-          <w:p>
-            <w:r>
-              <w:rPr>
-                <w:b/>
-                <w:color w:val="1A365D"/>
-                <w:sz w:val="19"/>
-              </w:rPr>
-              <w:t>Correct Answer: None</w:t>
-              <w:br/>
-            </w:r>
-            <w:r>
-              <w:rPr>
-                <w:color w:val="2D3748"/>
-                <w:sz w:val="18"/>
-              </w:rPr>
-              <w:t>Solution Analysis:</w:t>
-              <w:br/>
-              <w:t>We know that component of a in the direction of b is \frac|a · b||b|^2 Let b=î+ĵ+2k̂ and a=î Then, we have |a · b|=l and |b|=√(6) Now, the component of i in the direction î+ĵ+2k̂ is \frac1√(6)=\frac√(6)6</w:t>
-            </w:r>
-          </w:p>
-        </w:tc>
-      </w:tr>
-    </w:tbl>
-    <w:p>
-      <w:pPr>
-        <w:spacing w:after="120"/>
-      </w:pPr>
-    </w:p>
-    <w:p>
-      <w:pPr>
-        <w:spacing w:before="160" w:after="40"/>
-      </w:pPr>
-      <w:r>
-        <w:rPr>
-          <w:b/>
-          <w:color w:val="1A365D"/>
-          <w:sz w:val="22"/>
-        </w:rPr>
-        <w:t>Benchmark Problem 4: KCET 2022 (Q#1)</w:t>
-      </w:r>
-    </w:p>
-    <w:p>
-      <w:pPr>
-        <w:spacing w:after="80"/>
-      </w:pPr>
-      <w:r>
-        <w:rPr>
-          <w:sz w:val="20"/>
-        </w:rPr>
-        <w:t>If α=î-3ĵ,β=î+2ĵ-k̂ , then express β in the form β=β_(1)+β_(2) where β_(1) is parallel to α and β_(2) is perpendicular to α , then β_(1) is given by</w:t>
-      </w:r>
-    </w:p>
-    <w:p>
-      <w:pPr>
-        <w:pStyle w:val="ListBullet"/>
-        <w:spacing w:after="20"/>
-      </w:pPr>
-      <w:r>
-        <w:rPr>
-          <w:sz w:val="19"/>
-        </w:rPr>
-        <w:t>(A) (-1 / 2)î+(3 / 2)ĵ</w:t>
-      </w:r>
-    </w:p>
-    <w:p>
-      <w:pPr>
-        <w:pStyle w:val="ListBullet"/>
-        <w:spacing w:after="20"/>
-      </w:pPr>
-      <w:r>
-        <w:rPr>
-          <w:sz w:val="19"/>
-        </w:rPr>
-        <w:t>(B) (5 / 8)(î+3ĵ)</w:t>
-      </w:r>
-    </w:p>
-    <w:p>
-      <w:pPr>
-        <w:pStyle w:val="ListBullet"/>
-        <w:spacing w:after="20"/>
-      </w:pPr>
-      <w:r>
-        <w:rPr>
-          <w:sz w:val="19"/>
-        </w:rPr>
-        <w:t>(C) î-3ĵ</w:t>
-      </w:r>
-    </w:p>
-    <w:p>
-      <w:pPr>
-        <w:pStyle w:val="ListBullet"/>
-        <w:spacing w:after="20"/>
-      </w:pPr>
-      <w:r>
-        <w:rPr>
-          <w:sz w:val="19"/>
-        </w:rPr>
-        <w:t>(D) î+3ĵ</w:t>
-      </w:r>
-    </w:p>
-    <w:tbl>
-      <w:tblPr>
-        <w:tblW w:type="auto" w:w="0"/>
-        <w:jc w:val="center"/>
-        <w:tblLook w:firstColumn="1" w:firstRow="1" w:lastColumn="0" w:lastRow="0" w:noHBand="0" w:noVBand="1" w:val="04A0"/>
-      </w:tblPr>
-      <w:tblGrid>
-        <w:gridCol w:w="10080"/>
-      </w:tblGrid>
-      <w:tr>
-        <w:tc>
-          <w:tcPr>
-            <w:tcW w:type="dxa" w:w="10080"/>
-            <w:shd w:fill="F7FAFC"/>
-            <w:tcMar>
-              <w:top w:w="100" w:type="dxa"/>
-              <w:bottom w:w="100" w:type="dxa"/>
-              <w:left w:w="150" w:type="dxa"/>
-              <w:right w:w="150" w:type="dxa"/>
-            </w:tcMar>
-          </w:tcPr>
-          <w:p>
-            <w:r>
-              <w:rPr>
-                <w:b/>
-                <w:color w:val="1A365D"/>
-                <w:sz w:val="19"/>
-              </w:rPr>
-              <w:t>Correct Answer: None</w:t>
-              <w:br/>
-            </w:r>
-            <w:r>
-              <w:rPr>
-                <w:color w:val="2D3748"/>
-                <w:sz w:val="18"/>
-              </w:rPr>
-              <w:t>Solution Analysis:</w:t>
-              <w:br/>
-              <w:t>Given α=î-3ĵ,𝜷=î+2ĵ-k̂ β=β_(1)+β_(2) β_(1) is parallel to α ⇒ β_(1) =λα ⇒ β_(1)=\lambdaî-3\lambdaĵ ⇒ Also,β =β_(1)+β_(2) β_(2) =β-β_(1)=(î+2ĵ-k̂)-(\lambdaî-3\lambdaĵ) β_(2) =(1-λ)î+(2-3λ)ĵ-k̂ It is given β_(2) is perpendicular to α . left ∴(1-λ)(1)+(2+3 λ)(-3)+(-1)(0)=0 ⇒ 1-λ-6-9 λ+0=0 ⇒ -5-10 λ=0 ⇒ λ=-(1 / 2) β_1=(-1 / 2) î+(3 / 2) ĵ</w:t>
             </w:r>
           </w:p>
         </w:tc>
